--- a/Symulator_Nozownika/Docs/Dokumentacja_Symulator_Nozownika.docx
+++ b/Symulator_Nozownika/Docs/Dokumentacja_Symulator_Nozownika.docx
@@ -63,38 +63,20 @@
           <w:sz w:val="26"/>
           <w:szCs w:val="26"/>
         </w:rPr>
-        <w:t xml:space="preserve">Piotr </w:t>
-      </w:r>
-      <w:proofErr w:type="spellStart"/>
+        <w:t>Piotr Poletylo</w:t>
+      </w:r>
+    </w:p>
+    <w:p>
+      <w:pPr>
+        <w:spacing w:before="80" w:after="80"/>
+        <w:jc w:val="center"/>
+      </w:pPr>
       <w:r>
         <w:rPr>
           <w:sz w:val="26"/>
           <w:szCs w:val="26"/>
         </w:rPr>
-        <w:t>Poletylo</w:t>
-      </w:r>
-      <w:proofErr w:type="spellEnd"/>
-    </w:p>
-    <w:p>
-      <w:pPr>
-        <w:spacing w:before="80" w:after="80"/>
-        <w:jc w:val="center"/>
-      </w:pPr>
-      <w:proofErr w:type="spellStart"/>
-      <w:r>
-        <w:rPr>
-          <w:sz w:val="26"/>
-          <w:szCs w:val="26"/>
-        </w:rPr>
-        <w:t>Michal</w:t>
-      </w:r>
-      <w:proofErr w:type="spellEnd"/>
-      <w:r>
-        <w:rPr>
-          <w:sz w:val="26"/>
-          <w:szCs w:val="26"/>
-        </w:rPr>
-        <w:t xml:space="preserve"> Paczkowski</w:t>
+        <w:t>Michal Paczkowski</w:t>
       </w:r>
     </w:p>
     <w:p>
@@ -120,55 +102,7 @@
           <w:sz w:val="20"/>
           <w:szCs w:val="20"/>
         </w:rPr>
-        <w:t xml:space="preserve">ASP.NET </w:t>
-      </w:r>
-      <w:proofErr w:type="spellStart"/>
-      <w:r>
-        <w:rPr>
-          <w:sz w:val="20"/>
-          <w:szCs w:val="20"/>
-        </w:rPr>
-        <w:t>Core</w:t>
-      </w:r>
-      <w:proofErr w:type="spellEnd"/>
-      <w:r>
-        <w:rPr>
-          <w:sz w:val="20"/>
-          <w:szCs w:val="20"/>
-        </w:rPr>
-        <w:t xml:space="preserve"> 10 MVC  |  </w:t>
-      </w:r>
-      <w:proofErr w:type="spellStart"/>
-      <w:r>
-        <w:rPr>
-          <w:sz w:val="20"/>
-          <w:szCs w:val="20"/>
-        </w:rPr>
-        <w:t>Entity</w:t>
-      </w:r>
-      <w:proofErr w:type="spellEnd"/>
-      <w:r>
-        <w:rPr>
-          <w:sz w:val="20"/>
-          <w:szCs w:val="20"/>
-        </w:rPr>
-        <w:t xml:space="preserve"> Framework </w:t>
-      </w:r>
-      <w:proofErr w:type="spellStart"/>
-      <w:r>
-        <w:rPr>
-          <w:sz w:val="20"/>
-          <w:szCs w:val="20"/>
-        </w:rPr>
-        <w:t>Core</w:t>
-      </w:r>
-      <w:proofErr w:type="spellEnd"/>
-      <w:r>
-        <w:rPr>
-          <w:sz w:val="20"/>
-          <w:szCs w:val="20"/>
-        </w:rPr>
-        <w:t xml:space="preserve"> 10  |  SQL Server  |  C#</w:t>
+        <w:t>ASP.NET Core 10 MVC  |  Entity Framework Core 10  |  SQL Server  |  C#</w:t>
       </w:r>
     </w:p>
     <w:p>
@@ -210,29 +144,13 @@
         <w:t>ż</w:t>
       </w:r>
       <w:r>
-        <w:t xml:space="preserve">ownika to </w:t>
-      </w:r>
-      <w:proofErr w:type="spellStart"/>
-      <w:r>
-        <w:t>wielou</w:t>
+        <w:t>ownika to wielou</w:t>
       </w:r>
       <w:r>
         <w:t>ż</w:t>
       </w:r>
       <w:r>
-        <w:t>ytkownikowa</w:t>
-      </w:r>
-      <w:proofErr w:type="spellEnd"/>
-      <w:r>
-        <w:t xml:space="preserve"> aplikacja webowa zrealizowana w technologii ASP.NET </w:t>
-      </w:r>
-      <w:proofErr w:type="spellStart"/>
-      <w:r>
-        <w:t>Core</w:t>
-      </w:r>
-      <w:proofErr w:type="spellEnd"/>
-      <w:r>
-        <w:t xml:space="preserve"> 10 MVC. Projekt </w:t>
+        <w:t xml:space="preserve">ytkownikowa aplikacja webowa zrealizowana w technologii ASP.NET Core 10 MVC. Projekt </w:t>
       </w:r>
       <w:r>
         <w:t>łą</w:t>
@@ -286,31 +204,7 @@
         <w:t>awansują</w:t>
       </w:r>
       <w:r>
-        <w:t xml:space="preserve"> na kolejne poziomy, </w:t>
-      </w:r>
-      <w:proofErr w:type="spellStart"/>
-      <w:r>
-        <w:t>wykonuja</w:t>
-      </w:r>
-      <w:proofErr w:type="spellEnd"/>
-      <w:r>
-        <w:t xml:space="preserve"> </w:t>
-      </w:r>
-      <w:proofErr w:type="spellStart"/>
-      <w:r>
-        <w:t>questy</w:t>
-      </w:r>
-      <w:proofErr w:type="spellEnd"/>
-      <w:r>
-        <w:t xml:space="preserve">, </w:t>
-      </w:r>
-      <w:proofErr w:type="spellStart"/>
-      <w:r>
-        <w:t>nabywaja</w:t>
-      </w:r>
-      <w:proofErr w:type="spellEnd"/>
-      <w:r>
-        <w:t xml:space="preserve"> bron i eliksiry w sklepie oraz </w:t>
+        <w:t xml:space="preserve"> na kolejne poziomy, wykonuja questy, nabywaja bron i eliksiry w sklepie oraz </w:t>
       </w:r>
       <w:r>
         <w:t>rywalizują</w:t>
@@ -345,15 +239,7 @@
         </w:pBdr>
       </w:pPr>
       <w:r>
-        <w:t xml:space="preserve">2. Architektura i </w:t>
-      </w:r>
-      <w:proofErr w:type="spellStart"/>
-      <w:r>
-        <w:t>stack</w:t>
-      </w:r>
-      <w:proofErr w:type="spellEnd"/>
-      <w:r>
-        <w:t xml:space="preserve"> technologiczny</w:t>
+        <w:t>2. Architektura i stack technologiczny</w:t>
       </w:r>
     </w:p>
     <w:p>
@@ -361,55 +247,7 @@
         <w:spacing w:before="80" w:after="80"/>
       </w:pPr>
       <w:r>
-        <w:t xml:space="preserve">Aplikacja opiera </w:t>
-      </w:r>
-      <w:proofErr w:type="spellStart"/>
-      <w:r>
-        <w:t>sie</w:t>
-      </w:r>
-      <w:proofErr w:type="spellEnd"/>
-      <w:r>
-        <w:t xml:space="preserve"> na wzorcu MVC wbudowanym w </w:t>
-      </w:r>
-      <w:proofErr w:type="spellStart"/>
-      <w:r>
-        <w:t>platforme</w:t>
-      </w:r>
-      <w:proofErr w:type="spellEnd"/>
-      <w:r>
-        <w:t xml:space="preserve"> ASP.NET </w:t>
-      </w:r>
-      <w:proofErr w:type="spellStart"/>
-      <w:r>
-        <w:t>Core</w:t>
-      </w:r>
-      <w:proofErr w:type="spellEnd"/>
-      <w:r>
-        <w:t xml:space="preserve">. </w:t>
-      </w:r>
-      <w:proofErr w:type="spellStart"/>
-      <w:r>
-        <w:t>Ponizej</w:t>
-      </w:r>
-      <w:proofErr w:type="spellEnd"/>
-      <w:r>
-        <w:t xml:space="preserve"> zestawienie </w:t>
-      </w:r>
-      <w:proofErr w:type="spellStart"/>
-      <w:r>
-        <w:t>glownych</w:t>
-      </w:r>
-      <w:proofErr w:type="spellEnd"/>
-      <w:r>
-        <w:t xml:space="preserve"> </w:t>
-      </w:r>
-      <w:proofErr w:type="spellStart"/>
-      <w:r>
-        <w:t>komponentow</w:t>
-      </w:r>
-      <w:proofErr w:type="spellEnd"/>
-      <w:r>
-        <w:t>:</w:t>
+        <w:t>Aplikacja opiera sie na wzorcu MVC wbudowanym w platforme ASP.NET Core. Ponizej zestawienie glownych komponentow:</w:t>
       </w:r>
     </w:p>
     <w:p>
@@ -439,12 +277,6 @@
         <w:gridCol w:w="6226"/>
       </w:tblGrid>
       <w:tr>
-        <w:tblPrEx>
-          <w:tblCellMar>
-            <w:top w:w="0" w:type="dxa"/>
-            <w:bottom w:w="0" w:type="dxa"/>
-          </w:tblCellMar>
-        </w:tblPrEx>
         <w:tc>
           <w:tcPr>
             <w:tcW w:w="2800" w:type="dxa"/>
@@ -513,12 +345,6 @@
         </w:tc>
       </w:tr>
       <w:tr>
-        <w:tblPrEx>
-          <w:tblCellMar>
-            <w:top w:w="0" w:type="dxa"/>
-            <w:bottom w:w="0" w:type="dxa"/>
-          </w:tblCellMar>
-        </w:tblPrEx>
         <w:tc>
           <w:tcPr>
             <w:tcW w:w="2800" w:type="dxa"/>
@@ -536,7 +362,6 @@
             </w:tcMar>
           </w:tcPr>
           <w:p>
-            <w:proofErr w:type="spellStart"/>
             <w:r>
               <w:rPr>
                 <w:sz w:val="20"/>
@@ -544,7 +369,6 @@
               </w:rPr>
               <w:t>Backend</w:t>
             </w:r>
-            <w:proofErr w:type="spellEnd"/>
           </w:p>
         </w:tc>
         <w:tc>
@@ -569,34 +393,12 @@
                 <w:sz w:val="20"/>
                 <w:szCs w:val="20"/>
               </w:rPr>
-              <w:t xml:space="preserve">ASP.NET </w:t>
-            </w:r>
-            <w:proofErr w:type="spellStart"/>
-            <w:r>
-              <w:rPr>
-                <w:sz w:val="20"/>
-                <w:szCs w:val="20"/>
-              </w:rPr>
-              <w:t>Core</w:t>
-            </w:r>
-            <w:proofErr w:type="spellEnd"/>
-            <w:r>
-              <w:rPr>
-                <w:sz w:val="20"/>
-                <w:szCs w:val="20"/>
-              </w:rPr>
-              <w:t xml:space="preserve"> 10 MVC, C#</w:t>
+              <w:t>ASP.NET Core 10 MVC, C#</w:t>
             </w:r>
           </w:p>
         </w:tc>
       </w:tr>
       <w:tr>
-        <w:tblPrEx>
-          <w:tblCellMar>
-            <w:top w:w="0" w:type="dxa"/>
-            <w:bottom w:w="0" w:type="dxa"/>
-          </w:tblCellMar>
-        </w:tblPrEx>
         <w:tc>
           <w:tcPr>
             <w:tcW w:w="2800" w:type="dxa"/>
@@ -640,64 +442,17 @@
             </w:tcMar>
           </w:tcPr>
           <w:p>
-            <w:proofErr w:type="spellStart"/>
-            <w:r>
-              <w:rPr>
-                <w:sz w:val="20"/>
-                <w:szCs w:val="20"/>
-              </w:rPr>
-              <w:t>Entity</w:t>
-            </w:r>
-            <w:proofErr w:type="spellEnd"/>
-            <w:r>
-              <w:rPr>
-                <w:sz w:val="20"/>
-                <w:szCs w:val="20"/>
-              </w:rPr>
-              <w:t xml:space="preserve"> Framework </w:t>
-            </w:r>
-            <w:proofErr w:type="spellStart"/>
-            <w:r>
-              <w:rPr>
-                <w:sz w:val="20"/>
-                <w:szCs w:val="20"/>
-              </w:rPr>
-              <w:t>Core</w:t>
-            </w:r>
-            <w:proofErr w:type="spellEnd"/>
-            <w:r>
-              <w:rPr>
-                <w:sz w:val="20"/>
-                <w:szCs w:val="20"/>
-              </w:rPr>
-              <w:t xml:space="preserve"> 10, </w:t>
-            </w:r>
-            <w:proofErr w:type="spellStart"/>
-            <w:r>
-              <w:rPr>
-                <w:sz w:val="20"/>
-                <w:szCs w:val="20"/>
-              </w:rPr>
-              <w:t>Microsoft.EntityFrameworkCore.SqlServer</w:t>
-            </w:r>
-            <w:proofErr w:type="spellEnd"/>
-            <w:r>
-              <w:rPr>
-                <w:sz w:val="20"/>
-                <w:szCs w:val="20"/>
-              </w:rPr>
-              <w:t xml:space="preserve"> 10.0.5</w:t>
+            <w:r>
+              <w:rPr>
+                <w:sz w:val="20"/>
+                <w:szCs w:val="20"/>
+              </w:rPr>
+              <w:t>Entity Framework Core 10, Microsoft.EntityFrameworkCore.SqlServer 10.0.5</w:t>
             </w:r>
           </w:p>
         </w:tc>
       </w:tr>
       <w:tr>
-        <w:tblPrEx>
-          <w:tblCellMar>
-            <w:top w:w="0" w:type="dxa"/>
-            <w:bottom w:w="0" w:type="dxa"/>
-          </w:tblCellMar>
-        </w:tblPrEx>
         <w:tc>
           <w:tcPr>
             <w:tcW w:w="2800" w:type="dxa"/>
@@ -747,27 +502,12 @@
                 <w:sz w:val="20"/>
                 <w:szCs w:val="20"/>
               </w:rPr>
-              <w:t xml:space="preserve">Cookie </w:t>
-            </w:r>
-            <w:proofErr w:type="spellStart"/>
-            <w:r>
-              <w:rPr>
-                <w:sz w:val="20"/>
-                <w:szCs w:val="20"/>
-              </w:rPr>
-              <w:t>Authentication</w:t>
-            </w:r>
-            <w:proofErr w:type="spellEnd"/>
+              <w:t>Cookie Authentication</w:t>
+            </w:r>
           </w:p>
         </w:tc>
       </w:tr>
       <w:tr>
-        <w:tblPrEx>
-          <w:tblCellMar>
-            <w:top w:w="0" w:type="dxa"/>
-            <w:bottom w:w="0" w:type="dxa"/>
-          </w:tblCellMar>
-        </w:tblPrEx>
         <w:tc>
           <w:tcPr>
             <w:tcW w:w="2800" w:type="dxa"/>
@@ -785,7 +525,6 @@
             </w:tcMar>
           </w:tcPr>
           <w:p>
-            <w:proofErr w:type="spellStart"/>
             <w:r>
               <w:rPr>
                 <w:sz w:val="20"/>
@@ -793,7 +532,6 @@
               </w:rPr>
               <w:t>Frontend</w:t>
             </w:r>
-            <w:proofErr w:type="spellEnd"/>
           </w:p>
         </w:tc>
         <w:tc>
@@ -813,80 +551,17 @@
             </w:tcMar>
           </w:tcPr>
           <w:p>
-            <w:proofErr w:type="spellStart"/>
-            <w:r>
-              <w:rPr>
-                <w:sz w:val="20"/>
-                <w:szCs w:val="20"/>
-              </w:rPr>
-              <w:t>Razor</w:t>
-            </w:r>
-            <w:proofErr w:type="spellEnd"/>
-            <w:r>
-              <w:rPr>
-                <w:sz w:val="20"/>
-                <w:szCs w:val="20"/>
-              </w:rPr>
-              <w:t xml:space="preserve"> </w:t>
-            </w:r>
-            <w:proofErr w:type="spellStart"/>
-            <w:r>
-              <w:rPr>
-                <w:sz w:val="20"/>
-                <w:szCs w:val="20"/>
-              </w:rPr>
-              <w:t>Views</w:t>
-            </w:r>
-            <w:proofErr w:type="spellEnd"/>
-            <w:r>
-              <w:rPr>
-                <w:sz w:val="20"/>
-                <w:szCs w:val="20"/>
-              </w:rPr>
-              <w:t xml:space="preserve"> (.</w:t>
-            </w:r>
-            <w:proofErr w:type="spellStart"/>
-            <w:r>
-              <w:rPr>
-                <w:sz w:val="20"/>
-                <w:szCs w:val="20"/>
-              </w:rPr>
-              <w:t>cshtml</w:t>
-            </w:r>
-            <w:proofErr w:type="spellEnd"/>
-            <w:r>
-              <w:rPr>
-                <w:sz w:val="20"/>
-                <w:szCs w:val="20"/>
-              </w:rPr>
-              <w:t xml:space="preserve">), </w:t>
-            </w:r>
-            <w:proofErr w:type="spellStart"/>
-            <w:r>
-              <w:rPr>
-                <w:sz w:val="20"/>
-                <w:szCs w:val="20"/>
-              </w:rPr>
-              <w:t>Bootstrap</w:t>
-            </w:r>
-            <w:proofErr w:type="spellEnd"/>
-            <w:r>
-              <w:rPr>
-                <w:sz w:val="20"/>
-                <w:szCs w:val="20"/>
-              </w:rPr>
-              <w:t xml:space="preserve"> 5, </w:t>
+            <w:r>
+              <w:rPr>
+                <w:sz w:val="20"/>
+                <w:szCs w:val="20"/>
+              </w:rPr>
+              <w:t xml:space="preserve">Razor Views (.cshtml), Bootstrap 5, </w:t>
             </w:r>
           </w:p>
         </w:tc>
       </w:tr>
       <w:tr>
-        <w:tblPrEx>
-          <w:tblCellMar>
-            <w:top w:w="0" w:type="dxa"/>
-            <w:bottom w:w="0" w:type="dxa"/>
-          </w:tblCellMar>
-        </w:tblPrEx>
         <w:tc>
           <w:tcPr>
             <w:tcW w:w="2800" w:type="dxa"/>
@@ -909,23 +584,7 @@
                 <w:sz w:val="20"/>
                 <w:szCs w:val="20"/>
               </w:rPr>
-              <w:t>REST API (</w:t>
-            </w:r>
-            <w:proofErr w:type="spellStart"/>
-            <w:r>
-              <w:rPr>
-                <w:sz w:val="20"/>
-                <w:szCs w:val="20"/>
-              </w:rPr>
-              <w:t>wewnetrzne</w:t>
-            </w:r>
-            <w:proofErr w:type="spellEnd"/>
-            <w:r>
-              <w:rPr>
-                <w:sz w:val="20"/>
-                <w:szCs w:val="20"/>
-              </w:rPr>
-              <w:t>)</w:t>
+              <w:t>REST API (wewnetrzne)</w:t>
             </w:r>
           </w:p>
         </w:tc>
@@ -946,48 +605,17 @@
             </w:tcMar>
           </w:tcPr>
           <w:p>
-            <w:proofErr w:type="spellStart"/>
-            <w:r>
-              <w:rPr>
-                <w:sz w:val="20"/>
-                <w:szCs w:val="20"/>
-              </w:rPr>
-              <w:t>ReportsApiController</w:t>
-            </w:r>
-            <w:proofErr w:type="spellEnd"/>
-            <w:r>
-              <w:rPr>
-                <w:sz w:val="20"/>
-                <w:szCs w:val="20"/>
-              </w:rPr>
-              <w:t xml:space="preserve">, JSON, autoryzacja przez </w:t>
-            </w:r>
-            <w:proofErr w:type="spellStart"/>
-            <w:r>
-              <w:rPr>
-                <w:sz w:val="20"/>
-                <w:szCs w:val="20"/>
-              </w:rPr>
-              <w:t>naglowki</w:t>
-            </w:r>
-            <w:proofErr w:type="spellEnd"/>
-            <w:r>
-              <w:rPr>
-                <w:sz w:val="20"/>
-                <w:szCs w:val="20"/>
-              </w:rPr>
-              <w:t xml:space="preserve"> HTTP</w:t>
+            <w:r>
+              <w:rPr>
+                <w:sz w:val="20"/>
+                <w:szCs w:val="20"/>
+              </w:rPr>
+              <w:t>ReportsApiController, JSON, autoryzacja przez naglowki HTTP</w:t>
             </w:r>
           </w:p>
         </w:tc>
       </w:tr>
       <w:tr>
-        <w:tblPrEx>
-          <w:tblCellMar>
-            <w:top w:w="0" w:type="dxa"/>
-            <w:bottom w:w="0" w:type="dxa"/>
-          </w:tblCellMar>
-        </w:tblPrEx>
         <w:tc>
           <w:tcPr>
             <w:tcW w:w="2800" w:type="dxa"/>
@@ -1010,17 +638,8 @@
                 <w:sz w:val="20"/>
                 <w:szCs w:val="20"/>
               </w:rPr>
-              <w:t xml:space="preserve">API </w:t>
-            </w:r>
-            <w:proofErr w:type="spellStart"/>
-            <w:r>
-              <w:rPr>
-                <w:sz w:val="20"/>
-                <w:szCs w:val="20"/>
-              </w:rPr>
-              <w:t>zewnetrzne</w:t>
-            </w:r>
-            <w:proofErr w:type="spellEnd"/>
+              <w:t>API zewnetrzne</w:t>
+            </w:r>
           </w:p>
         </w:tc>
         <w:tc>
@@ -1040,64 +659,17 @@
             </w:tcMar>
           </w:tcPr>
           <w:p>
-            <w:proofErr w:type="spellStart"/>
-            <w:r>
-              <w:rPr>
-                <w:sz w:val="20"/>
-                <w:szCs w:val="20"/>
-              </w:rPr>
-              <w:t>BrowserService</w:t>
-            </w:r>
-            <w:proofErr w:type="spellEnd"/>
-            <w:r>
-              <w:rPr>
-                <w:sz w:val="20"/>
-                <w:szCs w:val="20"/>
-              </w:rPr>
-              <w:t xml:space="preserve"> / </w:t>
-            </w:r>
-            <w:proofErr w:type="spellStart"/>
-            <w:r>
-              <w:rPr>
-                <w:sz w:val="20"/>
-                <w:szCs w:val="20"/>
-              </w:rPr>
-              <w:t>IBrowserService</w:t>
-            </w:r>
-            <w:proofErr w:type="spellEnd"/>
-            <w:r>
-              <w:rPr>
-                <w:sz w:val="20"/>
-                <w:szCs w:val="20"/>
-              </w:rPr>
-              <w:t xml:space="preserve">, </w:t>
-            </w:r>
-            <w:proofErr w:type="spellStart"/>
-            <w:r>
-              <w:rPr>
-                <w:sz w:val="20"/>
-                <w:szCs w:val="20"/>
-              </w:rPr>
-              <w:t>PuppeteerSharp</w:t>
-            </w:r>
-            <w:proofErr w:type="spellEnd"/>
-            <w:r>
-              <w:rPr>
-                <w:sz w:val="20"/>
-                <w:szCs w:val="20"/>
-              </w:rPr>
-              <w:t xml:space="preserve"> 14.0.0</w:t>
+            <w:r>
+              <w:rPr>
+                <w:sz w:val="20"/>
+                <w:szCs w:val="20"/>
+              </w:rPr>
+              <w:t>BrowserService / IBrowserService, PuppeteerSharp 14.0.0</w:t>
             </w:r>
           </w:p>
         </w:tc>
       </w:tr>
       <w:tr>
-        <w:tblPrEx>
-          <w:tblCellMar>
-            <w:top w:w="0" w:type="dxa"/>
-            <w:bottom w:w="0" w:type="dxa"/>
-          </w:tblCellMar>
-        </w:tblPrEx>
         <w:tc>
           <w:tcPr>
             <w:tcW w:w="2800" w:type="dxa"/>
@@ -1141,41 +713,17 @@
             </w:tcMar>
           </w:tcPr>
           <w:p>
-            <w:proofErr w:type="spellStart"/>
-            <w:r>
-              <w:rPr>
-                <w:sz w:val="20"/>
-                <w:szCs w:val="20"/>
-              </w:rPr>
-              <w:t>ReportService</w:t>
-            </w:r>
-            <w:proofErr w:type="spellEnd"/>
-            <w:r>
-              <w:rPr>
-                <w:sz w:val="20"/>
-                <w:szCs w:val="20"/>
-              </w:rPr>
-              <w:t xml:space="preserve"> / </w:t>
-            </w:r>
-            <w:proofErr w:type="spellStart"/>
-            <w:r>
-              <w:rPr>
-                <w:sz w:val="20"/>
-                <w:szCs w:val="20"/>
-              </w:rPr>
-              <w:t>IReportService</w:t>
-            </w:r>
-            <w:proofErr w:type="spellEnd"/>
+            <w:r>
+              <w:rPr>
+                <w:sz w:val="20"/>
+                <w:szCs w:val="20"/>
+              </w:rPr>
+              <w:t>ReportService / IReportService</w:t>
+            </w:r>
           </w:p>
         </w:tc>
       </w:tr>
       <w:tr>
-        <w:tblPrEx>
-          <w:tblCellMar>
-            <w:top w:w="0" w:type="dxa"/>
-            <w:bottom w:w="0" w:type="dxa"/>
-          </w:tblCellMar>
-        </w:tblPrEx>
         <w:tc>
           <w:tcPr>
             <w:tcW w:w="2800" w:type="dxa"/>
@@ -1275,154 +823,166 @@
           <w:b/>
           <w:bCs/>
         </w:rPr>
-        <w:t>Spełnione</w:t>
-      </w:r>
+        <w:t>Spełnione.</w:t>
+      </w:r>
+    </w:p>
+    <w:p>
+      <w:pPr>
+        <w:spacing w:before="80" w:after="80"/>
+      </w:pPr>
+      <w:r>
+        <w:t xml:space="preserve">Aplikacja zawiera formularze Razor we wszystkich kluczowych obszarach: rejestracja konta (RegistrationViewModel), logowanie (LoginViewModel), zmiana </w:t>
+      </w:r>
+      <w:r>
+        <w:t>hasła</w:t>
+      </w:r>
+      <w:r>
+        <w:t xml:space="preserve"> (ChangePasswordViewModel), tworzenie i edycja </w:t>
+      </w:r>
+      <w:r>
+        <w:t>wpisów</w:t>
+      </w:r>
+      <w:r>
+        <w:t xml:space="preserve"> w klubie, zarzadzanie questami oraz formularz </w:t>
+      </w:r>
+      <w:r>
+        <w:t>zgłoszeń</w:t>
+      </w:r>
+      <w:r>
+        <w:t xml:space="preserve">. </w:t>
+      </w:r>
+      <w:r>
+        <w:t>Każdy</w:t>
+      </w:r>
+      <w:r>
+        <w:t xml:space="preserve"> formularz implementuje walidacje po stronie serwera z </w:t>
+      </w:r>
+      <w:r>
+        <w:t>użyciem</w:t>
+      </w:r>
+      <w:r>
+        <w:t xml:space="preserve"> </w:t>
+      </w:r>
+      <w:r>
+        <w:t>atrybutów</w:t>
+      </w:r>
+      <w:r>
+        <w:t xml:space="preserve"> Data Annotations i zwraca komunikaty </w:t>
+      </w:r>
+      <w:r>
+        <w:t>błędów</w:t>
+      </w:r>
+      <w:r>
+        <w:t xml:space="preserve"> do widoku przez ModelState. Operacje CRUD realizowane </w:t>
+      </w:r>
+      <w:r>
+        <w:t>są</w:t>
+      </w:r>
+      <w:r>
+        <w:t xml:space="preserve"> przez akcje: Index (lista), Details, Create (GET+POST), Edit (GET+POST), Delete (GET+POST).</w:t>
+      </w:r>
+    </w:p>
+    <w:p>
+      <w:pPr>
+        <w:spacing w:before="60" w:after="60"/>
+      </w:pPr>
+    </w:p>
+    <w:p>
+      <w:pPr>
+        <w:pStyle w:val="Nagwek2"/>
+      </w:pPr>
+      <w:r>
+        <w:t xml:space="preserve">WN-2  </w:t>
+      </w:r>
+      <w:r>
+        <w:t>Moduł</w:t>
+      </w:r>
+      <w:r>
+        <w:t xml:space="preserve"> logowania i autoryzacja uzytkownika</w:t>
+      </w:r>
+    </w:p>
+    <w:p>
+      <w:pPr>
+        <w:spacing w:before="80" w:after="80"/>
+      </w:pPr>
       <w:r>
         <w:rPr>
           <w:b/>
           <w:bCs/>
         </w:rPr>
+        <w:t>Spełnione.</w:t>
+      </w:r>
+    </w:p>
+    <w:p>
+      <w:pPr>
+        <w:spacing w:before="80" w:after="80"/>
+      </w:pPr>
+      <w:r>
+        <w:t xml:space="preserve">AccountController implementuje </w:t>
+      </w:r>
+      <w:r>
+        <w:t>pełny</w:t>
+      </w:r>
+      <w:r>
+        <w:t xml:space="preserve"> cykl autoryzacji: rejestracje nowego </w:t>
+      </w:r>
+      <w:r>
+        <w:t>użytkownika</w:t>
+      </w:r>
+      <w:r>
+        <w:t xml:space="preserve"> z haszowaniem </w:t>
+      </w:r>
+      <w:r>
+        <w:t>hasła</w:t>
+      </w:r>
+      <w:r>
+        <w:t xml:space="preserve">, logowanie z weryfikacja danych, wylogowanie oraz </w:t>
+      </w:r>
+      <w:r>
+        <w:t>zmianę</w:t>
+      </w:r>
+      <w:r>
+        <w:t xml:space="preserve"> </w:t>
+      </w:r>
+      <w:r>
+        <w:t>hasła</w:t>
+      </w:r>
+      <w:r>
+        <w:t xml:space="preserve">. Sesja </w:t>
+      </w:r>
+      <w:r>
+        <w:t>zarządzana</w:t>
+      </w:r>
+      <w:r>
+        <w:t xml:space="preserve"> jest przez Cookie Authentication (SignInAsync / SignOutAsync). Kontrolery chronione </w:t>
+      </w:r>
+      <w:r>
+        <w:t>są</w:t>
+      </w:r>
+      <w:r>
+        <w:t xml:space="preserve"> atrybutem [Authorize], natomiast [DemoBlockAttribute] blokuje </w:t>
+      </w:r>
+      <w:r>
+        <w:t>dostęp</w:t>
+      </w:r>
+      <w:r>
+        <w:t xml:space="preserve"> do wybranych akcji w trybie demonstracyjnym. Klasa UserAccount przechowuje dane </w:t>
+      </w:r>
+      <w:r>
+        <w:t>uwierzytelniające</w:t>
+      </w:r>
+      <w:r>
+        <w:t xml:space="preserve"> wraz z rola </w:t>
+      </w:r>
+      <w:r>
+        <w:t>użytkownika</w:t>
+      </w:r>
+      <w:r>
         <w:t>.</w:t>
       </w:r>
     </w:p>
     <w:p>
       <w:pPr>
-        <w:spacing w:before="80" w:after="80"/>
-      </w:pPr>
-      <w:r>
-        <w:t xml:space="preserve">Aplikacja zawiera formularze </w:t>
-      </w:r>
-      <w:proofErr w:type="spellStart"/>
-      <w:r>
-        <w:t>Razor</w:t>
-      </w:r>
-      <w:proofErr w:type="spellEnd"/>
-      <w:r>
-        <w:t xml:space="preserve"> we wszystkich kluczowych obszarach: rejestracja konta (</w:t>
-      </w:r>
-      <w:proofErr w:type="spellStart"/>
-      <w:r>
-        <w:t>RegistrationViewModel</w:t>
-      </w:r>
-      <w:proofErr w:type="spellEnd"/>
-      <w:r>
-        <w:t>), logowanie (</w:t>
-      </w:r>
-      <w:proofErr w:type="spellStart"/>
-      <w:r>
-        <w:t>LoginViewModel</w:t>
-      </w:r>
-      <w:proofErr w:type="spellEnd"/>
-      <w:r>
-        <w:t xml:space="preserve">), zmiana </w:t>
-      </w:r>
-      <w:r>
-        <w:t>hasła</w:t>
-      </w:r>
-      <w:r>
-        <w:t xml:space="preserve"> (</w:t>
-      </w:r>
-      <w:proofErr w:type="spellStart"/>
-      <w:r>
-        <w:t>ChangePasswordViewModel</w:t>
-      </w:r>
-      <w:proofErr w:type="spellEnd"/>
-      <w:r>
-        <w:t xml:space="preserve">), tworzenie i edycja </w:t>
-      </w:r>
-      <w:r>
-        <w:t>wpisów</w:t>
-      </w:r>
-      <w:r>
-        <w:t xml:space="preserve"> w klubie, zarzadzanie </w:t>
-      </w:r>
-      <w:proofErr w:type="spellStart"/>
-      <w:r>
-        <w:t>questami</w:t>
-      </w:r>
-      <w:proofErr w:type="spellEnd"/>
-      <w:r>
-        <w:t xml:space="preserve"> oraz formularz </w:t>
-      </w:r>
-      <w:r>
-        <w:t>zgłoszeń</w:t>
-      </w:r>
-      <w:r>
-        <w:t xml:space="preserve">. </w:t>
-      </w:r>
-      <w:r>
-        <w:t>Każdy</w:t>
-      </w:r>
-      <w:r>
-        <w:t xml:space="preserve"> formularz implementuje walidacje po stronie serwera z </w:t>
-      </w:r>
-      <w:r>
-        <w:t>użyciem</w:t>
-      </w:r>
-      <w:r>
-        <w:t xml:space="preserve"> </w:t>
-      </w:r>
-      <w:r>
-        <w:t>atrybutów</w:t>
-      </w:r>
-      <w:r>
-        <w:t xml:space="preserve"> Data </w:t>
-      </w:r>
-      <w:proofErr w:type="spellStart"/>
-      <w:r>
-        <w:t>Annotations</w:t>
-      </w:r>
-      <w:proofErr w:type="spellEnd"/>
-      <w:r>
-        <w:t xml:space="preserve"> i zwraca komunikaty </w:t>
-      </w:r>
-      <w:r>
-        <w:t>błędów</w:t>
-      </w:r>
-      <w:r>
-        <w:t xml:space="preserve"> do widoku przez </w:t>
-      </w:r>
-      <w:proofErr w:type="spellStart"/>
-      <w:r>
-        <w:t>ModelState</w:t>
-      </w:r>
-      <w:proofErr w:type="spellEnd"/>
-      <w:r>
-        <w:t xml:space="preserve">. Operacje CRUD realizowane </w:t>
-      </w:r>
-      <w:r>
-        <w:t>są</w:t>
-      </w:r>
-      <w:r>
-        <w:t xml:space="preserve"> przez akcje: Index (lista), </w:t>
-      </w:r>
-      <w:proofErr w:type="spellStart"/>
-      <w:r>
-        <w:t>Details</w:t>
-      </w:r>
-      <w:proofErr w:type="spellEnd"/>
-      <w:r>
-        <w:t xml:space="preserve">, </w:t>
-      </w:r>
-      <w:proofErr w:type="spellStart"/>
-      <w:r>
-        <w:t>Create</w:t>
-      </w:r>
-      <w:proofErr w:type="spellEnd"/>
-      <w:r>
-        <w:t xml:space="preserve"> (GET+POST), Edit (GET+POST), </w:t>
-      </w:r>
-      <w:proofErr w:type="spellStart"/>
-      <w:r>
-        <w:t>Delete</w:t>
-      </w:r>
-      <w:proofErr w:type="spellEnd"/>
-      <w:r>
-        <w:t xml:space="preserve"> (GET+POST).</w:t>
-      </w:r>
-    </w:p>
-    <w:p>
-      <w:pPr>
         <w:spacing w:before="60" w:after="60"/>
       </w:pPr>
     </w:p>
@@ -1431,19 +991,17 @@
         <w:pStyle w:val="Nagwek2"/>
       </w:pPr>
       <w:r>
-        <w:t xml:space="preserve">WN-2  </w:t>
-      </w:r>
-      <w:r>
-        <w:t>Moduł</w:t>
-      </w:r>
-      <w:r>
-        <w:t xml:space="preserve"> logowania i autoryzacja </w:t>
-      </w:r>
-      <w:proofErr w:type="spellStart"/>
-      <w:r>
-        <w:t>uzytkownika</w:t>
-      </w:r>
-      <w:proofErr w:type="spellEnd"/>
+        <w:t xml:space="preserve">WN-3  </w:t>
+      </w:r>
+      <w:r>
+        <w:t>Odwołania</w:t>
+      </w:r>
+      <w:r>
+        <w:t xml:space="preserve"> do API </w:t>
+      </w:r>
+      <w:r>
+        <w:t>zewnętrznych</w:t>
+      </w:r>
     </w:p>
     <w:p>
       <w:pPr>
@@ -1454,176 +1012,76 @@
           <w:b/>
           <w:bCs/>
         </w:rPr>
-        <w:t>Spełnione</w:t>
+        <w:t>Spełnione.</w:t>
       </w:r>
       <w:r>
         <w:rPr>
           <w:b/>
           <w:bCs/>
         </w:rPr>
-        <w:t>.</w:t>
+        <w:br/>
+      </w:r>
+      <w:r>
+        <w:t>Program pobiera listę państw z osobnego API, aby nie musieć wypisywać ich wszystkich podczas rejestracji</w:t>
+      </w:r>
+    </w:p>
+    <w:p>
+      <w:pPr>
+        <w:spacing w:before="60" w:after="60"/>
+      </w:pPr>
+    </w:p>
+    <w:p>
+      <w:pPr>
+        <w:pStyle w:val="Nagwek2"/>
+      </w:pPr>
+      <w:r>
+        <w:t>WN-4  Udostepnianie interfejsu REST API</w:t>
       </w:r>
     </w:p>
     <w:p>
       <w:pPr>
         <w:spacing w:before="80" w:after="80"/>
-      </w:pPr>
-      <w:proofErr w:type="spellStart"/>
-      <w:r>
-        <w:t>AccountController</w:t>
-      </w:r>
-      <w:proofErr w:type="spellEnd"/>
-      <w:r>
-        <w:t xml:space="preserve"> implementuje </w:t>
-      </w:r>
-      <w:r>
-        <w:t>pełny</w:t>
-      </w:r>
-      <w:r>
-        <w:t xml:space="preserve"> cykl autoryzacji: rejestracje nowego </w:t>
-      </w:r>
-      <w:r>
-        <w:t>użytkownika</w:t>
-      </w:r>
-      <w:r>
-        <w:t xml:space="preserve"> z haszowaniem </w:t>
-      </w:r>
-      <w:r>
-        <w:t>hasła</w:t>
-      </w:r>
-      <w:r>
-        <w:t xml:space="preserve">, logowanie z weryfikacja danych, wylogowanie oraz </w:t>
-      </w:r>
-      <w:r>
-        <w:t>zmianę</w:t>
-      </w:r>
-      <w:r>
-        <w:t xml:space="preserve"> </w:t>
-      </w:r>
-      <w:r>
-        <w:t>hasła</w:t>
-      </w:r>
-      <w:r>
-        <w:t xml:space="preserve">. Sesja </w:t>
-      </w:r>
-      <w:r>
-        <w:t>zarządzana</w:t>
-      </w:r>
-      <w:r>
-        <w:t xml:space="preserve"> jest przez Cookie </w:t>
-      </w:r>
-      <w:proofErr w:type="spellStart"/>
-      <w:r>
-        <w:t>Authentication</w:t>
-      </w:r>
-      <w:proofErr w:type="spellEnd"/>
-      <w:r>
-        <w:t xml:space="preserve"> (</w:t>
-      </w:r>
-      <w:proofErr w:type="spellStart"/>
-      <w:r>
-        <w:t>SignInAsync</w:t>
-      </w:r>
-      <w:proofErr w:type="spellEnd"/>
-      <w:r>
-        <w:t xml:space="preserve"> / </w:t>
-      </w:r>
-      <w:proofErr w:type="spellStart"/>
-      <w:r>
-        <w:t>SignOutAsync</w:t>
-      </w:r>
-      <w:proofErr w:type="spellEnd"/>
-      <w:r>
-        <w:t xml:space="preserve">). Kontrolery chronione </w:t>
-      </w:r>
-      <w:r>
-        <w:t>są</w:t>
-      </w:r>
-      <w:r>
-        <w:t xml:space="preserve"> atrybutem [</w:t>
-      </w:r>
-      <w:proofErr w:type="spellStart"/>
-      <w:r>
-        <w:t>Authorize</w:t>
-      </w:r>
-      <w:proofErr w:type="spellEnd"/>
-      <w:r>
-        <w:t>], natomiast [</w:t>
-      </w:r>
-      <w:proofErr w:type="spellStart"/>
-      <w:r>
-        <w:t>DemoBlockAttribute</w:t>
-      </w:r>
-      <w:proofErr w:type="spellEnd"/>
-      <w:r>
-        <w:t xml:space="preserve">] blokuje </w:t>
-      </w:r>
-      <w:r>
-        <w:t>dostęp</w:t>
-      </w:r>
-      <w:r>
-        <w:t xml:space="preserve"> do wybranych akcji w trybie demonstracyjnym. Klasa </w:t>
-      </w:r>
-      <w:proofErr w:type="spellStart"/>
-      <w:r>
-        <w:t>UserAccount</w:t>
-      </w:r>
-      <w:proofErr w:type="spellEnd"/>
-      <w:r>
-        <w:t xml:space="preserve"> przechowuje dane </w:t>
-      </w:r>
-      <w:r>
-        <w:t>uwierzytelniające</w:t>
-      </w:r>
-      <w:r>
-        <w:t xml:space="preserve"> wraz z rola </w:t>
-      </w:r>
-      <w:r>
-        <w:t>użytkownika</w:t>
-      </w:r>
-      <w:r>
-        <w:t>.</w:t>
-      </w:r>
-    </w:p>
-    <w:p>
-      <w:pPr>
-        <w:spacing w:before="60" w:after="60"/>
-      </w:pPr>
-    </w:p>
-    <w:p>
-      <w:pPr>
-        <w:pStyle w:val="Nagwek2"/>
-      </w:pPr>
-      <w:r>
-        <w:t xml:space="preserve">WN-3  </w:t>
-      </w:r>
-      <w:r>
-        <w:t>Odwołania</w:t>
-      </w:r>
-      <w:r>
-        <w:t xml:space="preserve"> do API </w:t>
-      </w:r>
-      <w:r>
-        <w:t>zewnętrznych</w:t>
-      </w:r>
-    </w:p>
-    <w:p>
-      <w:pPr>
-        <w:spacing w:before="80" w:after="80"/>
-      </w:pPr>
-      <w:r>
         <w:rPr>
           <w:b/>
           <w:bCs/>
         </w:rPr>
-        <w:t>Spełnione</w:t>
-      </w:r>
+      </w:pPr>
       <w:r>
         <w:rPr>
           <w:b/>
           <w:bCs/>
         </w:rPr>
-        <w:t>.</w:t>
+        <w:t>Spełnione.</w:t>
+      </w:r>
+    </w:p>
+    <w:p>
+      <w:pPr>
+        <w:spacing w:before="80" w:after="80"/>
+      </w:pPr>
+      <w:r>
+        <w:t>Kontroler GameScoreController zarządza wynikami graczy, rankingami i statystykami.</w:t>
+      </w:r>
+    </w:p>
+    <w:p>
+      <w:pPr>
+        <w:spacing w:before="80" w:after="80"/>
+      </w:pPr>
+      <w:r>
+        <w:t>API dostępne pod adresem bazowym /api/ReportsApi pozwala na zarządzanie zgłoszeniami użytkowników i wiadomości oraz nakładanie i obsługę kar.</w:t>
+      </w:r>
+      <w:r>
+        <w:br/>
+      </w:r>
+      <w:r>
+        <w:br/>
+        <w:t>Szczegóły opisane w osobnej dokumentacji</w:t>
+      </w:r>
+      <w:r>
+        <w:br/>
+      </w:r>
+      <w:r>
+        <w:lastRenderedPageBreak/>
+        <w:br/>
       </w:r>
     </w:p>
     <w:p>
@@ -1636,15 +1094,7 @@
         <w:pStyle w:val="Nagwek2"/>
       </w:pPr>
       <w:r>
-        <w:t xml:space="preserve">WN-4  </w:t>
-      </w:r>
-      <w:proofErr w:type="spellStart"/>
-      <w:r>
-        <w:t>Udostepnianie</w:t>
-      </w:r>
-      <w:proofErr w:type="spellEnd"/>
-      <w:r>
-        <w:t xml:space="preserve"> interfejsu REST API</w:t>
+        <w:t>WN-5  Baza danych i trwale przechowywanie informacji</w:t>
       </w:r>
     </w:p>
     <w:p>
@@ -1656,27 +1106,106 @@
           <w:b/>
           <w:bCs/>
         </w:rPr>
-        <w:t>Spełnione</w:t>
-      </w:r>
+        <w:t>Spełnione.</w:t>
+      </w:r>
+    </w:p>
+    <w:p>
+      <w:pPr>
+        <w:spacing w:before="80" w:after="80"/>
+      </w:pPr>
+      <w:r>
+        <w:t>AppDbContext (Entity Framework Core 10, pakiet Microsoft.EntityFrameworkCore.SqlServer 10.0.5) definiuje DbSet dla wszystkich encji. Migracj</w:t>
+      </w:r>
+      <w:r>
+        <w:t xml:space="preserve">e </w:t>
+      </w:r>
+      <w:r>
+        <w:t>tworz</w:t>
+      </w:r>
+      <w:r>
+        <w:t>ą</w:t>
+      </w:r>
+      <w:r>
+        <w:t xml:space="preserve"> </w:t>
+      </w:r>
+      <w:r>
+        <w:t>pełny</w:t>
+      </w:r>
+      <w:r>
+        <w:t xml:space="preserve"> schemat bazy danych. EF Core zapewnia </w:t>
+      </w:r>
+      <w:r>
+        <w:t>trwałość</w:t>
+      </w:r>
+      <w:r>
+        <w:t xml:space="preserve"> danych </w:t>
+      </w:r>
+      <w:r>
+        <w:t>pomiędzy</w:t>
+      </w:r>
+      <w:r>
+        <w:t xml:space="preserve"> sesjami,</w:t>
+      </w:r>
+      <w:r>
+        <w:t>oraz integralność</w:t>
+      </w:r>
+      <w:r>
+        <w:t xml:space="preserve">. Relacje miedzy encjami modelowane </w:t>
+      </w:r>
+      <w:r>
+        <w:t>są</w:t>
+      </w:r>
+      <w:r>
+        <w:t xml:space="preserve"> przez klucze obce i </w:t>
+      </w:r>
+      <w:r>
+        <w:t>właściwości</w:t>
+      </w:r>
+      <w:r>
+        <w:t xml:space="preserve"> nawigacyjne.</w:t>
+      </w:r>
+    </w:p>
+    <w:p>
+      <w:pPr>
+        <w:spacing w:before="60" w:after="60"/>
+      </w:pPr>
+    </w:p>
+    <w:p>
+      <w:pPr>
+        <w:pStyle w:val="Nagwek2"/>
+      </w:pPr>
+      <w:r>
+        <w:t xml:space="preserve">WN-6  </w:t>
+      </w:r>
+      <w:r>
+        <w:t>Liczność</w:t>
+      </w:r>
+      <w:r>
+        <w:t xml:space="preserve"> encji -- minimum 10 na </w:t>
+      </w:r>
+      <w:r>
+        <w:t>osobę</w:t>
+      </w:r>
+      <w:r>
+        <w:t xml:space="preserve"> (30 ogółem dla 3 </w:t>
+      </w:r>
+      <w:r>
+        <w:t>osób</w:t>
+      </w:r>
+      <w:r>
+        <w:t>)</w:t>
+      </w:r>
+    </w:p>
+    <w:p>
+      <w:pPr>
+        <w:spacing w:before="80" w:after="80"/>
+      </w:pPr>
       <w:r>
         <w:rPr>
           <w:b/>
           <w:bCs/>
         </w:rPr>
-        <w:t>.</w:t>
-      </w:r>
-    </w:p>
-    <w:p>
-      <w:pPr>
-        <w:spacing w:before="60" w:after="60"/>
-      </w:pPr>
-    </w:p>
-    <w:p>
-      <w:pPr>
-        <w:pStyle w:val="Nagwek2"/>
-      </w:pPr>
-      <w:r>
-        <w:t>WN-5  Baza danych i trwale przechowywanie informacji</w:t>
+        <w:t>Spełnione.</w:t>
       </w:r>
     </w:p>
     <w:p>
@@ -1684,221 +1213,7 @@
         <w:spacing w:before="80" w:after="80"/>
       </w:pPr>
       <w:r>
-        <w:rPr>
-          <w:b/>
-          <w:bCs/>
-        </w:rPr>
-        <w:t>Spełnione</w:t>
-      </w:r>
-      <w:r>
-        <w:rPr>
-          <w:b/>
-          <w:bCs/>
-        </w:rPr>
-        <w:t>.</w:t>
-      </w:r>
-    </w:p>
-    <w:p>
-      <w:pPr>
-        <w:spacing w:before="80" w:after="80"/>
-      </w:pPr>
-      <w:proofErr w:type="spellStart"/>
-      <w:r>
-        <w:t>AppDbContext</w:t>
-      </w:r>
-      <w:proofErr w:type="spellEnd"/>
-      <w:r>
-        <w:t xml:space="preserve"> (</w:t>
-      </w:r>
-      <w:proofErr w:type="spellStart"/>
-      <w:r>
-        <w:t>Entity</w:t>
-      </w:r>
-      <w:proofErr w:type="spellEnd"/>
-      <w:r>
-        <w:t xml:space="preserve"> Framework </w:t>
-      </w:r>
-      <w:proofErr w:type="spellStart"/>
-      <w:r>
-        <w:t>Core</w:t>
-      </w:r>
-      <w:proofErr w:type="spellEnd"/>
-      <w:r>
-        <w:t xml:space="preserve"> 10, pakiet </w:t>
-      </w:r>
-      <w:proofErr w:type="spellStart"/>
-      <w:r>
-        <w:t>Microsoft.EntityFrameworkCore.SqlServer</w:t>
-      </w:r>
-      <w:proofErr w:type="spellEnd"/>
-      <w:r>
-        <w:t xml:space="preserve"> 10.0.5) definiuje </w:t>
-      </w:r>
-      <w:proofErr w:type="spellStart"/>
-      <w:r>
-        <w:t>DbSet</w:t>
-      </w:r>
-      <w:proofErr w:type="spellEnd"/>
-      <w:r>
-        <w:t xml:space="preserve"> dla wszystkich encji. Migracj</w:t>
-      </w:r>
-      <w:r>
-        <w:t xml:space="preserve">e </w:t>
-      </w:r>
-      <w:r>
-        <w:t>tworz</w:t>
-      </w:r>
-      <w:r>
-        <w:t>ą</w:t>
-      </w:r>
-      <w:r>
-        <w:t xml:space="preserve"> </w:t>
-      </w:r>
-      <w:r>
-        <w:t>pełny</w:t>
-      </w:r>
-      <w:r>
-        <w:t xml:space="preserve"> schemat bazy danych. </w:t>
-      </w:r>
-      <w:r>
-        <w:lastRenderedPageBreak/>
-        <w:t xml:space="preserve">EF </w:t>
-      </w:r>
-      <w:proofErr w:type="spellStart"/>
-      <w:r>
-        <w:t>Core</w:t>
-      </w:r>
-      <w:proofErr w:type="spellEnd"/>
-      <w:r>
-        <w:t xml:space="preserve"> zapewnia </w:t>
-      </w:r>
-      <w:r>
-        <w:t>trwałość</w:t>
-      </w:r>
-      <w:r>
-        <w:t xml:space="preserve"> danych </w:t>
-      </w:r>
-      <w:r>
-        <w:t>pomiędzy</w:t>
-      </w:r>
-      <w:r>
-        <w:t xml:space="preserve"> </w:t>
-      </w:r>
-      <w:proofErr w:type="spellStart"/>
-      <w:r>
-        <w:t>sesjami,</w:t>
-      </w:r>
-      <w:r>
-        <w:t>oraz</w:t>
-      </w:r>
-      <w:proofErr w:type="spellEnd"/>
-      <w:r>
-        <w:t xml:space="preserve"> integralność</w:t>
-      </w:r>
-      <w:r>
-        <w:t xml:space="preserve">. Relacje miedzy encjami modelowane </w:t>
-      </w:r>
-      <w:r>
-        <w:t>są</w:t>
-      </w:r>
-      <w:r>
-        <w:t xml:space="preserve"> przez klucze obce i </w:t>
-      </w:r>
-      <w:r>
-        <w:t>właściwości</w:t>
-      </w:r>
-      <w:r>
-        <w:t xml:space="preserve"> nawigacyjne.</w:t>
-      </w:r>
-    </w:p>
-    <w:p>
-      <w:pPr>
-        <w:spacing w:before="60" w:after="60"/>
-      </w:pPr>
-    </w:p>
-    <w:p>
-      <w:pPr>
-        <w:pStyle w:val="Nagwek2"/>
-      </w:pPr>
-      <w:r>
-        <w:t xml:space="preserve">WN-6  </w:t>
-      </w:r>
-      <w:r>
-        <w:t>Liczność</w:t>
-      </w:r>
-      <w:r>
-        <w:t xml:space="preserve"> encji -- minimum 10 na </w:t>
-      </w:r>
-      <w:r>
-        <w:t>osobę</w:t>
-      </w:r>
-      <w:r>
-        <w:t xml:space="preserve"> (30 ogółem dla 3 </w:t>
-      </w:r>
-      <w:r>
-        <w:t>osób</w:t>
-      </w:r>
-      <w:r>
-        <w:t>)</w:t>
-      </w:r>
-    </w:p>
-    <w:p>
-      <w:pPr>
-        <w:spacing w:before="80" w:after="80"/>
-      </w:pPr>
-      <w:r>
-        <w:rPr>
-          <w:b/>
-          <w:bCs/>
-        </w:rPr>
-        <w:t>Spełnione</w:t>
-      </w:r>
-      <w:r>
-        <w:rPr>
-          <w:b/>
-          <w:bCs/>
-        </w:rPr>
-        <w:t>.</w:t>
-      </w:r>
-    </w:p>
-    <w:p>
-      <w:pPr>
-        <w:spacing w:before="80" w:after="80"/>
-      </w:pPr>
-      <w:r>
-        <w:t xml:space="preserve">Folder </w:t>
-      </w:r>
-      <w:proofErr w:type="spellStart"/>
-      <w:r>
-        <w:t>Models</w:t>
-      </w:r>
-      <w:proofErr w:type="spellEnd"/>
-      <w:r>
-        <w:t>/ zawiera 32 pliki, folder Data/ zawiera 2 pliki (</w:t>
-      </w:r>
-      <w:proofErr w:type="spellStart"/>
-      <w:r>
-        <w:t>UserAccount</w:t>
-      </w:r>
-      <w:proofErr w:type="spellEnd"/>
-      <w:r>
-        <w:t xml:space="preserve">, </w:t>
-      </w:r>
-      <w:proofErr w:type="spellStart"/>
-      <w:r>
-        <w:t>AppDbContext</w:t>
-      </w:r>
-      <w:proofErr w:type="spellEnd"/>
-      <w:r>
-        <w:t xml:space="preserve">). </w:t>
-      </w:r>
-      <w:proofErr w:type="spellStart"/>
-      <w:r>
-        <w:t>Lacznie</w:t>
-      </w:r>
-      <w:proofErr w:type="spellEnd"/>
-      <w:r>
-        <w:t xml:space="preserve"> projekt liczy 34 klasy modelu. </w:t>
+        <w:t xml:space="preserve">Folder Models/ zawiera 32 pliki, folder Data/ zawiera 2 pliki (UserAccount, AppDbContext). Lacznie projekt liczy 34 klasy modelu. </w:t>
       </w:r>
       <w:r>
         <w:t>Poniżej</w:t>
@@ -1942,12 +1257,6 @@
         <w:gridCol w:w="4593"/>
       </w:tblGrid>
       <w:tr>
-        <w:tblPrEx>
-          <w:tblCellMar>
-            <w:top w:w="0" w:type="dxa"/>
-            <w:bottom w:w="0" w:type="dxa"/>
-          </w:tblCellMar>
-        </w:tblPrEx>
         <w:tc>
           <w:tcPr>
             <w:tcW w:w="400" w:type="dxa"/>
@@ -2082,12 +1391,6 @@
         </w:tc>
       </w:tr>
       <w:tr>
-        <w:tblPrEx>
-          <w:tblCellMar>
-            <w:top w:w="0" w:type="dxa"/>
-            <w:bottom w:w="0" w:type="dxa"/>
-          </w:tblCellMar>
-        </w:tblPrEx>
         <w:tc>
           <w:tcPr>
             <w:tcW w:w="400" w:type="dxa"/>
@@ -2131,7 +1434,6 @@
             </w:tcMar>
           </w:tcPr>
           <w:p>
-            <w:proofErr w:type="spellStart"/>
             <w:r>
               <w:rPr>
                 <w:b/>
@@ -2141,7 +1443,6 @@
               </w:rPr>
               <w:t>UserAccount</w:t>
             </w:r>
-            <w:proofErr w:type="spellEnd"/>
           </w:p>
         </w:tc>
         <w:tc>
@@ -2212,12 +1513,6 @@
         </w:tc>
       </w:tr>
       <w:tr>
-        <w:tblPrEx>
-          <w:tblCellMar>
-            <w:top w:w="0" w:type="dxa"/>
-            <w:bottom w:w="0" w:type="dxa"/>
-          </w:tblCellMar>
-        </w:tblPrEx>
         <w:tc>
           <w:tcPr>
             <w:tcW w:w="400" w:type="dxa"/>
@@ -2261,7 +1556,6 @@
             </w:tcMar>
           </w:tcPr>
           <w:p>
-            <w:proofErr w:type="spellStart"/>
             <w:r>
               <w:rPr>
                 <w:b/>
@@ -2271,7 +1565,6 @@
               </w:rPr>
               <w:t>AppDbContext</w:t>
             </w:r>
-            <w:proofErr w:type="spellEnd"/>
           </w:p>
         </w:tc>
         <w:tc>
@@ -2322,43 +1615,12 @@
                 <w:sz w:val="20"/>
                 <w:szCs w:val="20"/>
               </w:rPr>
-              <w:t xml:space="preserve">Kontekst bazy danych EF </w:t>
-            </w:r>
-            <w:proofErr w:type="spellStart"/>
-            <w:r>
-              <w:rPr>
-                <w:sz w:val="20"/>
-                <w:szCs w:val="20"/>
-              </w:rPr>
-              <w:t>Core</w:t>
-            </w:r>
-            <w:proofErr w:type="spellEnd"/>
-            <w:r>
-              <w:rPr>
-                <w:sz w:val="20"/>
-                <w:szCs w:val="20"/>
-              </w:rPr>
-              <w:t xml:space="preserve">, rejestracja wszystkich </w:t>
-            </w:r>
-            <w:proofErr w:type="spellStart"/>
-            <w:r>
-              <w:rPr>
-                <w:sz w:val="20"/>
-                <w:szCs w:val="20"/>
-              </w:rPr>
-              <w:t>DbSet</w:t>
-            </w:r>
-            <w:proofErr w:type="spellEnd"/>
+              <w:t>Kontekst bazy danych EF Core, rejestracja wszystkich DbSet</w:t>
+            </w:r>
           </w:p>
         </w:tc>
       </w:tr>
       <w:tr>
-        <w:tblPrEx>
-          <w:tblCellMar>
-            <w:top w:w="0" w:type="dxa"/>
-            <w:bottom w:w="0" w:type="dxa"/>
-          </w:tblCellMar>
-        </w:tblPrEx>
         <w:tc>
           <w:tcPr>
             <w:tcW w:w="400" w:type="dxa"/>
@@ -2402,7 +1664,6 @@
             </w:tcMar>
           </w:tcPr>
           <w:p>
-            <w:proofErr w:type="spellStart"/>
             <w:r>
               <w:rPr>
                 <w:b/>
@@ -2412,7 +1673,6 @@
               </w:rPr>
               <w:t>Achievement</w:t>
             </w:r>
-            <w:proofErr w:type="spellEnd"/>
           </w:p>
         </w:tc>
         <w:tc>
@@ -2432,21 +1692,12 @@
             </w:tcMar>
           </w:tcPr>
           <w:p>
-            <w:proofErr w:type="spellStart"/>
-            <w:r>
-              <w:rPr>
-                <w:sz w:val="20"/>
-                <w:szCs w:val="20"/>
-              </w:rPr>
-              <w:t>Models</w:t>
-            </w:r>
-            <w:proofErr w:type="spellEnd"/>
-            <w:r>
-              <w:rPr>
-                <w:sz w:val="20"/>
-                <w:szCs w:val="20"/>
-              </w:rPr>
-              <w:t>/</w:t>
+            <w:r>
+              <w:rPr>
+                <w:sz w:val="20"/>
+                <w:szCs w:val="20"/>
+              </w:rPr>
+              <w:t>Models/</w:t>
             </w:r>
           </w:p>
         </w:tc>
@@ -2492,12 +1743,6 @@
         </w:tc>
       </w:tr>
       <w:tr>
-        <w:tblPrEx>
-          <w:tblCellMar>
-            <w:top w:w="0" w:type="dxa"/>
-            <w:bottom w:w="0" w:type="dxa"/>
-          </w:tblCellMar>
-        </w:tblPrEx>
         <w:tc>
           <w:tcPr>
             <w:tcW w:w="400" w:type="dxa"/>
@@ -2541,7 +1786,6 @@
             </w:tcMar>
           </w:tcPr>
           <w:p>
-            <w:proofErr w:type="spellStart"/>
             <w:r>
               <w:rPr>
                 <w:b/>
@@ -2551,7 +1795,6 @@
               </w:rPr>
               <w:t>AchievementType</w:t>
             </w:r>
-            <w:proofErr w:type="spellEnd"/>
           </w:p>
         </w:tc>
         <w:tc>
@@ -2571,21 +1814,12 @@
             </w:tcMar>
           </w:tcPr>
           <w:p>
-            <w:proofErr w:type="spellStart"/>
-            <w:r>
-              <w:rPr>
-                <w:sz w:val="20"/>
-                <w:szCs w:val="20"/>
-              </w:rPr>
-              <w:t>Models</w:t>
-            </w:r>
-            <w:proofErr w:type="spellEnd"/>
-            <w:r>
-              <w:rPr>
-                <w:sz w:val="20"/>
-                <w:szCs w:val="20"/>
-              </w:rPr>
-              <w:t>/</w:t>
+            <w:r>
+              <w:rPr>
+                <w:sz w:val="20"/>
+                <w:szCs w:val="20"/>
+              </w:rPr>
+              <w:t>Models/</w:t>
             </w:r>
           </w:p>
         </w:tc>
@@ -2624,12 +1858,6 @@
         </w:tc>
       </w:tr>
       <w:tr>
-        <w:tblPrEx>
-          <w:tblCellMar>
-            <w:top w:w="0" w:type="dxa"/>
-            <w:bottom w:w="0" w:type="dxa"/>
-          </w:tblCellMar>
-        </w:tblPrEx>
         <w:tc>
           <w:tcPr>
             <w:tcW w:w="400" w:type="dxa"/>
@@ -2673,7 +1901,6 @@
             </w:tcMar>
           </w:tcPr>
           <w:p>
-            <w:proofErr w:type="spellStart"/>
             <w:r>
               <w:rPr>
                 <w:b/>
@@ -2683,7 +1910,6 @@
               </w:rPr>
               <w:t>ChangePasswordViewModel</w:t>
             </w:r>
-            <w:proofErr w:type="spellEnd"/>
           </w:p>
         </w:tc>
         <w:tc>
@@ -2703,21 +1929,12 @@
             </w:tcMar>
           </w:tcPr>
           <w:p>
-            <w:proofErr w:type="spellStart"/>
-            <w:r>
-              <w:rPr>
-                <w:sz w:val="20"/>
-                <w:szCs w:val="20"/>
-              </w:rPr>
-              <w:t>Models</w:t>
-            </w:r>
-            <w:proofErr w:type="spellEnd"/>
-            <w:r>
-              <w:rPr>
-                <w:sz w:val="20"/>
-                <w:szCs w:val="20"/>
-              </w:rPr>
-              <w:t>/</w:t>
+            <w:r>
+              <w:rPr>
+                <w:sz w:val="20"/>
+                <w:szCs w:val="20"/>
+              </w:rPr>
+              <w:t>Models/</w:t>
             </w:r>
           </w:p>
         </w:tc>
@@ -2756,12 +1973,6 @@
         </w:tc>
       </w:tr>
       <w:tr>
-        <w:tblPrEx>
-          <w:tblCellMar>
-            <w:top w:w="0" w:type="dxa"/>
-            <w:bottom w:w="0" w:type="dxa"/>
-          </w:tblCellMar>
-        </w:tblPrEx>
         <w:tc>
           <w:tcPr>
             <w:tcW w:w="400" w:type="dxa"/>
@@ -2833,21 +2044,12 @@
             </w:tcMar>
           </w:tcPr>
           <w:p>
-            <w:proofErr w:type="spellStart"/>
-            <w:r>
-              <w:rPr>
-                <w:sz w:val="20"/>
-                <w:szCs w:val="20"/>
-              </w:rPr>
-              <w:t>Models</w:t>
-            </w:r>
-            <w:proofErr w:type="spellEnd"/>
-            <w:r>
-              <w:rPr>
-                <w:sz w:val="20"/>
-                <w:szCs w:val="20"/>
-              </w:rPr>
-              <w:t>/</w:t>
+            <w:r>
+              <w:rPr>
+                <w:sz w:val="20"/>
+                <w:szCs w:val="20"/>
+              </w:rPr>
+              <w:t>Models/</w:t>
             </w:r>
           </w:p>
         </w:tc>
@@ -2886,12 +2088,6 @@
         </w:tc>
       </w:tr>
       <w:tr>
-        <w:tblPrEx>
-          <w:tblCellMar>
-            <w:top w:w="0" w:type="dxa"/>
-            <w:bottom w:w="0" w:type="dxa"/>
-          </w:tblCellMar>
-        </w:tblPrEx>
         <w:tc>
           <w:tcPr>
             <w:tcW w:w="400" w:type="dxa"/>
@@ -2935,7 +2131,6 @@
             </w:tcMar>
           </w:tcPr>
           <w:p>
-            <w:proofErr w:type="spellStart"/>
             <w:r>
               <w:rPr>
                 <w:b/>
@@ -2945,7 +2140,6 @@
               </w:rPr>
               <w:t>ClubMember</w:t>
             </w:r>
-            <w:proofErr w:type="spellEnd"/>
           </w:p>
         </w:tc>
         <w:tc>
@@ -2965,21 +2159,12 @@
             </w:tcMar>
           </w:tcPr>
           <w:p>
-            <w:proofErr w:type="spellStart"/>
-            <w:r>
-              <w:rPr>
-                <w:sz w:val="20"/>
-                <w:szCs w:val="20"/>
-              </w:rPr>
-              <w:t>Models</w:t>
-            </w:r>
-            <w:proofErr w:type="spellEnd"/>
-            <w:r>
-              <w:rPr>
-                <w:sz w:val="20"/>
-                <w:szCs w:val="20"/>
-              </w:rPr>
-              <w:t>/</w:t>
+            <w:r>
+              <w:rPr>
+                <w:sz w:val="20"/>
+                <w:szCs w:val="20"/>
+              </w:rPr>
+              <w:t>Models/</w:t>
             </w:r>
           </w:p>
         </w:tc>
@@ -3025,12 +2210,6 @@
         </w:tc>
       </w:tr>
       <w:tr>
-        <w:tblPrEx>
-          <w:tblCellMar>
-            <w:top w:w="0" w:type="dxa"/>
-            <w:bottom w:w="0" w:type="dxa"/>
-          </w:tblCellMar>
-        </w:tblPrEx>
         <w:tc>
           <w:tcPr>
             <w:tcW w:w="400" w:type="dxa"/>
@@ -3074,7 +2253,6 @@
             </w:tcMar>
           </w:tcPr>
           <w:p>
-            <w:proofErr w:type="spellStart"/>
             <w:r>
               <w:rPr>
                 <w:b/>
@@ -3084,7 +2262,6 @@
               </w:rPr>
               <w:t>ClubMessage</w:t>
             </w:r>
-            <w:proofErr w:type="spellEnd"/>
           </w:p>
         </w:tc>
         <w:tc>
@@ -3104,21 +2281,12 @@
             </w:tcMar>
           </w:tcPr>
           <w:p>
-            <w:proofErr w:type="spellStart"/>
-            <w:r>
-              <w:rPr>
-                <w:sz w:val="20"/>
-                <w:szCs w:val="20"/>
-              </w:rPr>
-              <w:t>Models</w:t>
-            </w:r>
-            <w:proofErr w:type="spellEnd"/>
-            <w:r>
-              <w:rPr>
-                <w:sz w:val="20"/>
-                <w:szCs w:val="20"/>
-              </w:rPr>
-              <w:t>/</w:t>
+            <w:r>
+              <w:rPr>
+                <w:sz w:val="20"/>
+                <w:szCs w:val="20"/>
+              </w:rPr>
+              <w:t>Models/</w:t>
             </w:r>
           </w:p>
         </w:tc>
@@ -3139,32 +2307,17 @@
             </w:tcMar>
           </w:tcPr>
           <w:p>
-            <w:proofErr w:type="spellStart"/>
-            <w:r>
-              <w:rPr>
-                <w:sz w:val="20"/>
-                <w:szCs w:val="20"/>
-              </w:rPr>
-              <w:t>Wiadomosc</w:t>
-            </w:r>
-            <w:proofErr w:type="spellEnd"/>
-            <w:r>
-              <w:rPr>
-                <w:sz w:val="20"/>
-                <w:szCs w:val="20"/>
-              </w:rPr>
-              <w:t xml:space="preserve"> na tablicy klubu</w:t>
+            <w:r>
+              <w:rPr>
+                <w:sz w:val="20"/>
+                <w:szCs w:val="20"/>
+              </w:rPr>
+              <w:t>Wiadomosc na tablicy klubu</w:t>
             </w:r>
           </w:p>
         </w:tc>
       </w:tr>
       <w:tr>
-        <w:tblPrEx>
-          <w:tblCellMar>
-            <w:top w:w="0" w:type="dxa"/>
-            <w:bottom w:w="0" w:type="dxa"/>
-          </w:tblCellMar>
-        </w:tblPrEx>
         <w:tc>
           <w:tcPr>
             <w:tcW w:w="400" w:type="dxa"/>
@@ -3208,7 +2361,6 @@
             </w:tcMar>
           </w:tcPr>
           <w:p>
-            <w:proofErr w:type="spellStart"/>
             <w:r>
               <w:rPr>
                 <w:b/>
@@ -3218,7 +2370,6 @@
               </w:rPr>
               <w:t>ClubViewModels</w:t>
             </w:r>
-            <w:proofErr w:type="spellEnd"/>
           </w:p>
         </w:tc>
         <w:tc>
@@ -3238,21 +2389,12 @@
             </w:tcMar>
           </w:tcPr>
           <w:p>
-            <w:proofErr w:type="spellStart"/>
-            <w:r>
-              <w:rPr>
-                <w:sz w:val="20"/>
-                <w:szCs w:val="20"/>
-              </w:rPr>
-              <w:t>Models</w:t>
-            </w:r>
-            <w:proofErr w:type="spellEnd"/>
-            <w:r>
-              <w:rPr>
-                <w:sz w:val="20"/>
-                <w:szCs w:val="20"/>
-              </w:rPr>
-              <w:t>/</w:t>
+            <w:r>
+              <w:rPr>
+                <w:sz w:val="20"/>
+                <w:szCs w:val="20"/>
+              </w:rPr>
+              <w:t>Models/</w:t>
             </w:r>
           </w:p>
         </w:tc>
@@ -3273,21 +2415,12 @@
             </w:tcMar>
           </w:tcPr>
           <w:p>
-            <w:proofErr w:type="spellStart"/>
-            <w:r>
-              <w:rPr>
-                <w:sz w:val="20"/>
-                <w:szCs w:val="20"/>
-              </w:rPr>
-              <w:t>ViewModels</w:t>
-            </w:r>
-            <w:proofErr w:type="spellEnd"/>
-            <w:r>
-              <w:rPr>
-                <w:sz w:val="20"/>
-                <w:szCs w:val="20"/>
-              </w:rPr>
-              <w:t xml:space="preserve"> dla </w:t>
+            <w:r>
+              <w:rPr>
+                <w:sz w:val="20"/>
+                <w:szCs w:val="20"/>
+              </w:rPr>
+              <w:t xml:space="preserve">ViewModels dla </w:t>
             </w:r>
             <w:r>
               <w:rPr>
@@ -3321,12 +2454,6 @@
         </w:tc>
       </w:tr>
       <w:tr>
-        <w:tblPrEx>
-          <w:tblCellMar>
-            <w:top w:w="0" w:type="dxa"/>
-            <w:bottom w:w="0" w:type="dxa"/>
-          </w:tblCellMar>
-        </w:tblPrEx>
         <w:tc>
           <w:tcPr>
             <w:tcW w:w="400" w:type="dxa"/>
@@ -3370,7 +2497,6 @@
             </w:tcMar>
           </w:tcPr>
           <w:p>
-            <w:proofErr w:type="spellStart"/>
             <w:r>
               <w:rPr>
                 <w:b/>
@@ -3380,7 +2506,6 @@
               </w:rPr>
               <w:t>CoinWallet</w:t>
             </w:r>
-            <w:proofErr w:type="spellEnd"/>
           </w:p>
         </w:tc>
         <w:tc>
@@ -3400,21 +2525,12 @@
             </w:tcMar>
           </w:tcPr>
           <w:p>
-            <w:proofErr w:type="spellStart"/>
-            <w:r>
-              <w:rPr>
-                <w:sz w:val="20"/>
-                <w:szCs w:val="20"/>
-              </w:rPr>
-              <w:t>Models</w:t>
-            </w:r>
-            <w:proofErr w:type="spellEnd"/>
-            <w:r>
-              <w:rPr>
-                <w:sz w:val="20"/>
-                <w:szCs w:val="20"/>
-              </w:rPr>
-              <w:t>/</w:t>
+            <w:r>
+              <w:rPr>
+                <w:sz w:val="20"/>
+                <w:szCs w:val="20"/>
+              </w:rPr>
+              <w:t>Models/</w:t>
             </w:r>
           </w:p>
         </w:tc>
@@ -3446,12 +2562,6 @@
         </w:tc>
       </w:tr>
       <w:tr>
-        <w:tblPrEx>
-          <w:tblCellMar>
-            <w:top w:w="0" w:type="dxa"/>
-            <w:bottom w:w="0" w:type="dxa"/>
-          </w:tblCellMar>
-        </w:tblPrEx>
         <w:tc>
           <w:tcPr>
             <w:tcW w:w="400" w:type="dxa"/>
@@ -3495,7 +2605,6 @@
             </w:tcMar>
           </w:tcPr>
           <w:p>
-            <w:proofErr w:type="spellStart"/>
             <w:r>
               <w:rPr>
                 <w:b/>
@@ -3505,7 +2614,6 @@
               </w:rPr>
               <w:t>DemoSession</w:t>
             </w:r>
-            <w:proofErr w:type="spellEnd"/>
           </w:p>
         </w:tc>
         <w:tc>
@@ -3525,21 +2633,12 @@
             </w:tcMar>
           </w:tcPr>
           <w:p>
-            <w:proofErr w:type="spellStart"/>
-            <w:r>
-              <w:rPr>
-                <w:sz w:val="20"/>
-                <w:szCs w:val="20"/>
-              </w:rPr>
-              <w:t>Models</w:t>
-            </w:r>
-            <w:proofErr w:type="spellEnd"/>
-            <w:r>
-              <w:rPr>
-                <w:sz w:val="20"/>
-                <w:szCs w:val="20"/>
-              </w:rPr>
-              <w:t>/</w:t>
+            <w:r>
+              <w:rPr>
+                <w:sz w:val="20"/>
+                <w:szCs w:val="20"/>
+              </w:rPr>
+              <w:t>Models/</w:t>
             </w:r>
           </w:p>
         </w:tc>
@@ -3571,12 +2670,6 @@
         </w:tc>
       </w:tr>
       <w:tr>
-        <w:tblPrEx>
-          <w:tblCellMar>
-            <w:top w:w="0" w:type="dxa"/>
-            <w:bottom w:w="0" w:type="dxa"/>
-          </w:tblCellMar>
-        </w:tblPrEx>
         <w:tc>
           <w:tcPr>
             <w:tcW w:w="400" w:type="dxa"/>
@@ -3620,7 +2713,6 @@
             </w:tcMar>
           </w:tcPr>
           <w:p>
-            <w:proofErr w:type="spellStart"/>
             <w:r>
               <w:rPr>
                 <w:b/>
@@ -3630,7 +2722,6 @@
               </w:rPr>
               <w:t>ErrorViewModel</w:t>
             </w:r>
-            <w:proofErr w:type="spellEnd"/>
           </w:p>
         </w:tc>
         <w:tc>
@@ -3650,21 +2741,12 @@
             </w:tcMar>
           </w:tcPr>
           <w:p>
-            <w:proofErr w:type="spellStart"/>
-            <w:r>
-              <w:rPr>
-                <w:sz w:val="20"/>
-                <w:szCs w:val="20"/>
-              </w:rPr>
-              <w:t>Models</w:t>
-            </w:r>
-            <w:proofErr w:type="spellEnd"/>
-            <w:r>
-              <w:rPr>
-                <w:sz w:val="20"/>
-                <w:szCs w:val="20"/>
-              </w:rPr>
-              <w:t>/</w:t>
+            <w:r>
+              <w:rPr>
+                <w:sz w:val="20"/>
+                <w:szCs w:val="20"/>
+              </w:rPr>
+              <w:t>Models/</w:t>
             </w:r>
           </w:p>
         </w:tc>
@@ -3690,34 +2772,12 @@
                 <w:sz w:val="20"/>
                 <w:szCs w:val="20"/>
               </w:rPr>
-              <w:t xml:space="preserve">Model </w:t>
-            </w:r>
-            <w:proofErr w:type="spellStart"/>
-            <w:r>
-              <w:rPr>
-                <w:sz w:val="20"/>
-                <w:szCs w:val="20"/>
-              </w:rPr>
-              <w:t>bledu</w:t>
-            </w:r>
-            <w:proofErr w:type="spellEnd"/>
-            <w:r>
-              <w:rPr>
-                <w:sz w:val="20"/>
-                <w:szCs w:val="20"/>
-              </w:rPr>
-              <w:t xml:space="preserve"> aplikacji (strona 404/500)</w:t>
+              <w:t>Model bledu aplikacji (strona 404/500)</w:t>
             </w:r>
           </w:p>
         </w:tc>
       </w:tr>
       <w:tr>
-        <w:tblPrEx>
-          <w:tblCellMar>
-            <w:top w:w="0" w:type="dxa"/>
-            <w:bottom w:w="0" w:type="dxa"/>
-          </w:tblCellMar>
-        </w:tblPrEx>
         <w:tc>
           <w:tcPr>
             <w:tcW w:w="400" w:type="dxa"/>
@@ -3761,7 +2821,6 @@
             </w:tcMar>
           </w:tcPr>
           <w:p>
-            <w:proofErr w:type="spellStart"/>
             <w:r>
               <w:rPr>
                 <w:b/>
@@ -3771,7 +2830,6 @@
               </w:rPr>
               <w:t>FavoriteWeapon</w:t>
             </w:r>
-            <w:proofErr w:type="spellEnd"/>
           </w:p>
         </w:tc>
         <w:tc>
@@ -3791,21 +2849,12 @@
             </w:tcMar>
           </w:tcPr>
           <w:p>
-            <w:proofErr w:type="spellStart"/>
-            <w:r>
-              <w:rPr>
-                <w:sz w:val="20"/>
-                <w:szCs w:val="20"/>
-              </w:rPr>
-              <w:t>Models</w:t>
-            </w:r>
-            <w:proofErr w:type="spellEnd"/>
-            <w:r>
-              <w:rPr>
-                <w:sz w:val="20"/>
-                <w:szCs w:val="20"/>
-              </w:rPr>
-              <w:t>/</w:t>
+            <w:r>
+              <w:rPr>
+                <w:sz w:val="20"/>
+                <w:szCs w:val="20"/>
+              </w:rPr>
+              <w:t>Models/</w:t>
             </w:r>
           </w:p>
         </w:tc>
@@ -3837,12 +2886,6 @@
         </w:tc>
       </w:tr>
       <w:tr>
-        <w:tblPrEx>
-          <w:tblCellMar>
-            <w:top w:w="0" w:type="dxa"/>
-            <w:bottom w:w="0" w:type="dxa"/>
-          </w:tblCellMar>
-        </w:tblPrEx>
         <w:tc>
           <w:tcPr>
             <w:tcW w:w="400" w:type="dxa"/>
@@ -3886,7 +2929,6 @@
             </w:tcMar>
           </w:tcPr>
           <w:p>
-            <w:proofErr w:type="spellStart"/>
             <w:r>
               <w:rPr>
                 <w:b/>
@@ -3896,7 +2938,6 @@
               </w:rPr>
               <w:t>HighScore</w:t>
             </w:r>
-            <w:proofErr w:type="spellEnd"/>
           </w:p>
         </w:tc>
         <w:tc>
@@ -3916,21 +2957,12 @@
             </w:tcMar>
           </w:tcPr>
           <w:p>
-            <w:proofErr w:type="spellStart"/>
-            <w:r>
-              <w:rPr>
-                <w:sz w:val="20"/>
-                <w:szCs w:val="20"/>
-              </w:rPr>
-              <w:t>Models</w:t>
-            </w:r>
-            <w:proofErr w:type="spellEnd"/>
-            <w:r>
-              <w:rPr>
-                <w:sz w:val="20"/>
-                <w:szCs w:val="20"/>
-              </w:rPr>
-              <w:t>/</w:t>
+            <w:r>
+              <w:rPr>
+                <w:sz w:val="20"/>
+                <w:szCs w:val="20"/>
+              </w:rPr>
+              <w:t>Models/</w:t>
             </w:r>
           </w:p>
         </w:tc>
@@ -3962,12 +2994,6 @@
         </w:tc>
       </w:tr>
       <w:tr>
-        <w:tblPrEx>
-          <w:tblCellMar>
-            <w:top w:w="0" w:type="dxa"/>
-            <w:bottom w:w="0" w:type="dxa"/>
-          </w:tblCellMar>
-        </w:tblPrEx>
         <w:tc>
           <w:tcPr>
             <w:tcW w:w="400" w:type="dxa"/>
@@ -4039,21 +3065,12 @@
             </w:tcMar>
           </w:tcPr>
           <w:p>
-            <w:proofErr w:type="spellStart"/>
-            <w:r>
-              <w:rPr>
-                <w:sz w:val="20"/>
-                <w:szCs w:val="20"/>
-              </w:rPr>
-              <w:t>Models</w:t>
-            </w:r>
-            <w:proofErr w:type="spellEnd"/>
-            <w:r>
-              <w:rPr>
-                <w:sz w:val="20"/>
-                <w:szCs w:val="20"/>
-              </w:rPr>
-              <w:t>/</w:t>
+            <w:r>
+              <w:rPr>
+                <w:sz w:val="20"/>
+                <w:szCs w:val="20"/>
+              </w:rPr>
+              <w:t>Models/</w:t>
             </w:r>
           </w:p>
         </w:tc>
@@ -4079,34 +3096,12 @@
                 <w:sz w:val="20"/>
                 <w:szCs w:val="20"/>
               </w:rPr>
-              <w:t xml:space="preserve">Definicja poziomu: </w:t>
-            </w:r>
-            <w:proofErr w:type="spellStart"/>
-            <w:r>
-              <w:rPr>
-                <w:sz w:val="20"/>
-                <w:szCs w:val="20"/>
-              </w:rPr>
-              <w:t>prog</w:t>
-            </w:r>
-            <w:proofErr w:type="spellEnd"/>
-            <w:r>
-              <w:rPr>
-                <w:sz w:val="20"/>
-                <w:szCs w:val="20"/>
-              </w:rPr>
-              <w:t xml:space="preserve"> XP, nagrody za awans</w:t>
+              <w:t>Definicja poziomu: prog XP, nagrody za awans</w:t>
             </w:r>
           </w:p>
         </w:tc>
       </w:tr>
       <w:tr>
-        <w:tblPrEx>
-          <w:tblCellMar>
-            <w:top w:w="0" w:type="dxa"/>
-            <w:bottom w:w="0" w:type="dxa"/>
-          </w:tblCellMar>
-        </w:tblPrEx>
         <w:tc>
           <w:tcPr>
             <w:tcW w:w="400" w:type="dxa"/>
@@ -4150,7 +3145,6 @@
             </w:tcMar>
           </w:tcPr>
           <w:p>
-            <w:proofErr w:type="spellStart"/>
             <w:r>
               <w:rPr>
                 <w:b/>
@@ -4160,7 +3154,6 @@
               </w:rPr>
               <w:t>LoginViewModel</w:t>
             </w:r>
-            <w:proofErr w:type="spellEnd"/>
           </w:p>
         </w:tc>
         <w:tc>
@@ -4180,21 +3173,12 @@
             </w:tcMar>
           </w:tcPr>
           <w:p>
-            <w:proofErr w:type="spellStart"/>
-            <w:r>
-              <w:rPr>
-                <w:sz w:val="20"/>
-                <w:szCs w:val="20"/>
-              </w:rPr>
-              <w:t>Models</w:t>
-            </w:r>
-            <w:proofErr w:type="spellEnd"/>
-            <w:r>
-              <w:rPr>
-                <w:sz w:val="20"/>
-                <w:szCs w:val="20"/>
-              </w:rPr>
-              <w:t>/</w:t>
+            <w:r>
+              <w:rPr>
+                <w:sz w:val="20"/>
+                <w:szCs w:val="20"/>
+              </w:rPr>
+              <w:t>Models/</w:t>
             </w:r>
           </w:p>
         </w:tc>
@@ -4226,12 +3210,6 @@
         </w:tc>
       </w:tr>
       <w:tr>
-        <w:tblPrEx>
-          <w:tblCellMar>
-            <w:top w:w="0" w:type="dxa"/>
-            <w:bottom w:w="0" w:type="dxa"/>
-          </w:tblCellMar>
-        </w:tblPrEx>
         <w:tc>
           <w:tcPr>
             <w:tcW w:w="400" w:type="dxa"/>
@@ -4275,7 +3253,6 @@
             </w:tcMar>
           </w:tcPr>
           <w:p>
-            <w:proofErr w:type="spellStart"/>
             <w:r>
               <w:rPr>
                 <w:b/>
@@ -4285,7 +3262,6 @@
               </w:rPr>
               <w:t>MessageReport</w:t>
             </w:r>
-            <w:proofErr w:type="spellEnd"/>
           </w:p>
         </w:tc>
         <w:tc>
@@ -4305,21 +3281,12 @@
             </w:tcMar>
           </w:tcPr>
           <w:p>
-            <w:proofErr w:type="spellStart"/>
-            <w:r>
-              <w:rPr>
-                <w:sz w:val="20"/>
-                <w:szCs w:val="20"/>
-              </w:rPr>
-              <w:t>Models</w:t>
-            </w:r>
-            <w:proofErr w:type="spellEnd"/>
-            <w:r>
-              <w:rPr>
-                <w:sz w:val="20"/>
-                <w:szCs w:val="20"/>
-              </w:rPr>
-              <w:t>/</w:t>
+            <w:r>
+              <w:rPr>
+                <w:sz w:val="20"/>
+                <w:szCs w:val="20"/>
+              </w:rPr>
+              <w:t>Models/</w:t>
             </w:r>
           </w:p>
         </w:tc>
@@ -4345,39 +3312,12 @@
                 <w:sz w:val="20"/>
                 <w:szCs w:val="20"/>
               </w:rPr>
-              <w:t>Zgłoszenie</w:t>
-            </w:r>
-            <w:r>
-              <w:rPr>
-                <w:sz w:val="20"/>
-                <w:szCs w:val="20"/>
-              </w:rPr>
-              <w:t xml:space="preserve"> </w:t>
-            </w:r>
-            <w:r>
-              <w:rPr>
-                <w:sz w:val="20"/>
-                <w:szCs w:val="20"/>
-              </w:rPr>
-              <w:t>wiadomości</w:t>
-            </w:r>
-            <w:r>
-              <w:rPr>
-                <w:sz w:val="20"/>
-                <w:szCs w:val="20"/>
-              </w:rPr>
-              <w:t xml:space="preserve"> klubowej do moderacji</w:t>
+              <w:t>Zgłoszenie wiadomości klubowej do moderacji</w:t>
             </w:r>
           </w:p>
         </w:tc>
       </w:tr>
       <w:tr>
-        <w:tblPrEx>
-          <w:tblCellMar>
-            <w:top w:w="0" w:type="dxa"/>
-            <w:bottom w:w="0" w:type="dxa"/>
-          </w:tblCellMar>
-        </w:tblPrEx>
         <w:tc>
           <w:tcPr>
             <w:tcW w:w="400" w:type="dxa"/>
@@ -4421,7 +3361,6 @@
             </w:tcMar>
           </w:tcPr>
           <w:p>
-            <w:proofErr w:type="spellStart"/>
             <w:r>
               <w:rPr>
                 <w:b/>
@@ -4431,7 +3370,6 @@
               </w:rPr>
               <w:t>Potion</w:t>
             </w:r>
-            <w:proofErr w:type="spellEnd"/>
           </w:p>
         </w:tc>
         <w:tc>
@@ -4451,21 +3389,12 @@
             </w:tcMar>
           </w:tcPr>
           <w:p>
-            <w:proofErr w:type="spellStart"/>
-            <w:r>
-              <w:rPr>
-                <w:sz w:val="20"/>
-                <w:szCs w:val="20"/>
-              </w:rPr>
-              <w:t>Models</w:t>
-            </w:r>
-            <w:proofErr w:type="spellEnd"/>
-            <w:r>
-              <w:rPr>
-                <w:sz w:val="20"/>
-                <w:szCs w:val="20"/>
-              </w:rPr>
-              <w:t>/</w:t>
+            <w:r>
+              <w:rPr>
+                <w:sz w:val="20"/>
+                <w:szCs w:val="20"/>
+              </w:rPr>
+              <w:t>Models/</w:t>
             </w:r>
           </w:p>
         </w:tc>
@@ -4497,12 +3426,6 @@
         </w:tc>
       </w:tr>
       <w:tr>
-        <w:tblPrEx>
-          <w:tblCellMar>
-            <w:top w:w="0" w:type="dxa"/>
-            <w:bottom w:w="0" w:type="dxa"/>
-          </w:tblCellMar>
-        </w:tblPrEx>
         <w:tc>
           <w:tcPr>
             <w:tcW w:w="400" w:type="dxa"/>
@@ -4546,7 +3469,6 @@
             </w:tcMar>
           </w:tcPr>
           <w:p>
-            <w:proofErr w:type="spellStart"/>
             <w:r>
               <w:rPr>
                 <w:b/>
@@ -4556,7 +3478,6 @@
               </w:rPr>
               <w:t>PublicProfileViewModel</w:t>
             </w:r>
-            <w:proofErr w:type="spellEnd"/>
           </w:p>
         </w:tc>
         <w:tc>
@@ -4576,21 +3497,12 @@
             </w:tcMar>
           </w:tcPr>
           <w:p>
-            <w:proofErr w:type="spellStart"/>
-            <w:r>
-              <w:rPr>
-                <w:sz w:val="20"/>
-                <w:szCs w:val="20"/>
-              </w:rPr>
-              <w:t>Models</w:t>
-            </w:r>
-            <w:proofErr w:type="spellEnd"/>
-            <w:r>
-              <w:rPr>
-                <w:sz w:val="20"/>
-                <w:szCs w:val="20"/>
-              </w:rPr>
-              <w:t>/</w:t>
+            <w:r>
+              <w:rPr>
+                <w:sz w:val="20"/>
+                <w:szCs w:val="20"/>
+              </w:rPr>
+              <w:t>Models/</w:t>
             </w:r>
           </w:p>
         </w:tc>
@@ -4622,12 +3534,6 @@
         </w:tc>
       </w:tr>
       <w:tr>
-        <w:tblPrEx>
-          <w:tblCellMar>
-            <w:top w:w="0" w:type="dxa"/>
-            <w:bottom w:w="0" w:type="dxa"/>
-          </w:tblCellMar>
-        </w:tblPrEx>
         <w:tc>
           <w:tcPr>
             <w:tcW w:w="400" w:type="dxa"/>
@@ -4650,6 +3556,7 @@
                 <w:sz w:val="20"/>
                 <w:szCs w:val="20"/>
               </w:rPr>
+              <w:lastRenderedPageBreak/>
               <w:t>20</w:t>
             </w:r>
           </w:p>
@@ -4671,7 +3578,6 @@
             </w:tcMar>
           </w:tcPr>
           <w:p>
-            <w:proofErr w:type="spellStart"/>
             <w:r>
               <w:rPr>
                 <w:b/>
@@ -4681,7 +3587,6 @@
               </w:rPr>
               <w:t>PurchasedPotion</w:t>
             </w:r>
-            <w:proofErr w:type="spellEnd"/>
           </w:p>
         </w:tc>
         <w:tc>
@@ -4701,21 +3606,12 @@
             </w:tcMar>
           </w:tcPr>
           <w:p>
-            <w:proofErr w:type="spellStart"/>
-            <w:r>
-              <w:rPr>
-                <w:sz w:val="20"/>
-                <w:szCs w:val="20"/>
-              </w:rPr>
-              <w:t>Models</w:t>
-            </w:r>
-            <w:proofErr w:type="spellEnd"/>
-            <w:r>
-              <w:rPr>
-                <w:sz w:val="20"/>
-                <w:szCs w:val="20"/>
-              </w:rPr>
-              <w:t>/</w:t>
+            <w:r>
+              <w:rPr>
+                <w:sz w:val="20"/>
+                <w:szCs w:val="20"/>
+              </w:rPr>
+              <w:t>Models/</w:t>
             </w:r>
           </w:p>
         </w:tc>
@@ -4747,12 +3643,6 @@
         </w:tc>
       </w:tr>
       <w:tr>
-        <w:tblPrEx>
-          <w:tblCellMar>
-            <w:top w:w="0" w:type="dxa"/>
-            <w:bottom w:w="0" w:type="dxa"/>
-          </w:tblCellMar>
-        </w:tblPrEx>
         <w:tc>
           <w:tcPr>
             <w:tcW w:w="400" w:type="dxa"/>
@@ -4796,7 +3686,6 @@
             </w:tcMar>
           </w:tcPr>
           <w:p>
-            <w:proofErr w:type="spellStart"/>
             <w:r>
               <w:rPr>
                 <w:b/>
@@ -4806,7 +3695,6 @@
               </w:rPr>
               <w:t>PurchasedWeapon</w:t>
             </w:r>
-            <w:proofErr w:type="spellEnd"/>
           </w:p>
         </w:tc>
         <w:tc>
@@ -4826,21 +3714,12 @@
             </w:tcMar>
           </w:tcPr>
           <w:p>
-            <w:proofErr w:type="spellStart"/>
-            <w:r>
-              <w:rPr>
-                <w:sz w:val="20"/>
-                <w:szCs w:val="20"/>
-              </w:rPr>
-              <w:t>Models</w:t>
-            </w:r>
-            <w:proofErr w:type="spellEnd"/>
-            <w:r>
-              <w:rPr>
-                <w:sz w:val="20"/>
-                <w:szCs w:val="20"/>
-              </w:rPr>
-              <w:t>/</w:t>
+            <w:r>
+              <w:rPr>
+                <w:sz w:val="20"/>
+                <w:szCs w:val="20"/>
+              </w:rPr>
+              <w:t>Models/</w:t>
             </w:r>
           </w:p>
         </w:tc>
@@ -4872,12 +3751,6 @@
         </w:tc>
       </w:tr>
       <w:tr>
-        <w:tblPrEx>
-          <w:tblCellMar>
-            <w:top w:w="0" w:type="dxa"/>
-            <w:bottom w:w="0" w:type="dxa"/>
-          </w:tblCellMar>
-        </w:tblPrEx>
         <w:tc>
           <w:tcPr>
             <w:tcW w:w="400" w:type="dxa"/>
@@ -4921,7 +3794,6 @@
             </w:tcMar>
           </w:tcPr>
           <w:p>
-            <w:proofErr w:type="spellStart"/>
             <w:r>
               <w:rPr>
                 <w:b/>
@@ -4931,7 +3803,6 @@
               </w:rPr>
               <w:t>PurchasedWeaponUpgrade</w:t>
             </w:r>
-            <w:proofErr w:type="spellEnd"/>
           </w:p>
         </w:tc>
         <w:tc>
@@ -4951,21 +3822,12 @@
             </w:tcMar>
           </w:tcPr>
           <w:p>
-            <w:proofErr w:type="spellStart"/>
-            <w:r>
-              <w:rPr>
-                <w:sz w:val="20"/>
-                <w:szCs w:val="20"/>
-              </w:rPr>
-              <w:t>Models</w:t>
-            </w:r>
-            <w:proofErr w:type="spellEnd"/>
-            <w:r>
-              <w:rPr>
-                <w:sz w:val="20"/>
-                <w:szCs w:val="20"/>
-              </w:rPr>
-              <w:t>/</w:t>
+            <w:r>
+              <w:rPr>
+                <w:sz w:val="20"/>
+                <w:szCs w:val="20"/>
+              </w:rPr>
+              <w:t>Models/</w:t>
             </w:r>
           </w:p>
         </w:tc>
@@ -4997,12 +3859,6 @@
         </w:tc>
       </w:tr>
       <w:tr>
-        <w:tblPrEx>
-          <w:tblCellMar>
-            <w:top w:w="0" w:type="dxa"/>
-            <w:bottom w:w="0" w:type="dxa"/>
-          </w:tblCellMar>
-        </w:tblPrEx>
         <w:tc>
           <w:tcPr>
             <w:tcW w:w="400" w:type="dxa"/>
@@ -5074,21 +3930,12 @@
             </w:tcMar>
           </w:tcPr>
           <w:p>
-            <w:proofErr w:type="spellStart"/>
-            <w:r>
-              <w:rPr>
-                <w:sz w:val="20"/>
-                <w:szCs w:val="20"/>
-              </w:rPr>
-              <w:t>Models</w:t>
-            </w:r>
-            <w:proofErr w:type="spellEnd"/>
-            <w:r>
-              <w:rPr>
-                <w:sz w:val="20"/>
-                <w:szCs w:val="20"/>
-              </w:rPr>
-              <w:t>/</w:t>
+            <w:r>
+              <w:rPr>
+                <w:sz w:val="20"/>
+                <w:szCs w:val="20"/>
+              </w:rPr>
+              <w:t>Models/</w:t>
             </w:r>
           </w:p>
         </w:tc>
@@ -5114,34 +3961,12 @@
                 <w:sz w:val="20"/>
                 <w:szCs w:val="20"/>
               </w:rPr>
-              <w:t xml:space="preserve">Definicja </w:t>
-            </w:r>
-            <w:proofErr w:type="spellStart"/>
-            <w:r>
-              <w:rPr>
-                <w:sz w:val="20"/>
-                <w:szCs w:val="20"/>
-              </w:rPr>
-              <w:t>questa</w:t>
-            </w:r>
-            <w:proofErr w:type="spellEnd"/>
-            <w:r>
-              <w:rPr>
-                <w:sz w:val="20"/>
-                <w:szCs w:val="20"/>
-              </w:rPr>
-              <w:t>: cel, nagroda, typ</w:t>
+              <w:t>Definicja questa: cel, nagroda, typ</w:t>
             </w:r>
           </w:p>
         </w:tc>
       </w:tr>
       <w:tr>
-        <w:tblPrEx>
-          <w:tblCellMar>
-            <w:top w:w="0" w:type="dxa"/>
-            <w:bottom w:w="0" w:type="dxa"/>
-          </w:tblCellMar>
-        </w:tblPrEx>
         <w:tc>
           <w:tcPr>
             <w:tcW w:w="400" w:type="dxa"/>
@@ -5185,7 +4010,6 @@
             </w:tcMar>
           </w:tcPr>
           <w:p>
-            <w:proofErr w:type="spellStart"/>
             <w:r>
               <w:rPr>
                 <w:b/>
@@ -5195,7 +4019,6 @@
               </w:rPr>
               <w:t>QuestType</w:t>
             </w:r>
-            <w:proofErr w:type="spellEnd"/>
           </w:p>
         </w:tc>
         <w:tc>
@@ -5215,21 +4038,12 @@
             </w:tcMar>
           </w:tcPr>
           <w:p>
-            <w:proofErr w:type="spellStart"/>
-            <w:r>
-              <w:rPr>
-                <w:sz w:val="20"/>
-                <w:szCs w:val="20"/>
-              </w:rPr>
-              <w:t>Models</w:t>
-            </w:r>
-            <w:proofErr w:type="spellEnd"/>
-            <w:r>
-              <w:rPr>
-                <w:sz w:val="20"/>
-                <w:szCs w:val="20"/>
-              </w:rPr>
-              <w:t>/</w:t>
+            <w:r>
+              <w:rPr>
+                <w:sz w:val="20"/>
+                <w:szCs w:val="20"/>
+              </w:rPr>
+              <w:t>Models/</w:t>
             </w:r>
           </w:p>
         </w:tc>
@@ -5255,34 +4069,12 @@
                 <w:sz w:val="20"/>
                 <w:szCs w:val="20"/>
               </w:rPr>
-              <w:t xml:space="preserve">Typ </w:t>
-            </w:r>
-            <w:proofErr w:type="spellStart"/>
-            <w:r>
-              <w:rPr>
-                <w:sz w:val="20"/>
-                <w:szCs w:val="20"/>
-              </w:rPr>
-              <w:t>questa</w:t>
-            </w:r>
-            <w:proofErr w:type="spellEnd"/>
-            <w:r>
-              <w:rPr>
-                <w:sz w:val="20"/>
-                <w:szCs w:val="20"/>
-              </w:rPr>
-              <w:t xml:space="preserve"> (dzienny, tygodniowy, jednorazowy)</w:t>
+              <w:t>Typ questa (dzienny, tygodniowy, jednorazowy)</w:t>
             </w:r>
           </w:p>
         </w:tc>
       </w:tr>
       <w:tr>
-        <w:tblPrEx>
-          <w:tblCellMar>
-            <w:top w:w="0" w:type="dxa"/>
-            <w:bottom w:w="0" w:type="dxa"/>
-          </w:tblCellMar>
-        </w:tblPrEx>
         <w:tc>
           <w:tcPr>
             <w:tcW w:w="400" w:type="dxa"/>
@@ -5326,7 +4118,6 @@
             </w:tcMar>
           </w:tcPr>
           <w:p>
-            <w:proofErr w:type="spellStart"/>
             <w:r>
               <w:rPr>
                 <w:b/>
@@ -5336,7 +4127,6 @@
               </w:rPr>
               <w:t>RegistrationViewModel</w:t>
             </w:r>
-            <w:proofErr w:type="spellEnd"/>
           </w:p>
         </w:tc>
         <w:tc>
@@ -5356,21 +4146,12 @@
             </w:tcMar>
           </w:tcPr>
           <w:p>
-            <w:proofErr w:type="spellStart"/>
-            <w:r>
-              <w:rPr>
-                <w:sz w:val="20"/>
-                <w:szCs w:val="20"/>
-              </w:rPr>
-              <w:t>Models</w:t>
-            </w:r>
-            <w:proofErr w:type="spellEnd"/>
-            <w:r>
-              <w:rPr>
-                <w:sz w:val="20"/>
-                <w:szCs w:val="20"/>
-              </w:rPr>
-              <w:t>/</w:t>
+            <w:r>
+              <w:rPr>
+                <w:sz w:val="20"/>
+                <w:szCs w:val="20"/>
+              </w:rPr>
+              <w:t>Models/</w:t>
             </w:r>
           </w:p>
         </w:tc>
@@ -5402,12 +4183,6 @@
         </w:tc>
       </w:tr>
       <w:tr>
-        <w:tblPrEx>
-          <w:tblCellMar>
-            <w:top w:w="0" w:type="dxa"/>
-            <w:bottom w:w="0" w:type="dxa"/>
-          </w:tblCellMar>
-        </w:tblPrEx>
         <w:tc>
           <w:tcPr>
             <w:tcW w:w="400" w:type="dxa"/>
@@ -5430,7 +4205,6 @@
                 <w:sz w:val="20"/>
                 <w:szCs w:val="20"/>
               </w:rPr>
-              <w:lastRenderedPageBreak/>
               <w:t>26</w:t>
             </w:r>
           </w:p>
@@ -5452,7 +4226,6 @@
             </w:tcMar>
           </w:tcPr>
           <w:p>
-            <w:proofErr w:type="spellStart"/>
             <w:r>
               <w:rPr>
                 <w:b/>
@@ -5462,7 +4235,6 @@
               </w:rPr>
               <w:t>SavedScore</w:t>
             </w:r>
-            <w:proofErr w:type="spellEnd"/>
           </w:p>
         </w:tc>
         <w:tc>
@@ -5482,21 +4254,12 @@
             </w:tcMar>
           </w:tcPr>
           <w:p>
-            <w:proofErr w:type="spellStart"/>
-            <w:r>
-              <w:rPr>
-                <w:sz w:val="20"/>
-                <w:szCs w:val="20"/>
-              </w:rPr>
-              <w:t>Models</w:t>
-            </w:r>
-            <w:proofErr w:type="spellEnd"/>
-            <w:r>
-              <w:rPr>
-                <w:sz w:val="20"/>
-                <w:szCs w:val="20"/>
-              </w:rPr>
-              <w:t>/</w:t>
+            <w:r>
+              <w:rPr>
+                <w:sz w:val="20"/>
+                <w:szCs w:val="20"/>
+              </w:rPr>
+              <w:t>Models/</w:t>
             </w:r>
           </w:p>
         </w:tc>
@@ -5528,12 +4291,6 @@
         </w:tc>
       </w:tr>
       <w:tr>
-        <w:tblPrEx>
-          <w:tblCellMar>
-            <w:top w:w="0" w:type="dxa"/>
-            <w:bottom w:w="0" w:type="dxa"/>
-          </w:tblCellMar>
-        </w:tblPrEx>
         <w:tc>
           <w:tcPr>
             <w:tcW w:w="400" w:type="dxa"/>
@@ -5577,7 +4334,6 @@
             </w:tcMar>
           </w:tcPr>
           <w:p>
-            <w:proofErr w:type="spellStart"/>
             <w:r>
               <w:rPr>
                 <w:b/>
@@ -5587,7 +4343,6 @@
               </w:rPr>
               <w:t>ShopViewModel</w:t>
             </w:r>
-            <w:proofErr w:type="spellEnd"/>
           </w:p>
         </w:tc>
         <w:tc>
@@ -5607,21 +4362,12 @@
             </w:tcMar>
           </w:tcPr>
           <w:p>
-            <w:proofErr w:type="spellStart"/>
-            <w:r>
-              <w:rPr>
-                <w:sz w:val="20"/>
-                <w:szCs w:val="20"/>
-              </w:rPr>
-              <w:t>Models</w:t>
-            </w:r>
-            <w:proofErr w:type="spellEnd"/>
-            <w:r>
-              <w:rPr>
-                <w:sz w:val="20"/>
-                <w:szCs w:val="20"/>
-              </w:rPr>
-              <w:t>/</w:t>
+            <w:r>
+              <w:rPr>
+                <w:sz w:val="20"/>
+                <w:szCs w:val="20"/>
+              </w:rPr>
+              <w:t>Models/</w:t>
             </w:r>
           </w:p>
         </w:tc>
@@ -5653,12 +4399,6 @@
         </w:tc>
       </w:tr>
       <w:tr>
-        <w:tblPrEx>
-          <w:tblCellMar>
-            <w:top w:w="0" w:type="dxa"/>
-            <w:bottom w:w="0" w:type="dxa"/>
-          </w:tblCellMar>
-        </w:tblPrEx>
         <w:tc>
           <w:tcPr>
             <w:tcW w:w="400" w:type="dxa"/>
@@ -5702,7 +4442,6 @@
             </w:tcMar>
           </w:tcPr>
           <w:p>
-            <w:proofErr w:type="spellStart"/>
             <w:r>
               <w:rPr>
                 <w:b/>
@@ -5712,7 +4451,6 @@
               </w:rPr>
               <w:t>UserAchievement</w:t>
             </w:r>
-            <w:proofErr w:type="spellEnd"/>
           </w:p>
         </w:tc>
         <w:tc>
@@ -5732,21 +4470,12 @@
             </w:tcMar>
           </w:tcPr>
           <w:p>
-            <w:proofErr w:type="spellStart"/>
-            <w:r>
-              <w:rPr>
-                <w:sz w:val="20"/>
-                <w:szCs w:val="20"/>
-              </w:rPr>
-              <w:t>Models</w:t>
-            </w:r>
-            <w:proofErr w:type="spellEnd"/>
-            <w:r>
-              <w:rPr>
-                <w:sz w:val="20"/>
-                <w:szCs w:val="20"/>
-              </w:rPr>
-              <w:t>/</w:t>
+            <w:r>
+              <w:rPr>
+                <w:sz w:val="20"/>
+                <w:szCs w:val="20"/>
+              </w:rPr>
+              <w:t>Models/</w:t>
             </w:r>
           </w:p>
         </w:tc>
@@ -5792,12 +4521,6 @@
         </w:tc>
       </w:tr>
       <w:tr>
-        <w:tblPrEx>
-          <w:tblCellMar>
-            <w:top w:w="0" w:type="dxa"/>
-            <w:bottom w:w="0" w:type="dxa"/>
-          </w:tblCellMar>
-        </w:tblPrEx>
         <w:tc>
           <w:tcPr>
             <w:tcW w:w="400" w:type="dxa"/>
@@ -5841,7 +4564,6 @@
             </w:tcMar>
           </w:tcPr>
           <w:p>
-            <w:proofErr w:type="spellStart"/>
             <w:r>
               <w:rPr>
                 <w:b/>
@@ -5851,7 +4573,6 @@
               </w:rPr>
               <w:t>UserPenalty</w:t>
             </w:r>
-            <w:proofErr w:type="spellEnd"/>
           </w:p>
         </w:tc>
         <w:tc>
@@ -5871,21 +4592,12 @@
             </w:tcMar>
           </w:tcPr>
           <w:p>
-            <w:proofErr w:type="spellStart"/>
-            <w:r>
-              <w:rPr>
-                <w:sz w:val="20"/>
-                <w:szCs w:val="20"/>
-              </w:rPr>
-              <w:t>Models</w:t>
-            </w:r>
-            <w:proofErr w:type="spellEnd"/>
-            <w:r>
-              <w:rPr>
-                <w:sz w:val="20"/>
-                <w:szCs w:val="20"/>
-              </w:rPr>
-              <w:t>/</w:t>
+            <w:r>
+              <w:rPr>
+                <w:sz w:val="20"/>
+                <w:szCs w:val="20"/>
+              </w:rPr>
+              <w:t>Models/</w:t>
             </w:r>
           </w:p>
         </w:tc>
@@ -5925,23 +4637,7 @@
                 <w:sz w:val="20"/>
                 <w:szCs w:val="20"/>
               </w:rPr>
-              <w:t xml:space="preserve"> na gracza (</w:t>
-            </w:r>
-            <w:proofErr w:type="spellStart"/>
-            <w:r>
-              <w:rPr>
-                <w:sz w:val="20"/>
-                <w:szCs w:val="20"/>
-              </w:rPr>
-              <w:t>ban</w:t>
-            </w:r>
-            <w:proofErr w:type="spellEnd"/>
-            <w:r>
-              <w:rPr>
-                <w:sz w:val="20"/>
-                <w:szCs w:val="20"/>
-              </w:rPr>
-              <w:t xml:space="preserve">, </w:t>
+              <w:t xml:space="preserve"> na gracza (ban, </w:t>
             </w:r>
             <w:r>
               <w:rPr>
@@ -5975,12 +4671,6 @@
         </w:tc>
       </w:tr>
       <w:tr>
-        <w:tblPrEx>
-          <w:tblCellMar>
-            <w:top w:w="0" w:type="dxa"/>
-            <w:bottom w:w="0" w:type="dxa"/>
-          </w:tblCellMar>
-        </w:tblPrEx>
         <w:tc>
           <w:tcPr>
             <w:tcW w:w="400" w:type="dxa"/>
@@ -6024,7 +4714,6 @@
             </w:tcMar>
           </w:tcPr>
           <w:p>
-            <w:proofErr w:type="spellStart"/>
             <w:r>
               <w:rPr>
                 <w:b/>
@@ -6034,7 +4723,6 @@
               </w:rPr>
               <w:t>UserQuestProgress</w:t>
             </w:r>
-            <w:proofErr w:type="spellEnd"/>
           </w:p>
         </w:tc>
         <w:tc>
@@ -6054,21 +4742,12 @@
             </w:tcMar>
           </w:tcPr>
           <w:p>
-            <w:proofErr w:type="spellStart"/>
-            <w:r>
-              <w:rPr>
-                <w:sz w:val="20"/>
-                <w:szCs w:val="20"/>
-              </w:rPr>
-              <w:t>Models</w:t>
-            </w:r>
-            <w:proofErr w:type="spellEnd"/>
-            <w:r>
-              <w:rPr>
-                <w:sz w:val="20"/>
-                <w:szCs w:val="20"/>
-              </w:rPr>
-              <w:t>/</w:t>
+            <w:r>
+              <w:rPr>
+                <w:sz w:val="20"/>
+                <w:szCs w:val="20"/>
+              </w:rPr>
+              <w:t>Models/</w:t>
             </w:r>
           </w:p>
         </w:tc>
@@ -6089,41 +4768,17 @@
             </w:tcMar>
           </w:tcPr>
           <w:p>
-            <w:proofErr w:type="spellStart"/>
-            <w:r>
-              <w:rPr>
-                <w:sz w:val="20"/>
-                <w:szCs w:val="20"/>
-              </w:rPr>
-              <w:t>Postep</w:t>
-            </w:r>
-            <w:proofErr w:type="spellEnd"/>
-            <w:r>
-              <w:rPr>
-                <w:sz w:val="20"/>
-                <w:szCs w:val="20"/>
-              </w:rPr>
-              <w:t xml:space="preserve"> gracza w realizacji </w:t>
-            </w:r>
-            <w:proofErr w:type="spellStart"/>
-            <w:r>
-              <w:rPr>
-                <w:sz w:val="20"/>
-                <w:szCs w:val="20"/>
-              </w:rPr>
-              <w:t>questa</w:t>
-            </w:r>
-            <w:proofErr w:type="spellEnd"/>
+            <w:r>
+              <w:rPr>
+                <w:sz w:val="20"/>
+                <w:szCs w:val="20"/>
+              </w:rPr>
+              <w:t>Postep gracza w realizacji questa</w:t>
+            </w:r>
           </w:p>
         </w:tc>
       </w:tr>
       <w:tr>
-        <w:tblPrEx>
-          <w:tblCellMar>
-            <w:top w:w="0" w:type="dxa"/>
-            <w:bottom w:w="0" w:type="dxa"/>
-          </w:tblCellMar>
-        </w:tblPrEx>
         <w:tc>
           <w:tcPr>
             <w:tcW w:w="400" w:type="dxa"/>
@@ -6167,7 +4822,6 @@
             </w:tcMar>
           </w:tcPr>
           <w:p>
-            <w:proofErr w:type="spellStart"/>
             <w:r>
               <w:rPr>
                 <w:b/>
@@ -6177,7 +4831,6 @@
               </w:rPr>
               <w:t>UserReport</w:t>
             </w:r>
-            <w:proofErr w:type="spellEnd"/>
           </w:p>
         </w:tc>
         <w:tc>
@@ -6197,21 +4850,12 @@
             </w:tcMar>
           </w:tcPr>
           <w:p>
-            <w:proofErr w:type="spellStart"/>
-            <w:r>
-              <w:rPr>
-                <w:sz w:val="20"/>
-                <w:szCs w:val="20"/>
-              </w:rPr>
-              <w:t>Models</w:t>
-            </w:r>
-            <w:proofErr w:type="spellEnd"/>
-            <w:r>
-              <w:rPr>
-                <w:sz w:val="20"/>
-                <w:szCs w:val="20"/>
-              </w:rPr>
-              <w:t>/</w:t>
+            <w:r>
+              <w:rPr>
+                <w:sz w:val="20"/>
+                <w:szCs w:val="20"/>
+              </w:rPr>
+              <w:t>Models/</w:t>
             </w:r>
           </w:p>
         </w:tc>
@@ -6237,32 +4881,12 @@
                 <w:sz w:val="20"/>
                 <w:szCs w:val="20"/>
               </w:rPr>
-              <w:t>Zgłoszenie</w:t>
-            </w:r>
-            <w:r>
-              <w:rPr>
-                <w:sz w:val="20"/>
-                <w:szCs w:val="20"/>
-              </w:rPr>
-              <w:t xml:space="preserve"> gracza przez innego </w:t>
-            </w:r>
-            <w:r>
-              <w:rPr>
-                <w:sz w:val="20"/>
-                <w:szCs w:val="20"/>
-              </w:rPr>
-              <w:t>użytkownika</w:t>
+              <w:t>Zgłoszenie gracza przez innego użytkownika</w:t>
             </w:r>
           </w:p>
         </w:tc>
       </w:tr>
       <w:tr>
-        <w:tblPrEx>
-          <w:tblCellMar>
-            <w:top w:w="0" w:type="dxa"/>
-            <w:bottom w:w="0" w:type="dxa"/>
-          </w:tblCellMar>
-        </w:tblPrEx>
         <w:tc>
           <w:tcPr>
             <w:tcW w:w="400" w:type="dxa"/>
@@ -6306,7 +4930,6 @@
             </w:tcMar>
           </w:tcPr>
           <w:p>
-            <w:proofErr w:type="spellStart"/>
             <w:r>
               <w:rPr>
                 <w:b/>
@@ -6316,7 +4939,6 @@
               </w:rPr>
               <w:t>UserStatistics</w:t>
             </w:r>
-            <w:proofErr w:type="spellEnd"/>
           </w:p>
         </w:tc>
         <w:tc>
@@ -6336,21 +4958,12 @@
             </w:tcMar>
           </w:tcPr>
           <w:p>
-            <w:proofErr w:type="spellStart"/>
-            <w:r>
-              <w:rPr>
-                <w:sz w:val="20"/>
-                <w:szCs w:val="20"/>
-              </w:rPr>
-              <w:t>Models</w:t>
-            </w:r>
-            <w:proofErr w:type="spellEnd"/>
-            <w:r>
-              <w:rPr>
-                <w:sz w:val="20"/>
-                <w:szCs w:val="20"/>
-              </w:rPr>
-              <w:t>/</w:t>
+            <w:r>
+              <w:rPr>
+                <w:sz w:val="20"/>
+                <w:szCs w:val="20"/>
+              </w:rPr>
+              <w:t>Models/</w:t>
             </w:r>
           </w:p>
         </w:tc>
@@ -6382,12 +4995,6 @@
         </w:tc>
       </w:tr>
       <w:tr>
-        <w:tblPrEx>
-          <w:tblCellMar>
-            <w:top w:w="0" w:type="dxa"/>
-            <w:bottom w:w="0" w:type="dxa"/>
-          </w:tblCellMar>
-        </w:tblPrEx>
         <w:tc>
           <w:tcPr>
             <w:tcW w:w="400" w:type="dxa"/>
@@ -6431,7 +5038,6 @@
             </w:tcMar>
           </w:tcPr>
           <w:p>
-            <w:proofErr w:type="spellStart"/>
             <w:r>
               <w:rPr>
                 <w:b/>
@@ -6441,7 +5047,6 @@
               </w:rPr>
               <w:t>Weapon</w:t>
             </w:r>
-            <w:proofErr w:type="spellEnd"/>
           </w:p>
         </w:tc>
         <w:tc>
@@ -6461,21 +5066,12 @@
             </w:tcMar>
           </w:tcPr>
           <w:p>
-            <w:proofErr w:type="spellStart"/>
-            <w:r>
-              <w:rPr>
-                <w:sz w:val="20"/>
-                <w:szCs w:val="20"/>
-              </w:rPr>
-              <w:t>Models</w:t>
-            </w:r>
-            <w:proofErr w:type="spellEnd"/>
-            <w:r>
-              <w:rPr>
-                <w:sz w:val="20"/>
-                <w:szCs w:val="20"/>
-              </w:rPr>
-              <w:t>/</w:t>
+            <w:r>
+              <w:rPr>
+                <w:sz w:val="20"/>
+                <w:szCs w:val="20"/>
+              </w:rPr>
+              <w:t>Models/</w:t>
             </w:r>
           </w:p>
         </w:tc>
@@ -6521,12 +5117,6 @@
         </w:tc>
       </w:tr>
       <w:tr>
-        <w:tblPrEx>
-          <w:tblCellMar>
-            <w:top w:w="0" w:type="dxa"/>
-            <w:bottom w:w="0" w:type="dxa"/>
-          </w:tblCellMar>
-        </w:tblPrEx>
         <w:tc>
           <w:tcPr>
             <w:tcW w:w="400" w:type="dxa"/>
@@ -6570,7 +5160,6 @@
             </w:tcMar>
           </w:tcPr>
           <w:p>
-            <w:proofErr w:type="spellStart"/>
             <w:r>
               <w:rPr>
                 <w:b/>
@@ -6580,7 +5169,6 @@
               </w:rPr>
               <w:t>WeaponUpgrade</w:t>
             </w:r>
-            <w:proofErr w:type="spellEnd"/>
           </w:p>
         </w:tc>
         <w:tc>
@@ -6600,21 +5188,12 @@
             </w:tcMar>
           </w:tcPr>
           <w:p>
-            <w:proofErr w:type="spellStart"/>
-            <w:r>
-              <w:rPr>
-                <w:sz w:val="20"/>
-                <w:szCs w:val="20"/>
-              </w:rPr>
-              <w:t>Models</w:t>
-            </w:r>
-            <w:proofErr w:type="spellEnd"/>
-            <w:r>
-              <w:rPr>
-                <w:sz w:val="20"/>
-                <w:szCs w:val="20"/>
-              </w:rPr>
-              <w:t>/</w:t>
+            <w:r>
+              <w:rPr>
+                <w:sz w:val="20"/>
+                <w:szCs w:val="20"/>
+              </w:rPr>
+              <w:t>Models/</w:t>
             </w:r>
           </w:p>
         </w:tc>
@@ -6640,14 +5219,7 @@
                 <w:sz w:val="20"/>
                 <w:szCs w:val="20"/>
               </w:rPr>
-              <w:t>Dostępne</w:t>
-            </w:r>
-            <w:r>
-              <w:rPr>
-                <w:sz w:val="20"/>
-                <w:szCs w:val="20"/>
-              </w:rPr>
-              <w:t xml:space="preserve"> ulepszenia broni</w:t>
+              <w:t>Dostępne ulepszenia broni</w:t>
             </w:r>
           </w:p>
         </w:tc>
@@ -6663,28 +5235,7 @@
         <w:spacing w:before="80" w:after="80"/>
       </w:pPr>
       <w:r>
-        <w:t>Łącznie</w:t>
-      </w:r>
-      <w:r>
-        <w:t xml:space="preserve"> klas modelu: 34. Wymaganie minimalne dla 3 </w:t>
-      </w:r>
-      <w:r>
-        <w:t>osób</w:t>
-      </w:r>
-      <w:r>
-        <w:t xml:space="preserve">: 30. Warunek </w:t>
-      </w:r>
-      <w:r>
-        <w:t>spełniony</w:t>
-      </w:r>
-      <w:r>
-        <w:t xml:space="preserve"> z </w:t>
-      </w:r>
-      <w:r>
-        <w:t>nadwyżką</w:t>
-      </w:r>
-      <w:r>
-        <w:t>.</w:t>
+        <w:t>Łącznie klas modelu: 34. Wymaganie minimalne dla 3 osób: 30. Warunek spełniony z nadwyżką.</w:t>
       </w:r>
     </w:p>
     <w:p>
@@ -6715,14 +5266,110 @@
           <w:b/>
           <w:bCs/>
         </w:rPr>
-        <w:t>Spełnione</w:t>
-      </w:r>
+        <w:t>Spełnione.</w:t>
+      </w:r>
+    </w:p>
+    <w:p>
+      <w:pPr>
+        <w:spacing w:before="60" w:after="60"/>
+      </w:pPr>
+      <w:r>
+        <w:t>Za pomocą CSS i Bootstrapa stworzon</w:t>
+      </w:r>
+      <w:r>
+        <w:t>o interfejs graficzny, który jest przejrzysty i responsywny.</w:t>
+      </w:r>
+    </w:p>
+    <w:p>
+      <w:pPr>
+        <w:spacing w:before="60" w:after="60"/>
+      </w:pPr>
+    </w:p>
+    <w:p>
+      <w:pPr>
+        <w:spacing w:before="60" w:after="60"/>
+      </w:pPr>
+    </w:p>
+    <w:p>
+      <w:pPr>
+        <w:pStyle w:val="Nagwek2"/>
+      </w:pPr>
+      <w:r>
+        <w:t xml:space="preserve">WN-8  </w:t>
+      </w:r>
+      <w:r>
+        <w:t>Obsługa</w:t>
+      </w:r>
+      <w:r>
+        <w:t xml:space="preserve"> </w:t>
+      </w:r>
+      <w:r>
+        <w:t>załączników</w:t>
+      </w:r>
+      <w:r>
+        <w:t xml:space="preserve"> (formularze i pobieranie plikow)</w:t>
+      </w:r>
+    </w:p>
+    <w:p>
+      <w:pPr>
+        <w:spacing w:before="80" w:after="80"/>
+      </w:pPr>
       <w:r>
         <w:rPr>
           <w:b/>
           <w:bCs/>
         </w:rPr>
-        <w:t>.</w:t>
+        <w:t>Spełnione.</w:t>
+      </w:r>
+    </w:p>
+    <w:p>
+      <w:pPr>
+        <w:spacing w:before="80" w:after="80"/>
+      </w:pPr>
+      <w:r>
+        <w:t xml:space="preserve">Formularze </w:t>
+      </w:r>
+      <w:r>
+        <w:t>obsługujące</w:t>
+      </w:r>
+      <w:r>
+        <w:t xml:space="preserve"> upload </w:t>
+      </w:r>
+      <w:r>
+        <w:t>plików</w:t>
+      </w:r>
+      <w:r>
+        <w:t xml:space="preserve"> </w:t>
+      </w:r>
+      <w:r>
+        <w:t>korzystają</w:t>
+      </w:r>
+      <w:r>
+        <w:t xml:space="preserve"> z IFormFile (enctype multipart/form-data). </w:t>
+      </w:r>
+      <w:r>
+        <w:t>Przesłane</w:t>
+      </w:r>
+      <w:r>
+        <w:t xml:space="preserve"> pliki przechowywane </w:t>
+      </w:r>
+      <w:r>
+        <w:t>są</w:t>
+      </w:r>
+      <w:r>
+        <w:t xml:space="preserve"> na serwerze w folderach wwwroot/avatars i wwwroot/images/potions. Osobne endpointy Download w ReportController </w:t>
+      </w:r>
+      <w:r>
+        <w:t>umożliwiają</w:t>
+      </w:r>
+      <w:r>
+        <w:t xml:space="preserve"> pobieranie wygenerowanych </w:t>
+      </w:r>
+      <w:r>
+        <w:t>raportów</w:t>
+      </w:r>
+      <w:r>
+        <w:t xml:space="preserve"> PDF jako FileResult z Content-Type application/pdf.</w:t>
       </w:r>
     </w:p>
     <w:p>
@@ -6735,27 +5382,13 @@
         <w:pStyle w:val="Nagwek2"/>
       </w:pPr>
       <w:r>
-        <w:t xml:space="preserve">WN-8  </w:t>
-      </w:r>
-      <w:r>
-        <w:t>Obsługa</w:t>
-      </w:r>
-      <w:r>
-        <w:t xml:space="preserve"> </w:t>
-      </w:r>
-      <w:r>
-        <w:t>załączników</w:t>
-      </w:r>
-      <w:r>
-        <w:t xml:space="preserve"> (formularze i pobieranie </w:t>
-      </w:r>
-      <w:proofErr w:type="spellStart"/>
-      <w:r>
-        <w:t>plikow</w:t>
-      </w:r>
-      <w:proofErr w:type="spellEnd"/>
-      <w:r>
-        <w:t>)</w:t>
+        <w:t xml:space="preserve">WN-9  Generowanie </w:t>
+      </w:r>
+      <w:r>
+        <w:t>dokumentów</w:t>
+      </w:r>
+      <w:r>
+        <w:t xml:space="preserve"> (PDF)</w:t>
       </w:r>
     </w:p>
     <w:p>
@@ -6767,14 +5400,7 @@
           <w:b/>
           <w:bCs/>
         </w:rPr>
-        <w:t>Spełnione</w:t>
-      </w:r>
-      <w:r>
-        <w:rPr>
-          <w:b/>
-          <w:bCs/>
-        </w:rPr>
-        <w:t>.</w:t>
+        <w:t>Spełnione.</w:t>
       </w:r>
     </w:p>
     <w:p>
@@ -6782,273 +5408,29 @@
         <w:spacing w:before="80" w:after="80"/>
       </w:pPr>
       <w:r>
-        <w:t xml:space="preserve">Formularze </w:t>
-      </w:r>
-      <w:r>
-        <w:t>obsługujące</w:t>
-      </w:r>
-      <w:r>
-        <w:t xml:space="preserve"> </w:t>
-      </w:r>
-      <w:proofErr w:type="spellStart"/>
-      <w:r>
-        <w:t>upload</w:t>
-      </w:r>
-      <w:proofErr w:type="spellEnd"/>
-      <w:r>
-        <w:t xml:space="preserve"> </w:t>
-      </w:r>
-      <w:r>
-        <w:t>plików</w:t>
-      </w:r>
-      <w:r>
-        <w:t xml:space="preserve"> </w:t>
-      </w:r>
-      <w:r>
-        <w:t>korzystają</w:t>
-      </w:r>
-      <w:r>
-        <w:t xml:space="preserve"> z </w:t>
-      </w:r>
-      <w:proofErr w:type="spellStart"/>
-      <w:r>
-        <w:t>IFormFile</w:t>
-      </w:r>
-      <w:proofErr w:type="spellEnd"/>
-      <w:r>
-        <w:t xml:space="preserve"> (</w:t>
-      </w:r>
-      <w:proofErr w:type="spellStart"/>
-      <w:r>
-        <w:t>enctype</w:t>
-      </w:r>
-      <w:proofErr w:type="spellEnd"/>
-      <w:r>
-        <w:t xml:space="preserve"> </w:t>
-      </w:r>
-      <w:proofErr w:type="spellStart"/>
-      <w:r>
-        <w:t>multipart</w:t>
-      </w:r>
-      <w:proofErr w:type="spellEnd"/>
-      <w:r>
-        <w:t xml:space="preserve">/form-data). </w:t>
-      </w:r>
-      <w:r>
-        <w:t>Przesłane</w:t>
-      </w:r>
-      <w:r>
-        <w:t xml:space="preserve"> pliki przechowywane </w:t>
-      </w:r>
-      <w:r>
-        <w:t>są</w:t>
-      </w:r>
-      <w:r>
-        <w:t xml:space="preserve"> na serwerze w folderach </w:t>
-      </w:r>
-      <w:proofErr w:type="spellStart"/>
-      <w:r>
-        <w:t>wwwroot</w:t>
-      </w:r>
-      <w:proofErr w:type="spellEnd"/>
-      <w:r>
-        <w:t>/</w:t>
-      </w:r>
-      <w:proofErr w:type="spellStart"/>
-      <w:r>
-        <w:t>avatars</w:t>
-      </w:r>
-      <w:proofErr w:type="spellEnd"/>
-      <w:r>
-        <w:t xml:space="preserve"> i </w:t>
-      </w:r>
-      <w:proofErr w:type="spellStart"/>
-      <w:r>
-        <w:t>wwwroot</w:t>
-      </w:r>
-      <w:proofErr w:type="spellEnd"/>
-      <w:r>
-        <w:t>/</w:t>
-      </w:r>
-      <w:proofErr w:type="spellStart"/>
-      <w:r>
-        <w:t>images</w:t>
-      </w:r>
-      <w:proofErr w:type="spellEnd"/>
-      <w:r>
-        <w:t>/</w:t>
-      </w:r>
-      <w:proofErr w:type="spellStart"/>
-      <w:r>
-        <w:t>potions</w:t>
-      </w:r>
-      <w:proofErr w:type="spellEnd"/>
-      <w:r>
-        <w:t xml:space="preserve">. Osobne </w:t>
-      </w:r>
-      <w:proofErr w:type="spellStart"/>
-      <w:r>
-        <w:t>endpointy</w:t>
-      </w:r>
-      <w:proofErr w:type="spellEnd"/>
-      <w:r>
-        <w:t xml:space="preserve"> </w:t>
-      </w:r>
-      <w:proofErr w:type="spellStart"/>
-      <w:r>
-        <w:t>Download</w:t>
-      </w:r>
-      <w:proofErr w:type="spellEnd"/>
-      <w:r>
-        <w:t xml:space="preserve"> w </w:t>
-      </w:r>
-      <w:proofErr w:type="spellStart"/>
-      <w:r>
-        <w:t>ReportController</w:t>
-      </w:r>
-      <w:proofErr w:type="spellEnd"/>
-      <w:r>
-        <w:t xml:space="preserve"> </w:t>
-      </w:r>
-      <w:r>
-        <w:t>umożliwiają</w:t>
-      </w:r>
-      <w:r>
-        <w:t xml:space="preserve"> pobieranie wygenerowanych </w:t>
+        <w:t xml:space="preserve">Projekt realizuje generowanie </w:t>
       </w:r>
       <w:r>
         <w:t>raportów</w:t>
       </w:r>
       <w:r>
-        <w:t xml:space="preserve"> PDF jako </w:t>
-      </w:r>
-      <w:proofErr w:type="spellStart"/>
-      <w:r>
-        <w:t>FileResult</w:t>
-      </w:r>
-      <w:proofErr w:type="spellEnd"/>
-      <w:r>
-        <w:t xml:space="preserve"> z Content-</w:t>
-      </w:r>
-      <w:proofErr w:type="spellStart"/>
-      <w:r>
-        <w:t>Type</w:t>
-      </w:r>
-      <w:proofErr w:type="spellEnd"/>
-      <w:r>
-        <w:t xml:space="preserve"> </w:t>
-      </w:r>
-      <w:proofErr w:type="spellStart"/>
-      <w:r>
-        <w:t>application</w:t>
-      </w:r>
-      <w:proofErr w:type="spellEnd"/>
-      <w:r>
-        <w:t>/pdf.</w:t>
-      </w:r>
-    </w:p>
-    <w:p>
-      <w:pPr>
-        <w:spacing w:before="60" w:after="60"/>
-      </w:pPr>
-    </w:p>
-    <w:p>
-      <w:pPr>
-        <w:pStyle w:val="Nagwek2"/>
-      </w:pPr>
-      <w:r>
-        <w:t xml:space="preserve">WN-9  Generowanie </w:t>
-      </w:r>
-      <w:r>
-        <w:t>dokumentów</w:t>
-      </w:r>
-      <w:r>
-        <w:t xml:space="preserve"> (PDF)</w:t>
-      </w:r>
-    </w:p>
-    <w:p>
-      <w:pPr>
-        <w:spacing w:before="80" w:after="80"/>
-      </w:pPr>
-      <w:r>
-        <w:rPr>
-          <w:b/>
-          <w:bCs/>
-        </w:rPr>
-        <w:t>Spełnione</w:t>
-      </w:r>
-      <w:r>
-        <w:rPr>
-          <w:b/>
-          <w:bCs/>
-        </w:rPr>
-        <w:t>.</w:t>
-      </w:r>
-    </w:p>
-    <w:p>
-      <w:pPr>
-        <w:spacing w:before="80" w:after="80"/>
-      </w:pPr>
-      <w:r>
-        <w:t xml:space="preserve">Projekt realizuje generowanie </w:t>
-      </w:r>
-      <w:r>
-        <w:t>raportów</w:t>
-      </w:r>
-      <w:r>
-        <w:t xml:space="preserve"> w formacie PDF. </w:t>
-      </w:r>
-      <w:proofErr w:type="spellStart"/>
-      <w:r>
-        <w:t>ReportController</w:t>
-      </w:r>
-      <w:proofErr w:type="spellEnd"/>
-      <w:r>
-        <w:t xml:space="preserve"> oraz </w:t>
-      </w:r>
-      <w:proofErr w:type="spellStart"/>
-      <w:r>
-        <w:t>ReportsApiController</w:t>
-      </w:r>
-      <w:proofErr w:type="spellEnd"/>
-      <w:r>
-        <w:t xml:space="preserve"> </w:t>
+        <w:t xml:space="preserve"> w formacie PDF. ReportController oraz ReportsApiController </w:t>
       </w:r>
       <w:r>
         <w:t>wywołują</w:t>
       </w:r>
       <w:r>
-        <w:t xml:space="preserve"> </w:t>
-      </w:r>
-      <w:proofErr w:type="spellStart"/>
-      <w:r>
-        <w:t>IReportService</w:t>
-      </w:r>
-      <w:proofErr w:type="spellEnd"/>
-      <w:r>
-        <w:t xml:space="preserve"> (implementacja </w:t>
-      </w:r>
-      <w:proofErr w:type="spellStart"/>
-      <w:r>
-        <w:t>ReportService</w:t>
-      </w:r>
-      <w:proofErr w:type="spellEnd"/>
-      <w:r>
-        <w:t xml:space="preserve">), </w:t>
+        <w:t xml:space="preserve"> IReportService (implementacja ReportService), </w:t>
       </w:r>
       <w:r>
         <w:t>który</w:t>
       </w:r>
       <w:r>
-        <w:t xml:space="preserve"> buduje dokument PDF z danymi statystycznymi gracza. Wygenerowany plik zwracany jest jako </w:t>
-      </w:r>
-      <w:proofErr w:type="spellStart"/>
-      <w:r>
-        <w:t>FileResult</w:t>
-      </w:r>
-      <w:proofErr w:type="spellEnd"/>
-      <w:r>
-        <w:t xml:space="preserve"> i </w:t>
+        <w:t xml:space="preserve"> buduje </w:t>
+      </w:r>
+      <w:r>
+        <w:lastRenderedPageBreak/>
+        <w:t xml:space="preserve">dokument PDF z danymi statystycznymi gracza. Wygenerowany plik zwracany jest jako FileResult i </w:t>
       </w:r>
       <w:r>
         <w:t>można</w:t>
@@ -7115,55 +5497,7 @@
         <w:spacing w:before="80" w:after="80"/>
       </w:pPr>
       <w:r>
-        <w:t xml:space="preserve">Kontrolery / klasy: </w:t>
-      </w:r>
-      <w:proofErr w:type="spellStart"/>
-      <w:r>
-        <w:t>AccountController</w:t>
-      </w:r>
-      <w:proofErr w:type="spellEnd"/>
-      <w:r>
-        <w:t xml:space="preserve">, </w:t>
-      </w:r>
-      <w:proofErr w:type="spellStart"/>
-      <w:r>
-        <w:t>UserAccount</w:t>
-      </w:r>
-      <w:proofErr w:type="spellEnd"/>
-      <w:r>
-        <w:t xml:space="preserve">, </w:t>
-      </w:r>
-      <w:proofErr w:type="spellStart"/>
-      <w:r>
-        <w:t>LoginViewModel</w:t>
-      </w:r>
-      <w:proofErr w:type="spellEnd"/>
-      <w:r>
-        <w:t xml:space="preserve">, </w:t>
-      </w:r>
-      <w:proofErr w:type="spellStart"/>
-      <w:r>
-        <w:t>RegistrationViewModel</w:t>
-      </w:r>
-      <w:proofErr w:type="spellEnd"/>
-      <w:r>
-        <w:t xml:space="preserve">, </w:t>
-      </w:r>
-      <w:proofErr w:type="spellStart"/>
-      <w:r>
-        <w:t>ChangePasswordViewModel</w:t>
-      </w:r>
-      <w:proofErr w:type="spellEnd"/>
-      <w:r>
-        <w:t xml:space="preserve">, </w:t>
-      </w:r>
-      <w:proofErr w:type="spellStart"/>
-      <w:r>
-        <w:t>UserPenalty</w:t>
-      </w:r>
-      <w:proofErr w:type="spellEnd"/>
-      <w:r>
-        <w:t>.</w:t>
+        <w:t>Kontrolery / klasy: AccountController, UserAccount, LoginViewModel, RegistrationViewModel, ChangePasswordViewModel, UserPenalty.</w:t>
       </w:r>
     </w:p>
     <w:p>
@@ -7181,23 +5515,7 @@
         <w:spacing w:before="60" w:after="60"/>
       </w:pPr>
       <w:r>
-        <w:t xml:space="preserve">Rejestracja nowego konta z walidacja danych (nazwa </w:t>
-      </w:r>
-      <w:proofErr w:type="spellStart"/>
-      <w:r>
-        <w:t>uzytkownika</w:t>
-      </w:r>
-      <w:proofErr w:type="spellEnd"/>
-      <w:r>
-        <w:t xml:space="preserve">, </w:t>
-      </w:r>
-      <w:proofErr w:type="spellStart"/>
-      <w:r>
-        <w:t>haslo</w:t>
-      </w:r>
-      <w:proofErr w:type="spellEnd"/>
-      <w:r>
-        <w:t>, e-mail)</w:t>
+        <w:t>Rejestracja nowego konta z walidacja danych (nazwa uzytkownika, haslo, e-mail)</w:t>
       </w:r>
     </w:p>
     <w:p>
@@ -7210,23 +5528,7 @@
         <w:spacing w:before="60" w:after="60"/>
       </w:pPr>
       <w:r>
-        <w:t xml:space="preserve">Logowanie z weryfikacja </w:t>
-      </w:r>
-      <w:proofErr w:type="spellStart"/>
-      <w:r>
-        <w:t>hasla</w:t>
-      </w:r>
-      <w:proofErr w:type="spellEnd"/>
-      <w:r>
-        <w:t xml:space="preserve"> i komunikatami o </w:t>
-      </w:r>
-      <w:proofErr w:type="spellStart"/>
-      <w:r>
-        <w:t>blednych</w:t>
-      </w:r>
-      <w:proofErr w:type="spellEnd"/>
-      <w:r>
-        <w:t xml:space="preserve"> danych</w:t>
+        <w:t>Logowanie z weryfikacja hasla i komunikatami o blednych danych</w:t>
       </w:r>
     </w:p>
     <w:p>
@@ -7252,21 +5554,8 @@
         <w:spacing w:before="60" w:after="60"/>
       </w:pPr>
       <w:r>
-        <w:t xml:space="preserve">Zmiana </w:t>
-      </w:r>
-      <w:proofErr w:type="spellStart"/>
-      <w:r>
-        <w:t>hasla</w:t>
-      </w:r>
-      <w:proofErr w:type="spellEnd"/>
-      <w:r>
-        <w:t xml:space="preserve"> przez zalogowanego </w:t>
-      </w:r>
-      <w:proofErr w:type="spellStart"/>
-      <w:r>
-        <w:t>uzytkownika</w:t>
-      </w:r>
-      <w:proofErr w:type="spellEnd"/>
+        <w:t>Zmiana hasla przez zalogowanego uzytkownika</w:t>
+      </w:r>
     </w:p>
     <w:p>
       <w:pPr>
@@ -7278,29 +5567,8 @@
         <w:spacing w:before="60" w:after="60"/>
       </w:pPr>
       <w:r>
-        <w:t>Publiczny profil gracza (</w:t>
-      </w:r>
-      <w:proofErr w:type="spellStart"/>
-      <w:r>
-        <w:t>PublicProfileViewModel</w:t>
-      </w:r>
-      <w:proofErr w:type="spellEnd"/>
-      <w:r>
-        <w:t xml:space="preserve">) -- </w:t>
-      </w:r>
-      <w:proofErr w:type="spellStart"/>
-      <w:r>
-        <w:t>podglad</w:t>
-      </w:r>
-      <w:proofErr w:type="spellEnd"/>
-      <w:r>
-        <w:t xml:space="preserve"> statystyk i </w:t>
-      </w:r>
-      <w:proofErr w:type="spellStart"/>
-      <w:r>
-        <w:t>osiagniec</w:t>
-      </w:r>
-      <w:proofErr w:type="spellEnd"/>
+        <w:t>Publiczny profil gracza (PublicProfileViewModel) -- podglad statystyk i osiagniec</w:t>
+      </w:r>
     </w:p>
     <w:p>
       <w:pPr>
@@ -7325,31 +5593,7 @@
         <w:spacing w:before="60" w:after="60"/>
       </w:pPr>
       <w:r>
-        <w:t>Blokada konta przez administratora (</w:t>
-      </w:r>
-      <w:proofErr w:type="spellStart"/>
-      <w:r>
-        <w:t>UserPenalty</w:t>
-      </w:r>
-      <w:proofErr w:type="spellEnd"/>
-      <w:r>
-        <w:t xml:space="preserve"> -- </w:t>
-      </w:r>
-      <w:proofErr w:type="spellStart"/>
-      <w:r>
-        <w:t>ban</w:t>
-      </w:r>
-      <w:proofErr w:type="spellEnd"/>
-      <w:r>
-        <w:t xml:space="preserve"> z data </w:t>
-      </w:r>
-      <w:proofErr w:type="spellStart"/>
-      <w:r>
-        <w:t>wygasniecia</w:t>
-      </w:r>
-      <w:proofErr w:type="spellEnd"/>
-      <w:r>
-        <w:t>)</w:t>
+        <w:t>Blokada konta przez administratora (UserPenalty -- ban z data wygasniecia)</w:t>
       </w:r>
     </w:p>
     <w:p>
@@ -7362,15 +5606,7 @@
         <w:spacing w:before="60" w:after="60"/>
       </w:pPr>
       <w:r>
-        <w:t>Automatyczne wygasanie kar tymczasowych (</w:t>
-      </w:r>
-      <w:proofErr w:type="spellStart"/>
-      <w:r>
-        <w:t>PenaltyExpirationBackgroundService</w:t>
-      </w:r>
-      <w:proofErr w:type="spellEnd"/>
-      <w:r>
-        <w:t>)</w:t>
+        <w:t>Automatyczne wygasanie kar tymczasowych (PenaltyExpirationBackgroundService)</w:t>
       </w:r>
     </w:p>
     <w:p>
@@ -7390,77 +5626,8 @@
       <w:pPr>
         <w:spacing w:before="80" w:after="80"/>
       </w:pPr>
-      <w:proofErr w:type="spellStart"/>
-      <w:r>
-        <w:t>Pelne</w:t>
-      </w:r>
-      <w:proofErr w:type="spellEnd"/>
-      <w:r>
-        <w:t xml:space="preserve"> operacje </w:t>
-      </w:r>
-      <w:proofErr w:type="spellStart"/>
-      <w:r>
-        <w:t>Create</w:t>
-      </w:r>
-      <w:proofErr w:type="spellEnd"/>
-      <w:r>
-        <w:t xml:space="preserve">, Read, Update, </w:t>
-      </w:r>
-      <w:proofErr w:type="spellStart"/>
-      <w:r>
-        <w:t>Delete</w:t>
-      </w:r>
-      <w:proofErr w:type="spellEnd"/>
-      <w:r>
-        <w:t xml:space="preserve"> </w:t>
-      </w:r>
-      <w:proofErr w:type="spellStart"/>
-      <w:r>
-        <w:t>dostepne</w:t>
-      </w:r>
-      <w:proofErr w:type="spellEnd"/>
-      <w:r>
-        <w:t xml:space="preserve"> dla encji: </w:t>
-      </w:r>
-      <w:proofErr w:type="spellStart"/>
-      <w:r>
-        <w:t>Weapon</w:t>
-      </w:r>
-      <w:proofErr w:type="spellEnd"/>
-      <w:r>
-        <w:t xml:space="preserve">, </w:t>
-      </w:r>
-      <w:proofErr w:type="spellStart"/>
-      <w:r>
-        <w:t>Potion</w:t>
-      </w:r>
-      <w:proofErr w:type="spellEnd"/>
-      <w:r>
-        <w:t xml:space="preserve">, Quest, Club, </w:t>
-      </w:r>
-      <w:proofErr w:type="spellStart"/>
-      <w:r>
-        <w:t>ClubMessage</w:t>
-      </w:r>
-      <w:proofErr w:type="spellEnd"/>
-      <w:r>
-        <w:t xml:space="preserve">, </w:t>
-      </w:r>
-      <w:proofErr w:type="spellStart"/>
-      <w:r>
-        <w:t>Achievement</w:t>
-      </w:r>
-      <w:proofErr w:type="spellEnd"/>
-      <w:r>
-        <w:t xml:space="preserve">, </w:t>
-      </w:r>
-      <w:proofErr w:type="spellStart"/>
-      <w:r>
-        <w:t>UserReport</w:t>
-      </w:r>
-      <w:proofErr w:type="spellEnd"/>
-      <w:r>
-        <w:t xml:space="preserve">. </w:t>
+      <w:r>
+        <w:t xml:space="preserve">Pelne operacje Create, Read, Update, Delete dostepne dla encji: Weapon, Potion, Quest, Club, ClubMessage, Achievement, UserReport. </w:t>
       </w:r>
       <w:r>
         <w:t>Każdy</w:t>
@@ -7472,15 +5639,7 @@
         <w:t>obsługuje</w:t>
       </w:r>
       <w:r>
-        <w:t xml:space="preserve"> walidacje po stronie serwera (</w:t>
-      </w:r>
-      <w:proofErr w:type="spellStart"/>
-      <w:r>
-        <w:t>ModelState</w:t>
-      </w:r>
-      <w:proofErr w:type="spellEnd"/>
-      <w:r>
-        <w:t xml:space="preserve">). </w:t>
+        <w:t xml:space="preserve"> walidacje po stronie serwera (ModelState). </w:t>
       </w:r>
     </w:p>
     <w:p>
@@ -7501,55 +5660,7 @@
         <w:spacing w:before="80" w:after="80"/>
       </w:pPr>
       <w:r>
-        <w:t xml:space="preserve">Kontrolery / klasy: </w:t>
-      </w:r>
-      <w:proofErr w:type="spellStart"/>
-      <w:r>
-        <w:t>ShopViewModel</w:t>
-      </w:r>
-      <w:proofErr w:type="spellEnd"/>
-      <w:r>
-        <w:t xml:space="preserve">, </w:t>
-      </w:r>
-      <w:proofErr w:type="spellStart"/>
-      <w:r>
-        <w:t>CoinWallet</w:t>
-      </w:r>
-      <w:proofErr w:type="spellEnd"/>
-      <w:r>
-        <w:t xml:space="preserve">, </w:t>
-      </w:r>
-      <w:proofErr w:type="spellStart"/>
-      <w:r>
-        <w:t>PurchasedWeapon</w:t>
-      </w:r>
-      <w:proofErr w:type="spellEnd"/>
-      <w:r>
-        <w:t xml:space="preserve">, </w:t>
-      </w:r>
-      <w:proofErr w:type="spellStart"/>
-      <w:r>
-        <w:t>PurchasedPotion</w:t>
-      </w:r>
-      <w:proofErr w:type="spellEnd"/>
-      <w:r>
-        <w:t xml:space="preserve">, </w:t>
-      </w:r>
-      <w:proofErr w:type="spellStart"/>
-      <w:r>
-        <w:t>FavoriteWeapon</w:t>
-      </w:r>
-      <w:proofErr w:type="spellEnd"/>
-      <w:r>
-        <w:t xml:space="preserve">, </w:t>
-      </w:r>
-      <w:proofErr w:type="spellStart"/>
-      <w:r>
-        <w:t>WeaponUpgrade</w:t>
-      </w:r>
-      <w:proofErr w:type="spellEnd"/>
-      <w:r>
-        <w:t>.</w:t>
+        <w:t>Kontrolery / klasy: ShopViewModel, CoinWallet, PurchasedWeapon, PurchasedPotion, FavoriteWeapon, WeaponUpgrade.</w:t>
       </w:r>
     </w:p>
     <w:p>
@@ -7567,16 +5678,7 @@
         <w:spacing w:before="60" w:after="60"/>
       </w:pPr>
       <w:r>
-        <w:t>Przeglądanie</w:t>
-      </w:r>
-      <w:r>
-        <w:t xml:space="preserve"> </w:t>
-      </w:r>
-      <w:r>
-        <w:t>dostępnych</w:t>
-      </w:r>
-      <w:r>
-        <w:t xml:space="preserve"> broni i eliksirów z cenami</w:t>
+        <w:t>Przeglądanie dostępnych broni i eliksirów z cenami</w:t>
       </w:r>
     </w:p>
     <w:p>
@@ -7595,15 +5697,7 @@
         <w:t>przedmiotów</w:t>
       </w:r>
       <w:r>
-        <w:t xml:space="preserve"> za monety z walidacja salda portfela (</w:t>
-      </w:r>
-      <w:proofErr w:type="spellStart"/>
-      <w:r>
-        <w:t>CoinWallet</w:t>
-      </w:r>
-      <w:proofErr w:type="spellEnd"/>
-      <w:r>
-        <w:t>)</w:t>
+        <w:t xml:space="preserve"> za monety z walidacja salda portfela (CoinWallet)</w:t>
       </w:r>
     </w:p>
     <w:p>
@@ -7629,23 +5723,7 @@
         <w:spacing w:before="60" w:after="60"/>
       </w:pPr>
       <w:r>
-        <w:t>Ulepszanie broni (</w:t>
-      </w:r>
-      <w:proofErr w:type="spellStart"/>
-      <w:r>
-        <w:t>WeaponUpgrade</w:t>
-      </w:r>
-      <w:proofErr w:type="spellEnd"/>
-      <w:r>
-        <w:t xml:space="preserve">, </w:t>
-      </w:r>
-      <w:proofErr w:type="spellStart"/>
-      <w:r>
-        <w:t>PurchasedWeaponUpgrade</w:t>
-      </w:r>
-      <w:proofErr w:type="spellEnd"/>
-      <w:r>
-        <w:t>)</w:t>
+        <w:t>Ulepszanie broni (WeaponUpgrade, PurchasedWeaponUpgrade)</w:t>
       </w:r>
     </w:p>
     <w:p>
@@ -7657,21 +5735,8 @@
         </w:numPr>
         <w:spacing w:before="60" w:after="60"/>
       </w:pPr>
-      <w:proofErr w:type="spellStart"/>
-      <w:r>
-        <w:t>Wybor</w:t>
-      </w:r>
-      <w:proofErr w:type="spellEnd"/>
-      <w:r>
-        <w:t xml:space="preserve"> aktywnej broni (</w:t>
-      </w:r>
-      <w:proofErr w:type="spellStart"/>
-      <w:r>
-        <w:t>FavoriteWeapon</w:t>
-      </w:r>
-      <w:proofErr w:type="spellEnd"/>
-      <w:r>
-        <w:t>)</w:t>
+      <w:r>
+        <w:t>Wybor aktywnej broni (FavoriteWeapon)</w:t>
       </w:r>
     </w:p>
     <w:p>
@@ -7692,47 +5757,7 @@
         <w:spacing w:before="80" w:after="80"/>
       </w:pPr>
       <w:r>
-        <w:t xml:space="preserve">Kontrolery / klasy: </w:t>
-      </w:r>
-      <w:proofErr w:type="spellStart"/>
-      <w:r>
-        <w:t>GameScoreController</w:t>
-      </w:r>
-      <w:proofErr w:type="spellEnd"/>
-      <w:r>
-        <w:t xml:space="preserve">, </w:t>
-      </w:r>
-      <w:proofErr w:type="spellStart"/>
-      <w:r>
-        <w:t>SavedScore</w:t>
-      </w:r>
-      <w:proofErr w:type="spellEnd"/>
-      <w:r>
-        <w:t xml:space="preserve">, </w:t>
-      </w:r>
-      <w:proofErr w:type="spellStart"/>
-      <w:r>
-        <w:t>HighScore</w:t>
-      </w:r>
-      <w:proofErr w:type="spellEnd"/>
-      <w:r>
-        <w:t xml:space="preserve">, </w:t>
-      </w:r>
-      <w:proofErr w:type="spellStart"/>
-      <w:r>
-        <w:t>UserStatistics</w:t>
-      </w:r>
-      <w:proofErr w:type="spellEnd"/>
-      <w:r>
-        <w:t xml:space="preserve">, Level, </w:t>
-      </w:r>
-      <w:proofErr w:type="spellStart"/>
-      <w:r>
-        <w:t>LevelService</w:t>
-      </w:r>
-      <w:proofErr w:type="spellEnd"/>
-      <w:r>
-        <w:t>.</w:t>
+        <w:t>Kontrolery / klasy: GameScoreController, SavedScore, HighScore, UserStatistics, Level, LevelService.</w:t>
       </w:r>
     </w:p>
     <w:p>
@@ -7756,15 +5781,7 @@
         <w:t>przeglądarkowej</w:t>
       </w:r>
       <w:r>
-        <w:t xml:space="preserve"> z zapisem wyniku do bazy (</w:t>
-      </w:r>
-      <w:proofErr w:type="spellStart"/>
-      <w:r>
-        <w:t>SavedScore</w:t>
-      </w:r>
-      <w:proofErr w:type="spellEnd"/>
-      <w:r>
-        <w:t>)</w:t>
+        <w:t xml:space="preserve"> z zapisem wyniku do bazy (SavedScore)</w:t>
       </w:r>
     </w:p>
     <w:p>
@@ -7777,6 +5794,7 @@
         <w:spacing w:before="60" w:after="60"/>
       </w:pPr>
       <w:r>
+        <w:lastRenderedPageBreak/>
         <w:t xml:space="preserve">System </w:t>
       </w:r>
       <w:r>
@@ -7824,15 +5842,7 @@
         <w:t>wyników</w:t>
       </w:r>
       <w:r>
-        <w:t xml:space="preserve"> i najlepsze wyniki (</w:t>
-      </w:r>
-      <w:proofErr w:type="spellStart"/>
-      <w:r>
-        <w:t>HighScore</w:t>
-      </w:r>
-      <w:proofErr w:type="spellEnd"/>
-      <w:r>
-        <w:t>)</w:t>
+        <w:t xml:space="preserve"> i najlepsze wyniki (HighScore)</w:t>
       </w:r>
     </w:p>
     <w:p>
@@ -7851,15 +5861,7 @@
         <w:t>średni</w:t>
       </w:r>
       <w:r>
-        <w:t xml:space="preserve"> wynik (</w:t>
-      </w:r>
-      <w:proofErr w:type="spellStart"/>
-      <w:r>
-        <w:t>UserStatistics</w:t>
-      </w:r>
-      <w:proofErr w:type="spellEnd"/>
-      <w:r>
-        <w:t>)</w:t>
+        <w:t xml:space="preserve"> wynik (UserStatistics)</w:t>
       </w:r>
     </w:p>
     <w:p>
@@ -7880,39 +5882,7 @@
         <w:spacing w:before="80" w:after="80"/>
       </w:pPr>
       <w:r>
-        <w:t xml:space="preserve">Kontrolery / klasy: </w:t>
-      </w:r>
-      <w:proofErr w:type="spellStart"/>
-      <w:r>
-        <w:t>ClubController</w:t>
-      </w:r>
-      <w:proofErr w:type="spellEnd"/>
-      <w:r>
-        <w:t xml:space="preserve">, Club, </w:t>
-      </w:r>
-      <w:proofErr w:type="spellStart"/>
-      <w:r>
-        <w:t>ClubMember</w:t>
-      </w:r>
-      <w:proofErr w:type="spellEnd"/>
-      <w:r>
-        <w:t xml:space="preserve">, </w:t>
-      </w:r>
-      <w:proofErr w:type="spellStart"/>
-      <w:r>
-        <w:t>ClubMessage</w:t>
-      </w:r>
-      <w:proofErr w:type="spellEnd"/>
-      <w:r>
-        <w:t xml:space="preserve">, </w:t>
-      </w:r>
-      <w:proofErr w:type="spellStart"/>
-      <w:r>
-        <w:t>ClubViewModels</w:t>
-      </w:r>
-      <w:proofErr w:type="spellEnd"/>
-      <w:r>
-        <w:t>.</w:t>
+        <w:t>Kontrolery / klasy: ClubController, Club, ClubMember, ClubMessage, ClubViewModels.</w:t>
       </w:r>
     </w:p>
     <w:p>
@@ -7970,11 +5940,7 @@
         <w:spacing w:before="60" w:after="60"/>
       </w:pPr>
       <w:r>
-        <w:lastRenderedPageBreak/>
-        <w:t>Dołączanie</w:t>
-      </w:r>
-      <w:r>
-        <w:t xml:space="preserve"> i opuszczanie klubu przez gracza</w:t>
+        <w:t>Dołączanie i opuszczanie klubu przez gracza</w:t>
       </w:r>
     </w:p>
     <w:p>
@@ -8028,24 +5994,7 @@
         <w:spacing w:before="60" w:after="60"/>
       </w:pPr>
       <w:r>
-        <w:t>Zgłaszanie</w:t>
-      </w:r>
-      <w:r>
-        <w:t xml:space="preserve"> </w:t>
-      </w:r>
-      <w:r>
-        <w:t>wiadomości</w:t>
-      </w:r>
-      <w:r>
-        <w:t xml:space="preserve"> do moderacji (</w:t>
-      </w:r>
-      <w:proofErr w:type="spellStart"/>
-      <w:r>
-        <w:t>MessageReport</w:t>
-      </w:r>
-      <w:proofErr w:type="spellEnd"/>
-      <w:r>
-        <w:t>)</w:t>
+        <w:t>Zgłaszanie wiadomości do moderacji (MessageReport)</w:t>
       </w:r>
     </w:p>
     <w:p>
@@ -8058,15 +6007,7 @@
         <w:pStyle w:val="Nagwek2"/>
       </w:pPr>
       <w:r>
-        <w:t xml:space="preserve">4.6  System </w:t>
-      </w:r>
-      <w:proofErr w:type="spellStart"/>
-      <w:r>
-        <w:t>questow</w:t>
-      </w:r>
-      <w:proofErr w:type="spellEnd"/>
-      <w:r>
-        <w:t xml:space="preserve"> i </w:t>
+        <w:t xml:space="preserve">4.6  System questow i </w:t>
       </w:r>
       <w:r>
         <w:t>osiągnieć</w:t>
@@ -8077,47 +6018,7 @@
         <w:spacing w:before="80" w:after="80"/>
       </w:pPr>
       <w:r>
-        <w:t xml:space="preserve">Kontrolery / serwisy: </w:t>
-      </w:r>
-      <w:proofErr w:type="spellStart"/>
-      <w:r>
-        <w:t>QuestController</w:t>
-      </w:r>
-      <w:proofErr w:type="spellEnd"/>
-      <w:r>
-        <w:t xml:space="preserve">, </w:t>
-      </w:r>
-      <w:proofErr w:type="spellStart"/>
-      <w:r>
-        <w:t>QuestService</w:t>
-      </w:r>
-      <w:proofErr w:type="spellEnd"/>
-      <w:r>
-        <w:t xml:space="preserve"> (</w:t>
-      </w:r>
-      <w:proofErr w:type="spellStart"/>
-      <w:r>
-        <w:t>IQuestService</w:t>
-      </w:r>
-      <w:proofErr w:type="spellEnd"/>
-      <w:r>
-        <w:t xml:space="preserve">), </w:t>
-      </w:r>
-      <w:proofErr w:type="spellStart"/>
-      <w:r>
-        <w:t>AchievementService</w:t>
-      </w:r>
-      <w:proofErr w:type="spellEnd"/>
-      <w:r>
-        <w:t xml:space="preserve"> (</w:t>
-      </w:r>
-      <w:proofErr w:type="spellStart"/>
-      <w:r>
-        <w:t>IAchievementService</w:t>
-      </w:r>
-      <w:proofErr w:type="spellEnd"/>
-      <w:r>
-        <w:t>).</w:t>
+        <w:t>Kontrolery / serwisy: QuestController, QuestService (IQuestService), AchievementService (IAchievementService).</w:t>
       </w:r>
     </w:p>
     <w:p>
@@ -8135,24 +6036,7 @@
         <w:spacing w:before="60" w:after="60"/>
       </w:pPr>
       <w:r>
-        <w:t>Przeglądanie</w:t>
-      </w:r>
-      <w:r>
-        <w:t xml:space="preserve"> </w:t>
-      </w:r>
-      <w:r>
-        <w:t>dostępnych</w:t>
-      </w:r>
-      <w:r>
-        <w:t xml:space="preserve"> </w:t>
-      </w:r>
-      <w:proofErr w:type="spellStart"/>
-      <w:r>
-        <w:t>questow</w:t>
-      </w:r>
-      <w:proofErr w:type="spellEnd"/>
-      <w:r>
-        <w:t xml:space="preserve"> z opisem celu i nagrody</w:t>
+        <w:t>Przeglądanie dostępnych questow z opisem celu i nagrody</w:t>
       </w:r>
     </w:p>
     <w:p>
@@ -8177,23 +6061,7 @@
         <w:t>postępu</w:t>
       </w:r>
       <w:r>
-        <w:t xml:space="preserve"> </w:t>
-      </w:r>
-      <w:proofErr w:type="spellStart"/>
-      <w:r>
-        <w:t>questow</w:t>
-      </w:r>
-      <w:proofErr w:type="spellEnd"/>
-      <w:r>
-        <w:t xml:space="preserve"> (</w:t>
-      </w:r>
-      <w:proofErr w:type="spellStart"/>
-      <w:r>
-        <w:t>UserQuestProgress</w:t>
-      </w:r>
-      <w:proofErr w:type="spellEnd"/>
-      <w:r>
-        <w:t>)</w:t>
+        <w:t xml:space="preserve"> questow (UserQuestProgress)</w:t>
       </w:r>
     </w:p>
     <w:p>
@@ -8206,27 +6074,14 @@
         <w:spacing w:before="60" w:after="60"/>
       </w:pPr>
       <w:r>
-        <w:t xml:space="preserve">Automatyczne zaliczenie </w:t>
-      </w:r>
-      <w:proofErr w:type="spellStart"/>
-      <w:r>
-        <w:t>questa</w:t>
-      </w:r>
-      <w:proofErr w:type="spellEnd"/>
-      <w:r>
-        <w:t xml:space="preserve"> po </w:t>
+        <w:t xml:space="preserve">Automatyczne zaliczenie questa po </w:t>
       </w:r>
       <w:r>
         <w:t>spełnieniu</w:t>
       </w:r>
       <w:r>
-        <w:t xml:space="preserve"> warunku przez </w:t>
-      </w:r>
-      <w:proofErr w:type="spellStart"/>
-      <w:r>
-        <w:t>QuestService</w:t>
-      </w:r>
-      <w:proofErr w:type="spellEnd"/>
+        <w:t xml:space="preserve"> warunku przez QuestService</w:t>
+      </w:r>
     </w:p>
     <w:p>
       <w:pPr>
@@ -8250,23 +6105,7 @@
         <w:t>działania</w:t>
       </w:r>
       <w:r>
-        <w:t xml:space="preserve"> w grze (</w:t>
-      </w:r>
-      <w:proofErr w:type="spellStart"/>
-      <w:r>
-        <w:t>AchievementService</w:t>
-      </w:r>
-      <w:proofErr w:type="spellEnd"/>
-      <w:r>
-        <w:t xml:space="preserve">, </w:t>
-      </w:r>
-      <w:proofErr w:type="spellStart"/>
-      <w:r>
-        <w:t>UserAchievement</w:t>
-      </w:r>
-      <w:proofErr w:type="spellEnd"/>
-      <w:r>
-        <w:t>)</w:t>
+        <w:t xml:space="preserve"> w grze (AchievementService, UserAchievement)</w:t>
       </w:r>
     </w:p>
     <w:p>
@@ -8287,31 +6126,7 @@
         <w:spacing w:before="80" w:after="80"/>
       </w:pPr>
       <w:r>
-        <w:t xml:space="preserve">Kontrolery / klasy: </w:t>
-      </w:r>
-      <w:proofErr w:type="spellStart"/>
-      <w:r>
-        <w:t>StatisticsController</w:t>
-      </w:r>
-      <w:proofErr w:type="spellEnd"/>
-      <w:r>
-        <w:t xml:space="preserve">, </w:t>
-      </w:r>
-      <w:proofErr w:type="spellStart"/>
-      <w:r>
-        <w:t>UserStatistics</w:t>
-      </w:r>
-      <w:proofErr w:type="spellEnd"/>
-      <w:r>
-        <w:t xml:space="preserve">, </w:t>
-      </w:r>
-      <w:proofErr w:type="spellStart"/>
-      <w:r>
-        <w:t>HighScore</w:t>
-      </w:r>
-      <w:proofErr w:type="spellEnd"/>
-      <w:r>
-        <w:t>.</w:t>
+        <w:t>Kontrolery / klasy: StatisticsController, UserStatistics, HighScore.</w:t>
       </w:r>
     </w:p>
     <w:p>
@@ -8367,23 +6182,7 @@
         <w:spacing w:before="60" w:after="60"/>
       </w:pPr>
       <w:r>
-        <w:t xml:space="preserve">Dane z </w:t>
-      </w:r>
-      <w:proofErr w:type="spellStart"/>
-      <w:r>
-        <w:t>zewnetrznych</w:t>
-      </w:r>
-      <w:proofErr w:type="spellEnd"/>
-      <w:r>
-        <w:t xml:space="preserve"> API prezentowane w widoku statystyk (</w:t>
-      </w:r>
-      <w:proofErr w:type="spellStart"/>
-      <w:r>
-        <w:t>BrowserService</w:t>
-      </w:r>
-      <w:proofErr w:type="spellEnd"/>
-      <w:r>
-        <w:t>)</w:t>
+        <w:t>Dane z zewnetrznych API prezentowane w widoku statystyk (BrowserService)</w:t>
       </w:r>
     </w:p>
     <w:p>
@@ -8404,47 +6203,7 @@
         <w:spacing w:before="80" w:after="80"/>
       </w:pPr>
       <w:r>
-        <w:t xml:space="preserve">Kontrolery / serwisy: </w:t>
-      </w:r>
-      <w:proofErr w:type="spellStart"/>
-      <w:r>
-        <w:t>ReportController</w:t>
-      </w:r>
-      <w:proofErr w:type="spellEnd"/>
-      <w:r>
-        <w:t xml:space="preserve">, </w:t>
-      </w:r>
-      <w:proofErr w:type="spellStart"/>
-      <w:r>
-        <w:t>ReportsApiController</w:t>
-      </w:r>
-      <w:proofErr w:type="spellEnd"/>
-      <w:r>
-        <w:t xml:space="preserve">, </w:t>
-      </w:r>
-      <w:proofErr w:type="spellStart"/>
-      <w:r>
-        <w:t>ReportService</w:t>
-      </w:r>
-      <w:proofErr w:type="spellEnd"/>
-      <w:r>
-        <w:t xml:space="preserve">, </w:t>
-      </w:r>
-      <w:proofErr w:type="spellStart"/>
-      <w:r>
-        <w:t>ReportManagementService</w:t>
-      </w:r>
-      <w:proofErr w:type="spellEnd"/>
-      <w:r>
-        <w:t xml:space="preserve">, </w:t>
-      </w:r>
-      <w:proofErr w:type="spellStart"/>
-      <w:r>
-        <w:t>IReportService</w:t>
-      </w:r>
-      <w:proofErr w:type="spellEnd"/>
-      <w:r>
-        <w:t>.</w:t>
+        <w:t>Kontrolery / serwisy: ReportController, ReportsApiController, ReportService, ReportManagementService, IReportService.</w:t>
       </w:r>
     </w:p>
     <w:p>
@@ -8462,18 +6221,7 @@
         <w:spacing w:before="60" w:after="60"/>
       </w:pPr>
       <w:r>
-        <w:t>Zgłaszanie</w:t>
-      </w:r>
-      <w:r>
-        <w:t xml:space="preserve"> graczy za nieodpowiednie zachowanie (</w:t>
-      </w:r>
-      <w:proofErr w:type="spellStart"/>
-      <w:r>
-        <w:t>UserReport</w:t>
-      </w:r>
-      <w:proofErr w:type="spellEnd"/>
-      <w:r>
-        <w:t xml:space="preserve"> z opisem)</w:t>
+        <w:t>Zgłaszanie graczy za nieodpowiednie zachowanie (UserReport z opisem)</w:t>
       </w:r>
     </w:p>
     <w:p>
@@ -8486,24 +6234,7 @@
         <w:spacing w:before="60" w:after="60"/>
       </w:pPr>
       <w:r>
-        <w:t>Zgłaszanie</w:t>
-      </w:r>
-      <w:r>
-        <w:t xml:space="preserve"> </w:t>
-      </w:r>
-      <w:r>
-        <w:t>wiadomości</w:t>
-      </w:r>
-      <w:r>
-        <w:t xml:space="preserve"> klubowych (</w:t>
-      </w:r>
-      <w:proofErr w:type="spellStart"/>
-      <w:r>
-        <w:t>MessageReport</w:t>
-      </w:r>
-      <w:proofErr w:type="spellEnd"/>
-      <w:r>
-        <w:t>)</w:t>
+        <w:t>Zgłaszanie wiadomości klubowych (MessageReport)</w:t>
       </w:r>
     </w:p>
     <w:p>
@@ -8538,40 +6269,8 @@
         <w:spacing w:before="60" w:after="60"/>
       </w:pPr>
       <w:r>
-        <w:t>Nakładanie</w:t>
-      </w:r>
-      <w:r>
-        <w:t xml:space="preserve"> kar: </w:t>
-      </w:r>
-      <w:r>
-        <w:t>ostrzeżenie</w:t>
-      </w:r>
-      <w:r>
-        <w:t xml:space="preserve">, </w:t>
-      </w:r>
-      <w:proofErr w:type="spellStart"/>
-      <w:r>
-        <w:t>ban</w:t>
-      </w:r>
-      <w:proofErr w:type="spellEnd"/>
-      <w:r>
-        <w:t xml:space="preserve"> tymczasowy, </w:t>
-      </w:r>
-      <w:proofErr w:type="spellStart"/>
-      <w:r>
-        <w:t>ban</w:t>
-      </w:r>
-      <w:proofErr w:type="spellEnd"/>
-      <w:r>
-        <w:t xml:space="preserve"> permanentny (</w:t>
-      </w:r>
-      <w:proofErr w:type="spellStart"/>
-      <w:r>
-        <w:t>UserPenalty</w:t>
-      </w:r>
-      <w:proofErr w:type="spellEnd"/>
-      <w:r>
-        <w:t>)</w:t>
+        <w:lastRenderedPageBreak/>
+        <w:t>Nakładanie kar: ostrzeżenie, ban tymczasowy, ban permanentny (UserPenalty)</w:t>
       </w:r>
     </w:p>
     <w:p>
@@ -8584,23 +6283,7 @@
         <w:spacing w:before="60" w:after="60"/>
       </w:pPr>
       <w:r>
-        <w:t xml:space="preserve">Automatyczne wygasanie </w:t>
-      </w:r>
-      <w:proofErr w:type="spellStart"/>
-      <w:r>
-        <w:t>banow</w:t>
-      </w:r>
-      <w:proofErr w:type="spellEnd"/>
-      <w:r>
-        <w:t xml:space="preserve"> tymczasowych (</w:t>
-      </w:r>
-      <w:proofErr w:type="spellStart"/>
-      <w:r>
-        <w:t>PenaltyExpirationBackgroundService</w:t>
-      </w:r>
-      <w:proofErr w:type="spellEnd"/>
-      <w:r>
-        <w:t>)</w:t>
+        <w:t>Automatyczne wygasanie banow tymczasowych (PenaltyExpirationBackgroundService)</w:t>
       </w:r>
     </w:p>
     <w:p>
@@ -8640,39 +6323,7 @@
         <w:spacing w:before="80" w:after="80"/>
       </w:pPr>
       <w:r>
-        <w:t xml:space="preserve">Kontrolery / klasy: </w:t>
-      </w:r>
-      <w:proofErr w:type="spellStart"/>
-      <w:r>
-        <w:t>DemoController</w:t>
-      </w:r>
-      <w:proofErr w:type="spellEnd"/>
-      <w:r>
-        <w:t xml:space="preserve">, </w:t>
-      </w:r>
-      <w:proofErr w:type="spellStart"/>
-      <w:r>
-        <w:t>DemoService</w:t>
-      </w:r>
-      <w:proofErr w:type="spellEnd"/>
-      <w:r>
-        <w:t xml:space="preserve">, </w:t>
-      </w:r>
-      <w:proofErr w:type="spellStart"/>
-      <w:r>
-        <w:t>DemoSession</w:t>
-      </w:r>
-      <w:proofErr w:type="spellEnd"/>
-      <w:r>
-        <w:t xml:space="preserve">, </w:t>
-      </w:r>
-      <w:proofErr w:type="spellStart"/>
-      <w:r>
-        <w:t>DemoBlockAttribute</w:t>
-      </w:r>
-      <w:proofErr w:type="spellEnd"/>
-      <w:r>
-        <w:t>.</w:t>
+        <w:t>Kontrolery / klasy: DemoController, DemoService, DemoSession, DemoBlockAttribute.</w:t>
       </w:r>
     </w:p>
     <w:p>
@@ -8690,10 +6341,7 @@
         <w:spacing w:before="60" w:after="60"/>
       </w:pPr>
       <w:r>
-        <w:t>Możliwość</w:t>
-      </w:r>
-      <w:r>
-        <w:t xml:space="preserve"> uruchomienia aplikacji bez rejestracji konta</w:t>
+        <w:t>Możliwość uruchomienia aplikacji bez rejestracji konta</w:t>
       </w:r>
     </w:p>
     <w:p>
@@ -8712,23 +6360,7 @@
         <w:t>dostęp</w:t>
       </w:r>
       <w:r>
-        <w:t xml:space="preserve"> -- akcje oznaczone [</w:t>
-      </w:r>
-      <w:proofErr w:type="spellStart"/>
-      <w:r>
-        <w:t>DemoBlockAttribute</w:t>
-      </w:r>
-      <w:proofErr w:type="spellEnd"/>
-      <w:r>
-        <w:t xml:space="preserve">] </w:t>
-      </w:r>
-      <w:proofErr w:type="spellStart"/>
-      <w:r>
-        <w:t>sa</w:t>
-      </w:r>
-      <w:proofErr w:type="spellEnd"/>
-      <w:r>
-        <w:t xml:space="preserve"> zablokowane</w:t>
+        <w:t xml:space="preserve"> -- akcje oznaczone [DemoBlockAttribute] sa zablokowane</w:t>
       </w:r>
     </w:p>
     <w:p>
@@ -8740,13 +6372,8 @@
         </w:numPr>
         <w:spacing w:before="60" w:after="60"/>
       </w:pPr>
-      <w:proofErr w:type="spellStart"/>
-      <w:r>
-        <w:t>DemoSession</w:t>
-      </w:r>
-      <w:proofErr w:type="spellEnd"/>
-      <w:r>
-        <w:t xml:space="preserve"> przechowuje stan sesji demonstracyjnej w bazie</w:t>
+      <w:r>
+        <w:t>DemoSession przechowuje stan sesji demonstracyjnej w bazie</w:t>
       </w:r>
     </w:p>
     <w:p>
@@ -8773,39 +6400,7 @@
         <w:spacing w:before="80" w:after="80"/>
       </w:pPr>
       <w:r>
-        <w:t xml:space="preserve">Kontrolery / serwisy: </w:t>
-      </w:r>
-      <w:proofErr w:type="spellStart"/>
-      <w:r>
-        <w:t>ReportController</w:t>
-      </w:r>
-      <w:proofErr w:type="spellEnd"/>
-      <w:r>
-        <w:t xml:space="preserve">, </w:t>
-      </w:r>
-      <w:proofErr w:type="spellStart"/>
-      <w:r>
-        <w:t>ReportsApiController</w:t>
-      </w:r>
-      <w:proofErr w:type="spellEnd"/>
-      <w:r>
-        <w:t xml:space="preserve">, </w:t>
-      </w:r>
-      <w:proofErr w:type="spellStart"/>
-      <w:r>
-        <w:t>IReportService</w:t>
-      </w:r>
-      <w:proofErr w:type="spellEnd"/>
-      <w:r>
-        <w:t xml:space="preserve">, </w:t>
-      </w:r>
-      <w:proofErr w:type="spellStart"/>
-      <w:r>
-        <w:t>ReportService</w:t>
-      </w:r>
-      <w:proofErr w:type="spellEnd"/>
-      <w:r>
-        <w:t>.</w:t>
+        <w:t>Kontrolery / serwisy: ReportController, ReportsApiController, IReportService, ReportService.</w:t>
       </w:r>
     </w:p>
     <w:p>
@@ -8836,39 +6431,7 @@
         <w:spacing w:before="60" w:after="60"/>
       </w:pPr>
       <w:r>
-        <w:t xml:space="preserve">Pobieranie wygenerowanego pliku z </w:t>
-      </w:r>
-      <w:proofErr w:type="spellStart"/>
-      <w:r>
-        <w:t>przegladarki</w:t>
-      </w:r>
-      <w:proofErr w:type="spellEnd"/>
-      <w:r>
-        <w:t xml:space="preserve"> (</w:t>
-      </w:r>
-      <w:proofErr w:type="spellStart"/>
-      <w:r>
-        <w:t>FileResult</w:t>
-      </w:r>
-      <w:proofErr w:type="spellEnd"/>
-      <w:r>
-        <w:t>, Content-</w:t>
-      </w:r>
-      <w:proofErr w:type="spellStart"/>
-      <w:r>
-        <w:t>Type</w:t>
-      </w:r>
-      <w:proofErr w:type="spellEnd"/>
-      <w:r>
-        <w:t xml:space="preserve">: </w:t>
-      </w:r>
-      <w:proofErr w:type="spellStart"/>
-      <w:r>
-        <w:t>application</w:t>
-      </w:r>
-      <w:proofErr w:type="spellEnd"/>
-      <w:r>
-        <w:t>/pdf)</w:t>
+        <w:t>Pobieranie wygenerowanego pliku z przegladarki (FileResult, Content-Type: application/pdf)</w:t>
       </w:r>
     </w:p>
     <w:p>
@@ -8881,16 +6444,7 @@
         <w:spacing w:before="60" w:after="60"/>
       </w:pPr>
       <w:r>
-        <w:t>Dostęp</w:t>
-      </w:r>
-      <w:r>
-        <w:t xml:space="preserve"> do generowania raportu </w:t>
-      </w:r>
-      <w:r>
-        <w:t>również</w:t>
-      </w:r>
-      <w:r>
-        <w:t xml:space="preserve"> przez REST API</w:t>
+        <w:t>Dostęp do generowania raportu również przez REST API</w:t>
       </w:r>
     </w:p>
     <w:p>
@@ -8917,31 +6471,7 @@
         <w:spacing w:before="80" w:after="80"/>
       </w:pPr>
       <w:r>
-        <w:t xml:space="preserve">Kontrolery / serwisy: </w:t>
-      </w:r>
-      <w:proofErr w:type="spellStart"/>
-      <w:r>
-        <w:t>ReportsApiController</w:t>
-      </w:r>
-      <w:proofErr w:type="spellEnd"/>
-      <w:r>
-        <w:t xml:space="preserve">, </w:t>
-      </w:r>
-      <w:proofErr w:type="spellStart"/>
-      <w:r>
-        <w:t>BrowserService</w:t>
-      </w:r>
-      <w:proofErr w:type="spellEnd"/>
-      <w:r>
-        <w:t xml:space="preserve">, </w:t>
-      </w:r>
-      <w:proofErr w:type="spellStart"/>
-      <w:r>
-        <w:t>IBrowserService</w:t>
-      </w:r>
-      <w:proofErr w:type="spellEnd"/>
-      <w:r>
-        <w:t>.</w:t>
+        <w:t>Kontrolery / serwisy: ReportsApiController, BrowserService, IBrowserService.</w:t>
       </w:r>
     </w:p>
     <w:p>
@@ -8959,15 +6489,7 @@
         <w:spacing w:before="60" w:after="60"/>
       </w:pPr>
       <w:r>
-        <w:t xml:space="preserve">REST API: </w:t>
-      </w:r>
-      <w:proofErr w:type="spellStart"/>
-      <w:r>
-        <w:t>endpointy</w:t>
-      </w:r>
-      <w:proofErr w:type="spellEnd"/>
-      <w:r>
-        <w:t xml:space="preserve"> GET/POST dla danych </w:t>
+        <w:t xml:space="preserve">REST API: endpointy GET/POST dla danych </w:t>
       </w:r>
       <w:r>
         <w:t>raportów</w:t>
@@ -8986,23 +6508,7 @@
         <w:spacing w:before="60" w:after="60"/>
       </w:pPr>
       <w:r>
-        <w:t xml:space="preserve">Autoryzacja </w:t>
-      </w:r>
-      <w:proofErr w:type="spellStart"/>
-      <w:r>
-        <w:t>dostepu</w:t>
-      </w:r>
-      <w:proofErr w:type="spellEnd"/>
-      <w:r>
-        <w:t xml:space="preserve"> do API przez </w:t>
-      </w:r>
-      <w:proofErr w:type="spellStart"/>
-      <w:r>
-        <w:t>naglowki</w:t>
-      </w:r>
-      <w:proofErr w:type="spellEnd"/>
-      <w:r>
-        <w:t xml:space="preserve"> HTTP</w:t>
+        <w:t>Autoryzacja dostepu do API przez naglowki HTTP</w:t>
       </w:r>
     </w:p>
     <w:p>
@@ -9060,43 +6566,14 @@
         </w:numPr>
         <w:spacing w:before="60" w:after="60"/>
       </w:pPr>
-      <w:proofErr w:type="spellStart"/>
-      <w:r>
-        <w:t>Upload</w:t>
-      </w:r>
-      <w:proofErr w:type="spellEnd"/>
-      <w:r>
-        <w:t xml:space="preserve"> </w:t>
+      <w:r>
+        <w:t xml:space="preserve">Upload </w:t>
       </w:r>
       <w:r>
         <w:t>plików</w:t>
       </w:r>
       <w:r>
-        <w:t xml:space="preserve"> przez formularze HTML (</w:t>
-      </w:r>
-      <w:proofErr w:type="spellStart"/>
-      <w:r>
-        <w:t>IFormFile</w:t>
-      </w:r>
-      <w:proofErr w:type="spellEnd"/>
-      <w:r>
-        <w:t xml:space="preserve">, </w:t>
-      </w:r>
-      <w:proofErr w:type="spellStart"/>
-      <w:r>
-        <w:t>enctype</w:t>
-      </w:r>
-      <w:proofErr w:type="spellEnd"/>
-      <w:r>
-        <w:t xml:space="preserve"> </w:t>
-      </w:r>
-      <w:proofErr w:type="spellStart"/>
-      <w:r>
-        <w:t>multipart</w:t>
-      </w:r>
-      <w:proofErr w:type="spellEnd"/>
-      <w:r>
-        <w:t>/form-data)</w:t>
+        <w:t xml:space="preserve"> przez formularze HTML (IFormFile, enctype multipart/form-data)</w:t>
       </w:r>
     </w:p>
     <w:p>
@@ -9121,47 +6598,7 @@
         <w:t>plików</w:t>
       </w:r>
       <w:r>
-        <w:t xml:space="preserve"> na serwerze (</w:t>
-      </w:r>
-      <w:proofErr w:type="spellStart"/>
-      <w:r>
-        <w:t>wwwroot</w:t>
-      </w:r>
-      <w:proofErr w:type="spellEnd"/>
-      <w:r>
-        <w:t>/</w:t>
-      </w:r>
-      <w:proofErr w:type="spellStart"/>
-      <w:r>
-        <w:t>avatars</w:t>
-      </w:r>
-      <w:proofErr w:type="spellEnd"/>
-      <w:r>
-        <w:t xml:space="preserve">, </w:t>
-      </w:r>
-      <w:proofErr w:type="spellStart"/>
-      <w:r>
-        <w:t>wwwroot</w:t>
-      </w:r>
-      <w:proofErr w:type="spellEnd"/>
-      <w:r>
-        <w:t>/</w:t>
-      </w:r>
-      <w:proofErr w:type="spellStart"/>
-      <w:r>
-        <w:t>images</w:t>
-      </w:r>
-      <w:proofErr w:type="spellEnd"/>
-      <w:r>
-        <w:t>/</w:t>
-      </w:r>
-      <w:proofErr w:type="spellStart"/>
-      <w:r>
-        <w:t>potions</w:t>
-      </w:r>
-      <w:proofErr w:type="spellEnd"/>
-      <w:r>
-        <w:t>)</w:t>
+        <w:t xml:space="preserve"> na serwerze (wwwroot/avatars, wwwroot/images/potions)</w:t>
       </w:r>
     </w:p>
     <w:p>
@@ -9180,13 +6617,8 @@
         <w:t>raportów</w:t>
       </w:r>
       <w:r>
-        <w:t xml:space="preserve"> PDF przez akcje </w:t>
-      </w:r>
-      <w:proofErr w:type="spellStart"/>
-      <w:r>
-        <w:t>Download</w:t>
-      </w:r>
-      <w:proofErr w:type="spellEnd"/>
+        <w:t xml:space="preserve"> PDF przez akcje Download</w:t>
+      </w:r>
     </w:p>
     <w:p>
       <w:pPr>
@@ -9225,15 +6657,7 @@
         </w:pBdr>
       </w:pPr>
       <w:r>
-        <w:t xml:space="preserve">5. Model danych -- </w:t>
-      </w:r>
-      <w:proofErr w:type="spellStart"/>
-      <w:r>
-        <w:t>glowne</w:t>
-      </w:r>
-      <w:proofErr w:type="spellEnd"/>
-      <w:r>
-        <w:t xml:space="preserve"> relacje</w:t>
+        <w:t>5. Model danych -- glowne relacje</w:t>
       </w:r>
     </w:p>
     <w:p>
@@ -9245,19 +6669,9 @@
         </w:numPr>
         <w:spacing w:before="60" w:after="60"/>
       </w:pPr>
-      <w:proofErr w:type="spellStart"/>
-      <w:r>
-        <w:t>UserAccount</w:t>
-      </w:r>
-      <w:proofErr w:type="spellEnd"/>
-      <w:r>
-        <w:t xml:space="preserve"> (1) -- (1) </w:t>
-      </w:r>
-      <w:proofErr w:type="spellStart"/>
-      <w:r>
-        <w:t>UserStatistics</w:t>
-      </w:r>
-      <w:proofErr w:type="spellEnd"/>
+      <w:r>
+        <w:t>UserAccount (1) -- (1) UserStatistics</w:t>
+      </w:r>
     </w:p>
     <w:p>
       <w:pPr>
@@ -9268,19 +6682,10 @@
         </w:numPr>
         <w:spacing w:before="60" w:after="60"/>
       </w:pPr>
-      <w:proofErr w:type="spellStart"/>
-      <w:r>
-        <w:t>UserAccount</w:t>
-      </w:r>
-      <w:proofErr w:type="spellEnd"/>
-      <w:r>
-        <w:t xml:space="preserve"> (1) -- (1) </w:t>
-      </w:r>
-      <w:proofErr w:type="spellStart"/>
-      <w:r>
-        <w:t>CoinWallet</w:t>
-      </w:r>
-      <w:proofErr w:type="spellEnd"/>
+      <w:r>
+        <w:lastRenderedPageBreak/>
+        <w:t>UserAccount (1) -- (1) CoinWallet</w:t>
+      </w:r>
     </w:p>
     <w:p>
       <w:pPr>
@@ -9291,19 +6696,9 @@
         </w:numPr>
         <w:spacing w:before="60" w:after="60"/>
       </w:pPr>
-      <w:proofErr w:type="spellStart"/>
-      <w:r>
-        <w:t>UserAccount</w:t>
-      </w:r>
-      <w:proofErr w:type="spellEnd"/>
-      <w:r>
-        <w:t xml:space="preserve"> (1) -- (N) </w:t>
-      </w:r>
-      <w:proofErr w:type="spellStart"/>
-      <w:r>
-        <w:t>PurchasedWeapon</w:t>
-      </w:r>
-      <w:proofErr w:type="spellEnd"/>
+      <w:r>
+        <w:t>UserAccount (1) -- (N) PurchasedWeapon</w:t>
+      </w:r>
     </w:p>
     <w:p>
       <w:pPr>
@@ -9314,19 +6709,9 @@
         </w:numPr>
         <w:spacing w:before="60" w:after="60"/>
       </w:pPr>
-      <w:proofErr w:type="spellStart"/>
-      <w:r>
-        <w:t>UserAccount</w:t>
-      </w:r>
-      <w:proofErr w:type="spellEnd"/>
-      <w:r>
-        <w:t xml:space="preserve"> (1) -- (N) </w:t>
-      </w:r>
-      <w:proofErr w:type="spellStart"/>
-      <w:r>
-        <w:t>PurchasedPotion</w:t>
-      </w:r>
-      <w:proofErr w:type="spellEnd"/>
+      <w:r>
+        <w:t>UserAccount (1) -- (N) PurchasedPotion</w:t>
+      </w:r>
     </w:p>
     <w:p>
       <w:pPr>
@@ -9337,19 +6722,9 @@
         </w:numPr>
         <w:spacing w:before="60" w:after="60"/>
       </w:pPr>
-      <w:proofErr w:type="spellStart"/>
-      <w:r>
-        <w:t>UserAccount</w:t>
-      </w:r>
-      <w:proofErr w:type="spellEnd"/>
-      <w:r>
-        <w:t xml:space="preserve"> (1) -- (1) </w:t>
-      </w:r>
-      <w:proofErr w:type="spellStart"/>
-      <w:r>
-        <w:t>FavoriteWeapon</w:t>
-      </w:r>
-      <w:proofErr w:type="spellEnd"/>
+      <w:r>
+        <w:t>UserAccount (1) -- (1) FavoriteWeapon</w:t>
+      </w:r>
     </w:p>
     <w:p>
       <w:pPr>
@@ -9360,19 +6735,9 @@
         </w:numPr>
         <w:spacing w:before="60" w:after="60"/>
       </w:pPr>
-      <w:proofErr w:type="spellStart"/>
-      <w:r>
-        <w:t>UserAccount</w:t>
-      </w:r>
-      <w:proofErr w:type="spellEnd"/>
-      <w:r>
-        <w:t xml:space="preserve"> (1) -- (N) </w:t>
-      </w:r>
-      <w:proofErr w:type="spellStart"/>
-      <w:r>
-        <w:t>UserQuestProgress</w:t>
-      </w:r>
-      <w:proofErr w:type="spellEnd"/>
+      <w:r>
+        <w:t>UserAccount (1) -- (N) UserQuestProgress</w:t>
+      </w:r>
     </w:p>
     <w:p>
       <w:pPr>
@@ -9383,19 +6748,9 @@
         </w:numPr>
         <w:spacing w:before="60" w:after="60"/>
       </w:pPr>
-      <w:proofErr w:type="spellStart"/>
-      <w:r>
-        <w:t>UserAccount</w:t>
-      </w:r>
-      <w:proofErr w:type="spellEnd"/>
-      <w:r>
-        <w:t xml:space="preserve"> (1) -- (N) </w:t>
-      </w:r>
-      <w:proofErr w:type="spellStart"/>
-      <w:r>
-        <w:t>UserAchievement</w:t>
-      </w:r>
-      <w:proofErr w:type="spellEnd"/>
+      <w:r>
+        <w:t>UserAccount (1) -- (N) UserAchievement</w:t>
+      </w:r>
     </w:p>
     <w:p>
       <w:pPr>
@@ -9406,19 +6761,9 @@
         </w:numPr>
         <w:spacing w:before="60" w:after="60"/>
       </w:pPr>
-      <w:proofErr w:type="spellStart"/>
-      <w:r>
-        <w:t>UserAccount</w:t>
-      </w:r>
-      <w:proofErr w:type="spellEnd"/>
-      <w:r>
-        <w:t xml:space="preserve"> (1) -- (N) </w:t>
-      </w:r>
-      <w:proofErr w:type="spellStart"/>
-      <w:r>
-        <w:t>SavedScore</w:t>
-      </w:r>
-      <w:proofErr w:type="spellEnd"/>
+      <w:r>
+        <w:t>UserAccount (1) -- (N) SavedScore</w:t>
+      </w:r>
     </w:p>
     <w:p>
       <w:pPr>
@@ -9429,19 +6774,9 @@
         </w:numPr>
         <w:spacing w:before="60" w:after="60"/>
       </w:pPr>
-      <w:proofErr w:type="spellStart"/>
-      <w:r>
-        <w:t>UserAccount</w:t>
-      </w:r>
-      <w:proofErr w:type="spellEnd"/>
-      <w:r>
-        <w:t xml:space="preserve"> (1) -- (N) </w:t>
-      </w:r>
-      <w:proofErr w:type="spellStart"/>
-      <w:r>
-        <w:t>UserPenalty</w:t>
-      </w:r>
-      <w:proofErr w:type="spellEnd"/>
+      <w:r>
+        <w:t>UserAccount (1) -- (N) UserPenalty</w:t>
+      </w:r>
     </w:p>
     <w:p>
       <w:pPr>
@@ -9452,19 +6787,9 @@
         </w:numPr>
         <w:spacing w:before="60" w:after="60"/>
       </w:pPr>
-      <w:proofErr w:type="spellStart"/>
-      <w:r>
-        <w:t>UserAccount</w:t>
-      </w:r>
-      <w:proofErr w:type="spellEnd"/>
-      <w:r>
-        <w:t xml:space="preserve"> (1) -- (N) </w:t>
-      </w:r>
-      <w:proofErr w:type="spellStart"/>
-      <w:r>
-        <w:t>UserReport</w:t>
-      </w:r>
-      <w:proofErr w:type="spellEnd"/>
+      <w:r>
+        <w:t>UserAccount (1) -- (N) UserReport</w:t>
+      </w:r>
     </w:p>
     <w:p>
       <w:pPr>
@@ -9475,19 +6800,9 @@
         </w:numPr>
         <w:spacing w:before="60" w:after="60"/>
       </w:pPr>
-      <w:proofErr w:type="spellStart"/>
-      <w:r>
-        <w:t>UserAccount</w:t>
-      </w:r>
-      <w:proofErr w:type="spellEnd"/>
-      <w:r>
-        <w:t xml:space="preserve"> (1) -- (N) </w:t>
-      </w:r>
-      <w:proofErr w:type="spellStart"/>
-      <w:r>
-        <w:t>DemoSession</w:t>
-      </w:r>
-      <w:proofErr w:type="spellEnd"/>
+      <w:r>
+        <w:t>UserAccount (1) -- (N) DemoSession</w:t>
+      </w:r>
     </w:p>
     <w:p>
       <w:pPr>
@@ -9499,13 +6814,8 @@
         <w:spacing w:before="60" w:after="60"/>
       </w:pPr>
       <w:r>
-        <w:t xml:space="preserve">Club (1) -- (N) </w:t>
-      </w:r>
-      <w:proofErr w:type="spellStart"/>
-      <w:r>
-        <w:t>ClubMember</w:t>
-      </w:r>
-      <w:proofErr w:type="spellEnd"/>
+        <w:t>Club (1) -- (N) ClubMember</w:t>
+      </w:r>
     </w:p>
     <w:p>
       <w:pPr>
@@ -9517,13 +6827,8 @@
         <w:spacing w:before="60" w:after="60"/>
       </w:pPr>
       <w:r>
-        <w:t xml:space="preserve">Club (1) -- (N) </w:t>
-      </w:r>
-      <w:proofErr w:type="spellStart"/>
-      <w:r>
-        <w:t>ClubMessage</w:t>
-      </w:r>
-      <w:proofErr w:type="spellEnd"/>
+        <w:t>Club (1) -- (N) ClubMessage</w:t>
+      </w:r>
     </w:p>
     <w:p>
       <w:pPr>
@@ -9534,20 +6839,9 @@
         </w:numPr>
         <w:spacing w:before="60" w:after="60"/>
       </w:pPr>
-      <w:proofErr w:type="spellStart"/>
-      <w:r>
-        <w:lastRenderedPageBreak/>
-        <w:t>Weapon</w:t>
-      </w:r>
-      <w:proofErr w:type="spellEnd"/>
-      <w:r>
-        <w:t xml:space="preserve"> (1) -- (N) </w:t>
-      </w:r>
-      <w:proofErr w:type="spellStart"/>
-      <w:r>
-        <w:t>WeaponUpgrade</w:t>
-      </w:r>
-      <w:proofErr w:type="spellEnd"/>
+      <w:r>
+        <w:t>Weapon (1) -- (N) WeaponUpgrade</w:t>
+      </w:r>
     </w:p>
     <w:p>
       <w:pPr>
@@ -9558,19 +6852,9 @@
         </w:numPr>
         <w:spacing w:before="60" w:after="60"/>
       </w:pPr>
-      <w:proofErr w:type="spellStart"/>
-      <w:r>
-        <w:t>PurchasedWeapon</w:t>
-      </w:r>
-      <w:proofErr w:type="spellEnd"/>
-      <w:r>
-        <w:t xml:space="preserve"> (1) -- (N) </w:t>
-      </w:r>
-      <w:proofErr w:type="spellStart"/>
-      <w:r>
-        <w:t>PurchasedWeaponUpgrade</w:t>
-      </w:r>
-      <w:proofErr w:type="spellEnd"/>
+      <w:r>
+        <w:t>PurchasedWeapon (1) -- (N) PurchasedWeaponUpgrade</w:t>
+      </w:r>
     </w:p>
     <w:p>
       <w:pPr>
@@ -9582,13 +6866,8 @@
         <w:spacing w:before="60" w:after="60"/>
       </w:pPr>
       <w:r>
-        <w:t xml:space="preserve">Quest (N) -- (1) </w:t>
-      </w:r>
-      <w:proofErr w:type="spellStart"/>
-      <w:r>
-        <w:t>QuestType</w:t>
-      </w:r>
-      <w:proofErr w:type="spellEnd"/>
+        <w:t>Quest (N) -- (1) QuestType</w:t>
+      </w:r>
     </w:p>
     <w:p>
       <w:pPr>
@@ -9599,19 +6878,9 @@
         </w:numPr>
         <w:spacing w:before="60" w:after="60"/>
       </w:pPr>
-      <w:proofErr w:type="spellStart"/>
-      <w:r>
-        <w:t>Achievement</w:t>
-      </w:r>
-      <w:proofErr w:type="spellEnd"/>
-      <w:r>
-        <w:t xml:space="preserve"> (N) -- (1) </w:t>
-      </w:r>
-      <w:proofErr w:type="spellStart"/>
-      <w:r>
-        <w:t>AchievementType</w:t>
-      </w:r>
-      <w:proofErr w:type="spellEnd"/>
+      <w:r>
+        <w:t>Achievement (N) -- (1) AchievementType</w:t>
+      </w:r>
     </w:p>
     <w:p>
       <w:pPr>
@@ -9671,43 +6940,7 @@
         <w:sz w:val="18"/>
         <w:szCs w:val="18"/>
       </w:rPr>
-      <w:t xml:space="preserve">Piotr </w:t>
-    </w:r>
-    <w:proofErr w:type="spellStart"/>
-    <w:r>
-      <w:rPr>
-        <w:color w:val="666666"/>
-        <w:sz w:val="18"/>
-        <w:szCs w:val="18"/>
-      </w:rPr>
-      <w:t>Poletylo</w:t>
-    </w:r>
-    <w:proofErr w:type="spellEnd"/>
-    <w:r>
-      <w:rPr>
-        <w:color w:val="666666"/>
-        <w:sz w:val="18"/>
-        <w:szCs w:val="18"/>
-      </w:rPr>
-      <w:t xml:space="preserve">  |  </w:t>
-    </w:r>
-    <w:proofErr w:type="spellStart"/>
-    <w:r>
-      <w:rPr>
-        <w:color w:val="666666"/>
-        <w:sz w:val="18"/>
-        <w:szCs w:val="18"/>
-      </w:rPr>
-      <w:t>Michal</w:t>
-    </w:r>
-    <w:proofErr w:type="spellEnd"/>
-    <w:r>
-      <w:rPr>
-        <w:color w:val="666666"/>
-        <w:sz w:val="18"/>
-        <w:szCs w:val="18"/>
-      </w:rPr>
-      <w:t xml:space="preserve"> Paczkowski  |  Dawid Malecki    </w:t>
+      <w:t xml:space="preserve">Piotr Poletylo  |  Michal Paczkowski  |  Dawid Malecki    </w:t>
     </w:r>
     <w:r>
       <w:tab/>
@@ -9790,25 +7023,7 @@
         <w:sz w:val="18"/>
         <w:szCs w:val="18"/>
       </w:rPr>
-      <w:t xml:space="preserve">Symulator </w:t>
-    </w:r>
-    <w:proofErr w:type="spellStart"/>
-    <w:r>
-      <w:rPr>
-        <w:color w:val="666666"/>
-        <w:sz w:val="18"/>
-        <w:szCs w:val="18"/>
-      </w:rPr>
-      <w:t>Nozownika</w:t>
-    </w:r>
-    <w:proofErr w:type="spellEnd"/>
-    <w:r>
-      <w:rPr>
-        <w:color w:val="666666"/>
-        <w:sz w:val="18"/>
-        <w:szCs w:val="18"/>
-      </w:rPr>
-      <w:t xml:space="preserve">  --  Dokumentacja Projektu</w:t>
+      <w:t>Symulator Nozownika  --  Dokumentacja Projektu</w:t>
     </w:r>
   </w:p>
 </w:hdr>
@@ -10457,7 +7672,6 @@
   <w:style w:type="character" w:default="1" w:styleId="Domylnaczcionkaakapitu">
     <w:name w:val="Default Paragraph Font"/>
     <w:uiPriority w:val="1"/>
-    <w:semiHidden/>
     <w:unhideWhenUsed/>
   </w:style>
   <w:style w:type="table" w:default="1" w:styleId="Standardowy">
